--- a/SURAT PERNYATAAN DAN PERSETUJUAN KEY PERFORMANCE INDICATOR (KPI) - FIXED.docx
+++ b/SURAT PERNYATAAN DAN PERSETUJUAN KEY PERFORMANCE INDICATOR (KPI) - FIXED.docx
@@ -296,534 +296,329 @@
 <file path=word\document.xml><?xml version="1.0" encoding="utf-8"?>
 <w:document xmlns:wpc="http://schemas.microsoft.com/office/word/2010/wordprocessingCanvas" xmlns:cx="http://schemas.microsoft.com/office/drawing/2014/chartex" xmlns:cx1="http://schemas.microsoft.com/office/drawing/2015/9/8/chartex" xmlns:cx2="http://schemas.microsoft.com/office/drawing/2015/10/21/chartex" xmlns:cx3="http://schemas.microsoft.com/office/drawing/2016/5/9/chartex" xmlns:cx4="http://schemas.microsoft.com/office/drawing/2016/5/10/chartex" xmlns:cx5="http://schemas.microsoft.com/office/drawing/2016/5/11/chartex" xmlns:cx6="http://schemas.microsoft.com/office/drawing/2016/5/12/chartex" xmlns:cx7="http://schemas.microsoft.com/office/drawing/2016/5/13/chartex" xmlns:cx8="http://schemas.microsoft.com/office/drawing/2016/5/14/chartex" xmlns:mc="http://schemas.openxmlformats.org/markup-compatibility/2006" xmlns:aink="http://schemas.microsoft.com/office/drawing/2016/ink" xmlns:am3d="http://schemas.microsoft.com/office/drawing/2017/model3d" xmlns:o="urn:schemas-microsoft-com:office:office" xmlns:oel="http://schemas.microsoft.com/office/2019/extlst" xmlns:r="http://schemas.openxmlformats.org/officeDocument/2006/relationships" xmlns:m="http://schemas.openxmlformats.org/officeDocument/2006/math" xmlns:v="urn:schemas-microsoft-com:vml" xmlns:wp14="http://schemas.microsoft.com/office/word/2010/wordprocessingDrawing" xmlns:wp="http://schemas.openxmlformats.org/drawingml/2006/wordprocessingDrawing" xmlns:w10="urn:schemas-microsoft-com:office:word" xmlns:w="http://schemas.openxmlformats.org/wordprocessingml/2006/main" xmlns:w14="http://schemas.microsoft.com/office/word/2010/wordml" xmlns:w15="http://schemas.microsoft.com/office/word/2012/wordml" xmlns:w16cei="http://schemas.microsoft.com/office/word/2026/wordml/cei" xmlns:w16cex="http://schemas.microsoft.com/office/word/2018/wordml/cex" xmlns:w16cid="http://schemas.microsoft.com/office/word/2016/wordml/cid" xmlns:w16="http://schemas.microsoft.com/office/word/2018/wordml" xmlns:w16du="http://schemas.microsoft.com/office/word/2023/wordml/word16du" xmlns:w16sdtdh="http://schemas.microsoft.com/office/word/2020/wordml/sdtdatahash" xmlns:w16sdtfl="http://schemas.microsoft.com/office/word/2024/wordml/sdtformatlock" xmlns:w16se="http://schemas.microsoft.com/office/word/2015/wordml/symex" xmlns:wpg="http://schemas.microsoft.com/office/word/2010/wordprocessingGroup" xmlns:wpi="http://schemas.microsoft.com/office/word/2010/wordprocessingInk" xmlns:wne="http://schemas.microsoft.com/office/word/2006/wordml" xmlns:wps="http://schemas.microsoft.com/office/word/2010/wordprocessingShape" mc:Ignorable="w14 w15 w16se w16cid w16 w16cex w16sdtdh w16sdtfl w16du wp14">
   <w:body>
-    <w:p>
-      <w:pPr>
-        <w:spacing w:after="0" w:line="360" w:lineRule="exact"/>
-        <w:ind w:right="-46"/>
-        <w:jc w:val="center"/>
-        <w:rPr>
-          <w:rFonts w:ascii="Times New Roman" w:hAnsi="Times New Roman" w:cs="Times New Roman"/>
-          <w:b/>
-          <w:bCs/>
-          <w:color w:val="006600"/>
-          <w:sz w:val="20"/>
-          <w:szCs w:val="20"/>
-        </w:rPr>
-      </w:pPr>
-      <w:r>
-        <w:rPr>
-          <w:rFonts w:ascii="Times New Roman" w:hAnsi="Times New Roman" w:cs="Times New Roman"/>
-          <w:noProof/>
-        </w:rPr>
-        <w:drawing>
-          <wp:anchor distT="0" distB="0" distL="114300" distR="114300" simplePos="0" relativeHeight="251663360" behindDoc="0" locked="0" layoutInCell="1" allowOverlap="1" wp14:anchorId="5B183456" wp14:editId="429F6BEC">
-            <wp:simplePos x="0" y="0"/>
-            <wp:positionH relativeFrom="margin">
-              <wp:align>left</wp:align>
-            </wp:positionH>
-            <wp:positionV relativeFrom="paragraph">
-              <wp:posOffset>-58574</wp:posOffset>
-            </wp:positionV>
-            <wp:extent cx="1326845" cy="885670"/>
-            <wp:effectExtent l="0" t="0" r="6985" b="0"/>
-            <wp:wrapNone/>
-            <wp:docPr id="1088217620" name="Picture 15" descr="A logo with text on it&#10;&#10;AI-generated content may be incorrect."/>
-            <wp:cNvGraphicFramePr>
-              <a:graphicFrameLocks xmlns:a="http://schemas.openxmlformats.org/drawingml/2006/main" noChangeAspect="1"/>
-            </wp:cNvGraphicFramePr>
-            <a:graphic xmlns:a="http://schemas.openxmlformats.org/drawingml/2006/main">
-              <a:graphicData uri="http://schemas.openxmlformats.org/drawingml/2006/picture">
-                <pic:pic xmlns:pic="http://schemas.openxmlformats.org/drawingml/2006/picture">
-                  <pic:nvPicPr>
-                    <pic:cNvPr id="0" name="Picture 15"/>
-                    <pic:cNvPicPr/>
-                  </pic:nvPicPr>
-                  <pic:blipFill>
-                    <a:blip r:embed="rId10">
-                      <a:extLst>
-                        <a:ext uri="{28A0092B-C50C-407E-A947-70E740481C1C}">
-                          <a14:useLocalDpi xmlns:a14="http://schemas.microsoft.com/office/drawing/2010/main" val="0"/>
-                        </a:ext>
-                      </a:extLst>
-                    </a:blip>
-                    <a:srcRect l="6356" t="12024" r="5190" b="24140"/>
-                    <a:stretch>
-                      <a:fillRect/>
-                    </a:stretch>
-                  </pic:blipFill>
-                  <pic:spPr>
-                    <a:xfrm>
-                      <a:off x="0" y="0"/>
-                      <a:ext cx="1326845" cy="885670"/>
-                    </a:xfrm>
-                    <a:prstGeom prst="rect">
-                      <a:avLst/>
-                    </a:prstGeom>
-                  </pic:spPr>
-                </pic:pic>
-              </a:graphicData>
-            </a:graphic>
-            <wp14:sizeRelH relativeFrom="page">
-              <wp14:pctWidth>0</wp14:pctWidth>
-            </wp14:sizeRelH>
-            <wp14:sizeRelV relativeFrom="page">
-              <wp14:pctHeight>0</wp14:pctHeight>
-            </wp14:sizeRelV>
-          </wp:anchor>
-        </w:drawing>
-      </w:r>
-      <w:r>
-        <w:rPr>
-          <w:rFonts w:ascii="Times New Roman" w:hAnsi="Times New Roman" w:cs="Times New Roman"/>
-          <w:b/>
-          <w:bCs/>
-          <w:color w:val="006600"/>
-          <w:sz w:val="20"/>
-          <w:szCs w:val="20"/>
-        </w:rPr>
-        <w:t xml:space="preserve">                               </w:t>
-      </w:r>
-      <w:r>
-        <w:rPr>
-          <w:rFonts w:ascii="Times New Roman" w:hAnsi="Times New Roman" w:cs="Times New Roman"/>
-          <w:b/>
-          <w:bCs/>
-          <w:color w:val="006600"/>
-          <w:sz w:val="20"/>
-          <w:szCs w:val="20"/>
-        </w:rPr>
-        <w:t xml:space="preserve">                                                                              </w:t>
-      </w:r>
-      <w:r>
-        <w:rPr>
-          <w:rFonts w:ascii="Times New Roman" w:hAnsi="Times New Roman" w:cs="Times New Roman"/>
-          <w:b/>
-          <w:bCs/>
-          <w:color w:val="006600"/>
-          <w:sz w:val="20"/>
-          <w:szCs w:val="20"/>
-        </w:rPr>
-        <w:t>Contact Details &amp; Social Media</w:t>
-      </w:r>
-    </w:p>
-    <w:p>
-      <w:pPr>
-        <w:spacing w:after="0" w:line="360" w:lineRule="exact"/>
-        <w:ind w:left="720" w:right="-46" w:hanging="720"/>
-        <w:jc w:val="center"/>
-        <w:rPr>
-          <w:rFonts w:ascii="Times New Roman" w:hAnsi="Times New Roman" w:cs="Times New Roman"/>
-          <w:sz w:val="20"/>
-          <w:szCs w:val="20"/>
-        </w:rPr>
-      </w:pPr>
-      <w:r>
-        <w:rPr>
-          <w:rFonts w:ascii="Times New Roman" w:hAnsi="Times New Roman" w:cs="Times New Roman"/>
-          <w:sz w:val="20"/>
-          <w:szCs w:val="20"/>
-        </w:rPr>
-        <w:t xml:space="preserve">                                                                                           </w:t>
-      </w:r>
-      <w:r>
-        <w:rPr>
-          <w:rFonts w:ascii="Times New Roman" w:hAnsi="Times New Roman" w:cs="Times New Roman"/>
-          <w:sz w:val="20"/>
-          <w:szCs w:val="20"/>
-        </w:rPr>
-        <w:t xml:space="preserve">               </w:t>
-      </w:r>
-      <w:r>
-        <w:rPr>
-          <w:rFonts w:ascii="Times New Roman" w:hAnsi="Times New Roman" w:cs="Times New Roman"/>
-          <w:sz w:val="20"/>
-          <w:szCs w:val="20"/>
-        </w:rPr>
-        <w:t xml:space="preserve"> M: +62</w:t>
-      </w:r>
-      <w:r>
-        <w:rPr>
-          <w:rFonts w:ascii="Times New Roman" w:hAnsi="Times New Roman" w:cs="Times New Roman"/>
-          <w:b/>
-          <w:bCs/>
-          <w:sz w:val="20"/>
-          <w:szCs w:val="20"/>
-        </w:rPr>
-        <w:t xml:space="preserve"> </w:t>
-      </w:r>
-      <w:r>
-        <w:rPr>
-          <w:rFonts w:ascii="Times New Roman" w:hAnsi="Times New Roman" w:cs="Times New Roman"/>
-          <w:sz w:val="20"/>
-          <w:szCs w:val="20"/>
-        </w:rPr>
-        <w:t>857-3966-</w:t>
-      </w:r>
-      <w:proofErr w:type="gramStart"/>
-      <w:r>
-        <w:rPr>
-          <w:rFonts w:ascii="Times New Roman" w:hAnsi="Times New Roman" w:cs="Times New Roman"/>
-          <w:sz w:val="20"/>
-          <w:szCs w:val="20"/>
-        </w:rPr>
-        <w:t xml:space="preserve">0906  </w:t>
-      </w:r>
-      <w:r>
-        <w:t>E</w:t>
-      </w:r>
-      <w:proofErr w:type="gramEnd"/>
-      <w:r>
-        <w:t xml:space="preserve">: </w:t>
-      </w:r>
-      <w:hyperlink r:id="rId11" w:history="1">
-        <w:r>
-          <w:rPr>
-            <w:rStyle w:val="Hyperlink"/>
-            <w:rFonts w:ascii="Times New Roman" w:hAnsi="Times New Roman" w:cs="Times New Roman"/>
-            <w:sz w:val="20"/>
-            <w:szCs w:val="20"/>
-          </w:rPr>
-          <w:t>info@stafflink.pro</w:t>
-        </w:r>
-      </w:hyperlink>
-    </w:p>
-    <w:p>
-      <w:pPr>
-        <w:spacing w:after="0" w:line="360" w:lineRule="exact"/>
-        <w:ind w:right="442"/>
-        <w:rPr>
-          <w:rFonts w:ascii="Times New Roman" w:hAnsi="Times New Roman" w:cs="Times New Roman"/>
-          <w:sz w:val="20"/>
-          <w:szCs w:val="20"/>
-        </w:rPr>
-      </w:pPr>
-      <w:r>
-        <w:t xml:space="preserve">                                                                                                                    </w:t>
-      </w:r>
-      <w:r>
-        <w:t xml:space="preserve">             </w:t>
-      </w:r>
-      <w:proofErr w:type="gramStart"/>
-      <w:r>
-        <w:rPr>
-          <w:rFonts w:ascii="Times New Roman" w:hAnsi="Times New Roman" w:cs="Times New Roman"/>
-          <w:b/>
-          <w:bCs/>
-          <w:color w:val="006600"/>
-          <w:sz w:val="20"/>
-          <w:szCs w:val="20"/>
-        </w:rPr>
-        <w:t>Website :</w:t>
-      </w:r>
-      <w:proofErr w:type="gramEnd"/>
-      <w:r>
-        <w:rPr>
-          <w:rFonts w:ascii="Times New Roman" w:hAnsi="Times New Roman" w:cs="Times New Roman"/>
-          <w:sz w:val="20"/>
-          <w:szCs w:val="20"/>
-        </w:rPr>
-        <w:t xml:space="preserve"> </w:t>
-      </w:r>
-      <w:r>
-        <w:rPr>
-          <w:rFonts w:ascii="Times New Roman" w:hAnsi="Times New Roman" w:cs="Times New Roman"/>
-          <w:sz w:val="20"/>
-          <w:szCs w:val="20"/>
-        </w:rPr>
-        <w:t>www.stafflink.pro</w:t>
-      </w:r>
-    </w:p>
-    <w:p>
-      <w:pPr>
-        <w:spacing w:after="0" w:line="120" w:lineRule="atLeast"/>
-        <w:ind w:left="11" w:right="442" w:hanging="11"/>
-        <w:rPr>
-          <w:rFonts w:ascii="Times New Roman" w:hAnsi="Times New Roman" w:cs="Times New Roman"/>
-          <w:b/>
-          <w:bCs/>
-          <w:color w:val="006600"/>
-          <w:sz w:val="20"/>
-          <w:szCs w:val="20"/>
-        </w:rPr>
-      </w:pPr>
-    </w:p>
-    <w:p>
-      <w:pPr>
-        <w:spacing w:after="0" w:line="120" w:lineRule="atLeast"/>
-        <w:ind w:left="11" w:right="442" w:hanging="11"/>
-        <w:rPr>
-          <w:rFonts w:ascii="Times New Roman" w:hAnsi="Times New Roman" w:cs="Times New Roman"/>
-          <w:b/>
-          <w:bCs/>
-          <w:color w:val="006600"/>
-          <w:sz w:val="20"/>
-          <w:szCs w:val="20"/>
-        </w:rPr>
-      </w:pPr>
-      <w:r>
-        <w:rPr>
-          <w:rFonts w:ascii="Times New Roman" w:hAnsi="Times New Roman" w:cs="Times New Roman"/>
-          <w:b/>
-          <w:bCs/>
-          <w:noProof/>
-          <w:color w:val="006600"/>
-          <w:sz w:val="20"/>
-          <w:szCs w:val="20"/>
-        </w:rPr>
-        <w:drawing>
-          <wp:anchor distT="0" distB="0" distL="114300" distR="114300" simplePos="0" relativeHeight="251666432" behindDoc="0" locked="0" layoutInCell="1" allowOverlap="1" wp14:anchorId="6D265BD7" wp14:editId="3A6772E1">
-            <wp:simplePos x="0" y="0"/>
-            <wp:positionH relativeFrom="column">
-              <wp:posOffset>4346321</wp:posOffset>
-            </wp:positionH>
-            <wp:positionV relativeFrom="paragraph">
-              <wp:posOffset>3429</wp:posOffset>
-            </wp:positionV>
-            <wp:extent cx="332105" cy="387407"/>
-            <wp:effectExtent l="0" t="0" r="0" b="0"/>
-            <wp:wrapNone/>
-            <wp:docPr id="520087298" name="Picture 13" descr="A qr code with a red square&#10;&#10;AI-generated content may be incorrect."/>
-            <wp:cNvGraphicFramePr>
-              <a:graphicFrameLocks xmlns:a="http://schemas.openxmlformats.org/drawingml/2006/main" noChangeAspect="1"/>
-            </wp:cNvGraphicFramePr>
-            <a:graphic xmlns:a="http://schemas.openxmlformats.org/drawingml/2006/main">
-              <a:graphicData uri="http://schemas.openxmlformats.org/drawingml/2006/picture">
-                <pic:pic xmlns:pic="http://schemas.openxmlformats.org/drawingml/2006/picture">
-                  <pic:nvPicPr>
-                    <pic:cNvPr id="520087298" name="Picture 13" descr="A qr code with a red square&#10;&#10;AI-generated content may be incorrect."/>
-                    <pic:cNvPicPr/>
-                  </pic:nvPicPr>
-                  <pic:blipFill>
-                    <a:blip r:embed="rId12" cstate="print">
-                      <a:extLst>
-                        <a:ext uri="{28A0092B-C50C-407E-A947-70E740481C1C}">
-                          <a14:useLocalDpi xmlns:a14="http://schemas.microsoft.com/office/drawing/2010/main" val="0"/>
-                        </a:ext>
-                      </a:extLst>
-                    </a:blip>
-                    <a:stretch>
-                      <a:fillRect/>
-                    </a:stretch>
-                  </pic:blipFill>
-                  <pic:spPr>
-                    <a:xfrm>
-                      <a:off x="0" y="0"/>
-                      <a:ext cx="332105" cy="387407"/>
-                    </a:xfrm>
-                    <a:prstGeom prst="rect">
-                      <a:avLst/>
-                    </a:prstGeom>
-                  </pic:spPr>
-                </pic:pic>
-              </a:graphicData>
-            </a:graphic>
-            <wp14:sizeRelH relativeFrom="margin">
-              <wp14:pctWidth>0</wp14:pctWidth>
-            </wp14:sizeRelH>
-            <wp14:sizeRelV relativeFrom="margin">
-              <wp14:pctHeight>0</wp14:pctHeight>
-            </wp14:sizeRelV>
-          </wp:anchor>
-        </w:drawing>
-      </w:r>
-      <w:r>
-        <w:rPr>
-          <w:rFonts w:ascii="Times New Roman" w:hAnsi="Times New Roman" w:cs="Times New Roman"/>
-          <w:b/>
-          <w:bCs/>
-          <w:noProof/>
-          <w:color w:val="006600"/>
-          <w:sz w:val="20"/>
-          <w:szCs w:val="20"/>
-        </w:rPr>
-        <w:drawing>
-          <wp:anchor distT="0" distB="0" distL="114300" distR="114300" simplePos="0" relativeHeight="251665408" behindDoc="0" locked="0" layoutInCell="1" allowOverlap="1" wp14:anchorId="1748544C" wp14:editId="4CD6AC9E">
-            <wp:simplePos x="0" y="0"/>
-            <wp:positionH relativeFrom="margin">
-              <wp:align>right</wp:align>
-            </wp:positionH>
-            <wp:positionV relativeFrom="paragraph">
-              <wp:posOffset>5080</wp:posOffset>
-            </wp:positionV>
-            <wp:extent cx="326390" cy="381000"/>
-            <wp:effectExtent l="0" t="0" r="0" b="0"/>
-            <wp:wrapNone/>
-            <wp:docPr id="964253985" name="Picture 14" descr="A qr code with a facebook logo&#10;&#10;AI-generated content may be incorrect."/>
-            <wp:cNvGraphicFramePr>
-              <a:graphicFrameLocks xmlns:a="http://schemas.openxmlformats.org/drawingml/2006/main" noChangeAspect="1"/>
-            </wp:cNvGraphicFramePr>
-            <a:graphic xmlns:a="http://schemas.openxmlformats.org/drawingml/2006/main">
-              <a:graphicData uri="http://schemas.openxmlformats.org/drawingml/2006/picture">
-                <pic:pic xmlns:pic="http://schemas.openxmlformats.org/drawingml/2006/picture">
-                  <pic:nvPicPr>
-                    <pic:cNvPr id="1337614322" name="Picture 14" descr="A qr code with a facebook logo&#10;&#10;AI-generated content may be incorrect."/>
-                    <pic:cNvPicPr/>
-                  </pic:nvPicPr>
-                  <pic:blipFill>
-                    <a:blip r:embed="rId13" cstate="print">
-                      <a:extLst>
-                        <a:ext uri="{28A0092B-C50C-407E-A947-70E740481C1C}">
-                          <a14:useLocalDpi xmlns:a14="http://schemas.microsoft.com/office/drawing/2010/main" val="0"/>
-                        </a:ext>
-                      </a:extLst>
-                    </a:blip>
-                    <a:stretch>
-                      <a:fillRect/>
-                    </a:stretch>
-                  </pic:blipFill>
-                  <pic:spPr>
-                    <a:xfrm>
-                      <a:off x="0" y="0"/>
-                      <a:ext cx="326390" cy="381000"/>
-                    </a:xfrm>
-                    <a:prstGeom prst="rect">
-                      <a:avLst/>
-                    </a:prstGeom>
-                  </pic:spPr>
-                </pic:pic>
-              </a:graphicData>
-            </a:graphic>
-            <wp14:sizeRelH relativeFrom="margin">
-              <wp14:pctWidth>0</wp14:pctWidth>
-            </wp14:sizeRelH>
-            <wp14:sizeRelV relativeFrom="margin">
-              <wp14:pctHeight>0</wp14:pctHeight>
-            </wp14:sizeRelV>
-          </wp:anchor>
-        </w:drawing>
-      </w:r>
-      <w:r>
-        <w:rPr>
-          <w:rFonts w:ascii="Times New Roman" w:hAnsi="Times New Roman" w:cs="Times New Roman"/>
-          <w:b/>
-          <w:bCs/>
-          <w:color w:val="006600"/>
-          <w:sz w:val="20"/>
-          <w:szCs w:val="20"/>
-        </w:rPr>
-        <w:t xml:space="preserve">Making Dreams Possible                                                                         </w:t>
-      </w:r>
-      <w:proofErr w:type="gramStart"/>
-      <w:r>
-        <w:rPr>
-          <w:rFonts w:ascii="Times New Roman" w:hAnsi="Times New Roman" w:cs="Times New Roman"/>
-          <w:b/>
-          <w:bCs/>
-          <w:color w:val="006600"/>
-          <w:sz w:val="20"/>
-          <w:szCs w:val="20"/>
-        </w:rPr>
-        <w:t>Instagram :</w:t>
-      </w:r>
-      <w:proofErr w:type="gramEnd"/>
-      <w:r>
-        <w:rPr>
-          <w:rFonts w:ascii="Times New Roman" w:hAnsi="Times New Roman" w:cs="Times New Roman"/>
-          <w:b/>
-          <w:bCs/>
-          <w:color w:val="006600"/>
-          <w:sz w:val="20"/>
-          <w:szCs w:val="20"/>
-        </w:rPr>
-        <w:t xml:space="preserve">  </w:t>
-      </w:r>
-      <w:r>
-        <w:rPr>
-          <w:rFonts w:ascii="Times New Roman" w:hAnsi="Times New Roman" w:cs="Times New Roman"/>
-          <w:b/>
-          <w:bCs/>
-          <w:color w:val="006600"/>
-          <w:sz w:val="20"/>
-          <w:szCs w:val="20"/>
-        </w:rPr>
-        <w:t xml:space="preserve"> </w:t>
-      </w:r>
-      <w:r>
-        <w:rPr>
-          <w:rFonts w:ascii="Times New Roman" w:hAnsi="Times New Roman" w:cs="Times New Roman"/>
-          <w:b/>
-          <w:bCs/>
-          <w:color w:val="006600"/>
-          <w:sz w:val="20"/>
-          <w:szCs w:val="20"/>
-        </w:rPr>
-        <w:t xml:space="preserve">            </w:t>
-      </w:r>
-      <w:proofErr w:type="gramStart"/>
-      <w:r>
-        <w:rPr>
-          <w:rFonts w:ascii="Times New Roman" w:hAnsi="Times New Roman" w:cs="Times New Roman"/>
-          <w:b/>
-          <w:bCs/>
-          <w:color w:val="006600"/>
-          <w:sz w:val="20"/>
-          <w:szCs w:val="20"/>
-        </w:rPr>
-        <w:t>Facebook :</w:t>
-      </w:r>
-      <w:proofErr w:type="gramEnd"/>
-    </w:p>
-    <w:p>
-      <w:pPr>
-        <w:spacing w:after="0" w:line="120" w:lineRule="atLeast"/>
-        <w:ind w:left="11" w:right="442" w:hanging="11"/>
-        <w:rPr>
-          <w:rFonts w:ascii="Times New Roman" w:hAnsi="Times New Roman" w:cs="Times New Roman"/>
-          <w:b/>
-          <w:bCs/>
-          <w:color w:val="006600"/>
-          <w:sz w:val="20"/>
-          <w:szCs w:val="20"/>
-        </w:rPr>
-      </w:pPr>
-      <w:r>
-        <w:rPr>
-          <w:rFonts w:ascii="Times New Roman" w:hAnsi="Times New Roman" w:cs="Times New Roman"/>
-          <w:b/>
-          <w:bCs/>
-          <w:color w:val="006600"/>
-          <w:sz w:val="20"/>
-          <w:szCs w:val="20"/>
-        </w:rPr>
-        <w:t xml:space="preserve">  </w:t>
-      </w:r>
-      <w:r>
-        <w:rPr>
-          <w:rFonts w:ascii="Times New Roman" w:hAnsi="Times New Roman" w:cs="Times New Roman"/>
-          <w:b/>
-          <w:bCs/>
-          <w:color w:val="006600"/>
-          <w:sz w:val="20"/>
-          <w:szCs w:val="20"/>
-        </w:rPr>
-        <w:t>One Person at a Time</w:t>
-      </w:r>
-      <w:r>
-        <w:rPr>
-          <w:rFonts w:ascii="Times New Roman" w:hAnsi="Times New Roman" w:cs="Times New Roman"/>
-          <w:sz w:val="20"/>
-          <w:szCs w:val="20"/>
-        </w:rPr>
-        <w:t xml:space="preserve">                                                                             </w:t>
-      </w:r>
-      <w:r>
-        <w:rPr>
-          <w:rFonts w:ascii="Times New Roman" w:hAnsi="Times New Roman" w:cs="Times New Roman"/>
-          <w:b/>
-          <w:bCs/>
-          <w:color w:val="006600"/>
-          <w:sz w:val="20"/>
-          <w:szCs w:val="20"/>
-        </w:rPr>
-        <w:t xml:space="preserve">  </w:t>
-      </w:r>
-    </w:p>
+    <w:tbl>
+      <w:tblPr>
+        <w:tblW w:w="9700" w:type="dxa"/>
+        <w:tblBorders>
+          <w:top w:val="none" w:sz="0" w:space="0" w:color="auto"/>
+          <w:left w:val="none" w:sz="0" w:space="0" w:color="auto"/>
+          <w:bottom w:val="none" w:sz="0" w:space="0" w:color="auto"/>
+          <w:right w:val="none" w:sz="0" w:space="0" w:color="auto"/>
+          <w:insideH w:val="none" w:sz="0" w:space="0" w:color="auto"/>
+          <w:insideV w:val="none" w:sz="0" w:space="0" w:color="auto"/>
+        </w:tblBorders>
+        <w:tblLayout w:type="fixed"/>
+        <w:tblCellMar>
+          <w:left w:w="0" w:type="dxa"/>
+          <w:right w:w="0" w:type="dxa"/>
+        </w:tblCellMar>
+      </w:tblPr>
+      <w:tblGrid>
+        <w:gridCol w:w="4600"/>
+        <w:gridCol w:w="5100"/>
+      </w:tblGrid>
+      <w:tr>
+        <w:trPr>
+          <w:cantSplit/>
+        </w:trPr>
+        <w:tc>
+          <w:tcPr>
+            <w:tcW w:w="4600" w:type="dxa"/>
+            <w:vAlign w:val="top"/>
+          </w:tcPr>
+          <w:p>
+            <w:pPr>
+              <w:spacing w:after="60"/>
+            </w:pPr>
+            <w:r>
+              <w:rPr>
+                <w:noProof/>
+              </w:rPr>
+              <w:drawing>
+                <wp:inline distT="0" distB="0" distL="0" distR="0">
+                  <wp:extent cx="1397000" cy="932180"/>
+                  <wp:effectExtent l="0" t="0" r="0" b="0"/>
+                  <wp:docPr id="9001" name="Logo"/>
+                  <wp:cNvGraphicFramePr>
+                    <a:graphicFrameLocks xmlns:a="http://schemas.openxmlformats.org/drawingml/2006/main" noChangeAspect="1"/>
+                  </wp:cNvGraphicFramePr>
+                  <a:graphic xmlns:a="http://schemas.openxmlformats.org/drawingml/2006/main">
+                    <a:graphicData uri="http://schemas.openxmlformats.org/drawingml/2006/picture">
+                      <pic:pic xmlns:pic="http://schemas.openxmlformats.org/drawingml/2006/picture">
+                        <pic:nvPicPr>
+                          <pic:cNvPr id="9001" name="Logo"/>
+                          <pic:cNvPicPr/>
+                        </pic:nvPicPr>
+                        <pic:blipFill>
+                          <a:blip r:embed="rId10"/>
+                          <a:srcRect l="6356" t="12024" r="5190" b="24140"/>
+                          <a:stretch>
+                            <a:fillRect/>
+                          </a:stretch>
+                        </pic:blipFill>
+                        <pic:spPr>
+                          <a:xfrm>
+                            <a:off x="0" y="0"/>
+                            <a:ext cx="1397000" cy="932180"/>
+                          </a:xfrm>
+                          <a:prstGeom prst="rect">
+                            <a:avLst/>
+                          </a:prstGeom>
+                        </pic:spPr>
+                      </pic:pic>
+                    </a:graphicData>
+                  </a:graphic>
+                </wp:inline>
+              </w:drawing>
+            </w:r>
+          </w:p>
+          <w:p>
+            <w:pPr>
+              <w:spacing w:after="0"/>
+            </w:pPr>
+            <w:r>
+              <w:rPr>
+                <w:b/>
+                <w:bCs/>
+                <w:i/>
+                <w:iCs/>
+                <w:color w:val="1A6B30"/>
+                <w:sz w:val="20"/>
+                <w:szCs w:val="20"/>
+              </w:rPr>
+              <w:t>Making Dreams Possible</w:t>
+            </w:r>
+          </w:p>
+          <w:p>
+            <w:pPr>
+              <w:spacing w:after="0"/>
+            </w:pPr>
+            <w:r>
+              <w:rPr>
+                <w:b/>
+                <w:bCs/>
+                <w:i/>
+                <w:iCs/>
+                <w:color w:val="1A6B30"/>
+                <w:sz w:val="20"/>
+                <w:szCs w:val="20"/>
+              </w:rPr>
+              <w:t>One Person at a Time</w:t>
+            </w:r>
+          </w:p>
+        </w:tc>
+        <w:tc>
+          <w:tcPr>
+            <w:tcW w:w="5100" w:type="dxa"/>
+            <w:vAlign w:val="top"/>
+          </w:tcPr>
+          <w:p>
+            <w:pPr>
+              <w:jc w:val="center"/>
+              <w:spacing w:after="60"/>
+            </w:pPr>
+            <w:r>
+              <w:rPr>
+                <w:b/>
+                <w:bCs/>
+                <w:color w:val="1A6B30"/>
+                <w:sz w:val="22"/>
+                <w:szCs w:val="22"/>
+              </w:rPr>
+              <w:t>Contact Details &amp; Social Media</w:t>
+            </w:r>
+          </w:p>
+          <w:p>
+            <w:pPr>
+              <w:jc w:val="center"/>
+              <w:spacing w:after="20"/>
+            </w:pPr>
+            <w:r>
+              <w:rPr>
+                <w:b/>
+                <w:bCs/>
+                <w:sz w:val="18"/>
+                <w:szCs w:val="18"/>
+              </w:rPr>
+              <w:t xml:space="preserve">M: </w:t>
+            </w:r>
+            <w:r>
+              <w:rPr>
+                <w:sz w:val="18"/>
+                <w:szCs w:val="18"/>
+              </w:rPr>
+              <w:t>+62 857-3966-0906</w:t>
+            </w:r>
+          </w:p>
+          <w:p>
+            <w:pPr>
+              <w:jc w:val="center"/>
+              <w:spacing w:after="20"/>
+            </w:pPr>
+            <w:r>
+              <w:rPr>
+                <w:b/>
+                <w:bCs/>
+                <w:sz w:val="18"/>
+                <w:szCs w:val="18"/>
+              </w:rPr>
+              <w:t xml:space="preserve">E: </w:t>
+            </w:r>
+            <w:hyperlink r:id="rId11" w:history="1">
+              <w:r>
+                <w:rPr>
+                  <w:rStyle w:val="Hyperlink"/>
+                  <w:sz w:val="18"/>
+                  <w:szCs w:val="18"/>
+                </w:rPr>
+                <w:t>info@stafflink.pro</w:t>
+              </w:r>
+            </w:hyperlink>
+          </w:p>
+          <w:p>
+            <w:pPr>
+              <w:jc w:val="center"/>
+              <w:spacing w:after="120"/>
+            </w:pPr>
+            <w:r>
+              <w:rPr>
+                <w:b/>
+                <w:bCs/>
+                <w:sz w:val="18"/>
+                <w:szCs w:val="18"/>
+              </w:rPr>
+              <w:t xml:space="preserve">Website: </w:t>
+            </w:r>
+            <w:r>
+              <w:rPr>
+                <w:sz w:val="18"/>
+                <w:szCs w:val="18"/>
+              </w:rPr>
+              <w:t>www.stafflink.pro</w:t>
+            </w:r>
+          </w:p>
+          <w:p>
+            <w:pPr>
+              <w:jc w:val="center"/>
+              <w:spacing w:after="0"/>
+            </w:pPr>
+            <w:r>
+              <w:rPr>
+                <w:b/>
+                <w:bCs/>
+                <w:color w:val="1A6B30"/>
+                <w:sz w:val="17"/>
+                <w:szCs w:val="17"/>
+              </w:rPr>
+              <w:t xml:space="preserve">Instagram: </w:t>
+            </w:r>
+            <w:r>
+              <w:rPr>
+                <w:noProof/>
+              </w:rPr>
+              <w:drawing>
+                <wp:inline distT="0" distB="0" distL="0" distR="0">
+                  <wp:extent cx="332105" cy="387407"/>
+                  <wp:effectExtent l="0" t="0" r="0" b="0"/>
+                  <wp:docPr id="9002" name="IG QR"/>
+                  <wp:cNvGraphicFramePr>
+                    <a:graphicFrameLocks xmlns:a="http://schemas.openxmlformats.org/drawingml/2006/main" noChangeAspect="1"/>
+                  </wp:cNvGraphicFramePr>
+                  <a:graphic xmlns:a="http://schemas.openxmlformats.org/drawingml/2006/main">
+                    <a:graphicData uri="http://schemas.openxmlformats.org/drawingml/2006/picture">
+                      <pic:pic xmlns:pic="http://schemas.openxmlformats.org/drawingml/2006/picture">
+                        <pic:nvPicPr>
+                          <pic:cNvPr id="9002" name="IG QR"/>
+                          <pic:cNvPicPr/>
+                        </pic:nvPicPr>
+                        <pic:blipFill>
+                          <a:blip r:embed="rId12"/>
+                          <a:stretch>
+                            <a:fillRect/>
+                          </a:stretch>
+                        </pic:blipFill>
+                        <pic:spPr>
+                          <a:xfrm>
+                            <a:off x="0" y="0"/>
+                            <a:ext cx="332105" cy="387407"/>
+                          </a:xfrm>
+                          <a:prstGeom prst="rect">
+                            <a:avLst/>
+                          </a:prstGeom>
+                        </pic:spPr>
+                      </pic:pic>
+                    </a:graphicData>
+                  </a:graphic>
+                </wp:inline>
+              </w:drawing>
+            </w:r>
+            <w:r>
+              <w:rPr>
+                <w:sz w:val="17"/>
+                <w:szCs w:val="17"/>
+              </w:rPr>
+              <w:t xml:space="preserve">    </w:t>
+            </w:r>
+            <w:r>
+              <w:rPr>
+                <w:b/>
+                <w:bCs/>
+                <w:color w:val="1A6B30"/>
+                <w:sz w:val="17"/>
+                <w:szCs w:val="17"/>
+              </w:rPr>
+              <w:t xml:space="preserve">Facebook: </w:t>
+            </w:r>
+            <w:r>
+              <w:rPr>
+                <w:noProof/>
+              </w:rPr>
+              <w:drawing>
+                <wp:inline distT="0" distB="0" distL="0" distR="0">
+                  <wp:extent cx="326390" cy="381000"/>
+                  <wp:effectExtent l="0" t="0" r="0" b="0"/>
+                  <wp:docPr id="9003" name="FB QR"/>
+                  <wp:cNvGraphicFramePr>
+                    <a:graphicFrameLocks xmlns:a="http://schemas.openxmlformats.org/drawingml/2006/main" noChangeAspect="1"/>
+                  </wp:cNvGraphicFramePr>
+                  <a:graphic xmlns:a="http://schemas.openxmlformats.org/drawingml/2006/main">
+                    <a:graphicData uri="http://schemas.openxmlformats.org/drawingml/2006/picture">
+                      <pic:pic xmlns:pic="http://schemas.openxmlformats.org/drawingml/2006/picture">
+                        <pic:nvPicPr>
+                          <pic:cNvPr id="9003" name="FB QR"/>
+                          <pic:cNvPicPr/>
+                        </pic:nvPicPr>
+                        <pic:blipFill>
+                          <a:blip r:embed="rId13"/>
+                          <a:stretch>
+                            <a:fillRect/>
+                          </a:stretch>
+                        </pic:blipFill>
+                        <pic:spPr>
+                          <a:xfrm>
+                            <a:off x="0" y="0"/>
+                            <a:ext cx="326390" cy="381000"/>
+                          </a:xfrm>
+                          <a:prstGeom prst="rect">
+                            <a:avLst/>
+                          </a:prstGeom>
+                        </pic:spPr>
+                      </pic:pic>
+                    </a:graphicData>
+                  </a:graphic>
+                </wp:inline>
+              </w:drawing>
+            </w:r>
+          </w:p>
+        </w:tc>
+      </w:tr>
+    </w:tbl>
     <w:p>
       <w:pPr>
         <w:spacing w:after="20"/>
         <w:jc w:val="center"/>
         <w:rPr>
-          <w:rFonts w:ascii="Calibri" w:eastAsia="Calibri" w:hAnsi="Calibri" w:cs="Calibri"/>
+          <w:rFonts w:ascii="Palatino Linotype" w:eastAsia="Palatino Linotype" w:hAnsi="Palatino Linotype" w:cs="Palatino Linotype"/>
           <w:b/>
           <w:bCs/>
           <w:sz w:val="25"/>
@@ -832,7 +627,7 @@
       </w:pPr>
       <w:r>
         <w:rPr>
-          <w:rFonts w:ascii="Times New Roman" w:hAnsi="Times New Roman" w:cs="Times New Roman"/>
+          <w:rFonts w:ascii="Palatino Linotype" w:hAnsi="Palatino Linotype" w:cs="Palatino Linotype"/>
           <w:noProof/>
         </w:rPr>
         <mc:AlternateContent>
@@ -1406,7 +1201,7 @@
       </w:r>
       <w:r>
         <w:rPr>
-          <w:rFonts w:ascii="Calibri" w:eastAsia="Calibri" w:hAnsi="Calibri" w:cs="Calibri"/>
+          <w:rFonts w:ascii="Palatino Linotype" w:eastAsia="Palatino Linotype" w:hAnsi="Palatino Linotype" w:cs="Palatino Linotype"/>
           <w:b/>
           <w:bCs/>
           <w:sz w:val="25"/>
@@ -1420,7 +1215,7 @@
         <w:spacing w:after="20"/>
         <w:jc w:val="center"/>
         <w:rPr>
-          <w:rFonts w:ascii="Calibri" w:eastAsia="Calibri" w:hAnsi="Calibri" w:cs="Calibri"/>
+          <w:rFonts w:ascii="Palatino Linotype" w:eastAsia="Palatino Linotype" w:hAnsi="Palatino Linotype" w:cs="Palatino Linotype"/>
           <w:b/>
           <w:bCs/>
           <w:sz w:val="25"/>
@@ -1435,7 +1230,7 @@
       </w:pPr>
       <w:r>
         <w:rPr>
-          <w:rFonts w:ascii="Calibri" w:eastAsia="Calibri" w:hAnsi="Calibri" w:cs="Calibri"/>
+          <w:rFonts w:ascii="Palatino Linotype" w:eastAsia="Palatino Linotype" w:hAnsi="Palatino Linotype" w:cs="Palatino Linotype"/>
           <w:b/>
           <w:bCs/>
           <w:sz w:val="25"/>
@@ -1451,7 +1246,7 @@
       </w:pPr>
       <w:r>
         <w:rPr>
-          <w:rFonts w:ascii="Calibri" w:eastAsia="Calibri" w:hAnsi="Calibri" w:cs="Calibri"/>
+          <w:rFonts w:ascii="Palatino Linotype" w:eastAsia="Palatino Linotype" w:hAnsi="Palatino Linotype" w:cs="Palatino Linotype"/>
           <w:b/>
           <w:bCs/>
           <w:i/>
@@ -1470,7 +1265,7 @@
       </w:pPr>
       <w:r>
         <w:rPr>
-          <w:rFonts w:ascii="Calibri" w:eastAsia="Calibri" w:hAnsi="Calibri" w:cs="Calibri"/>
+          <w:rFonts w:ascii="Palatino Linotype" w:eastAsia="Palatino Linotype" w:hAnsi="Palatino Linotype" w:cs="Palatino Linotype"/>
           <w:color w:val="595959"/>
           <w:sz w:val="19"/>
           <w:szCs w:val="19"/>
@@ -1480,7 +1275,7 @@
       <w:proofErr w:type="spellStart"/>
       <w:r>
         <w:rPr>
-          <w:rFonts w:ascii="Calibri" w:eastAsia="Calibri" w:hAnsi="Calibri" w:cs="Calibri"/>
+          <w:rFonts w:ascii="Palatino Linotype" w:eastAsia="Palatino Linotype" w:hAnsi="Palatino Linotype" w:cs="Palatino Linotype"/>
           <w:color w:val="595959"/>
           <w:sz w:val="19"/>
           <w:szCs w:val="19"/>
@@ -1490,7 +1285,7 @@
       <w:proofErr w:type="spellEnd"/>
       <w:r>
         <w:rPr>
-          <w:rFonts w:ascii="Calibri" w:eastAsia="Calibri" w:hAnsi="Calibri" w:cs="Calibri"/>
+          <w:rFonts w:ascii="Palatino Linotype" w:eastAsia="Palatino Linotype" w:hAnsi="Palatino Linotype" w:cs="Palatino Linotype"/>
           <w:color w:val="595959"/>
           <w:sz w:val="19"/>
           <w:szCs w:val="19"/>
@@ -1555,7 +1350,7 @@
             </w:pPr>
             <w:r>
               <w:rPr>
-                <w:rFonts w:ascii="Calibri" w:eastAsia="Calibri" w:hAnsi="Calibri" w:cs="Calibri"/>
+                <w:rFonts w:ascii="Palatino Linotype" w:eastAsia="Palatino Linotype" w:hAnsi="Palatino Linotype" w:cs="Palatino Linotype"/>
                 <w:sz w:val="21"/>
                 <w:szCs w:val="21"/>
               </w:rPr>
@@ -1564,7 +1359,7 @@
             <w:proofErr w:type="spellStart"/>
             <w:r>
               <w:rPr>
-                <w:rFonts w:ascii="Calibri" w:eastAsia="Calibri" w:hAnsi="Calibri" w:cs="Calibri"/>
+                <w:rFonts w:ascii="Palatino Linotype" w:eastAsia="Palatino Linotype" w:hAnsi="Palatino Linotype" w:cs="Palatino Linotype"/>
                 <w:sz w:val="21"/>
                 <w:szCs w:val="21"/>
               </w:rPr>
@@ -1573,7 +1368,7 @@
             <w:proofErr w:type="spellEnd"/>
             <w:r>
               <w:rPr>
-                <w:rFonts w:ascii="Calibri" w:eastAsia="Calibri" w:hAnsi="Calibri" w:cs="Calibri"/>
+                <w:rFonts w:ascii="Palatino Linotype" w:eastAsia="Palatino Linotype" w:hAnsi="Palatino Linotype" w:cs="Palatino Linotype"/>
                 <w:sz w:val="21"/>
                 <w:szCs w:val="21"/>
               </w:rPr>
@@ -1582,7 +1377,7 @@
             <w:proofErr w:type="spellStart"/>
             <w:r>
               <w:rPr>
-                <w:rFonts w:ascii="Calibri" w:eastAsia="Calibri" w:hAnsi="Calibri" w:cs="Calibri"/>
+                <w:rFonts w:ascii="Palatino Linotype" w:eastAsia="Palatino Linotype" w:hAnsi="Palatino Linotype" w:cs="Palatino Linotype"/>
                 <w:sz w:val="21"/>
                 <w:szCs w:val="21"/>
               </w:rPr>
@@ -1591,7 +1386,7 @@
             <w:proofErr w:type="spellEnd"/>
             <w:r>
               <w:rPr>
-                <w:rFonts w:ascii="Calibri" w:eastAsia="Calibri" w:hAnsi="Calibri" w:cs="Calibri"/>
+                <w:rFonts w:ascii="Palatino Linotype" w:eastAsia="Palatino Linotype" w:hAnsi="Palatino Linotype" w:cs="Palatino Linotype"/>
                 <w:sz w:val="21"/>
                 <w:szCs w:val="21"/>
               </w:rPr>
@@ -1600,7 +1395,7 @@
             <w:proofErr w:type="spellStart"/>
             <w:r>
               <w:rPr>
-                <w:rFonts w:ascii="Calibri" w:eastAsia="Calibri" w:hAnsi="Calibri" w:cs="Calibri"/>
+                <w:rFonts w:ascii="Palatino Linotype" w:eastAsia="Palatino Linotype" w:hAnsi="Palatino Linotype" w:cs="Palatino Linotype"/>
                 <w:sz w:val="21"/>
                 <w:szCs w:val="21"/>
               </w:rPr>
@@ -1609,7 +1404,7 @@
             <w:proofErr w:type="spellEnd"/>
             <w:r>
               <w:rPr>
-                <w:rFonts w:ascii="Calibri" w:eastAsia="Calibri" w:hAnsi="Calibri" w:cs="Calibri"/>
+                <w:rFonts w:ascii="Palatino Linotype" w:eastAsia="Palatino Linotype" w:hAnsi="Palatino Linotype" w:cs="Palatino Linotype"/>
                 <w:sz w:val="21"/>
                 <w:szCs w:val="21"/>
               </w:rPr>
@@ -1618,7 +1413,7 @@
             <w:proofErr w:type="spellStart"/>
             <w:r>
               <w:rPr>
-                <w:rFonts w:ascii="Calibri" w:eastAsia="Calibri" w:hAnsi="Calibri" w:cs="Calibri"/>
+                <w:rFonts w:ascii="Palatino Linotype" w:eastAsia="Palatino Linotype" w:hAnsi="Palatino Linotype" w:cs="Palatino Linotype"/>
                 <w:sz w:val="21"/>
                 <w:szCs w:val="21"/>
               </w:rPr>
@@ -1627,7 +1422,7 @@
             <w:proofErr w:type="spellEnd"/>
             <w:r>
               <w:rPr>
-                <w:rFonts w:ascii="Calibri" w:eastAsia="Calibri" w:hAnsi="Calibri" w:cs="Calibri"/>
+                <w:rFonts w:ascii="Palatino Linotype" w:eastAsia="Palatino Linotype" w:hAnsi="Palatino Linotype" w:cs="Palatino Linotype"/>
                 <w:sz w:val="21"/>
                 <w:szCs w:val="21"/>
               </w:rPr>
@@ -1658,7 +1453,7 @@
             </w:pPr>
             <w:r>
               <w:rPr>
-                <w:rFonts w:ascii="Calibri" w:eastAsia="Calibri" w:hAnsi="Calibri" w:cs="Calibri"/>
+                <w:rFonts w:ascii="Palatino Linotype" w:eastAsia="Palatino Linotype" w:hAnsi="Palatino Linotype" w:cs="Palatino Linotype"/>
                 <w:i/>
                 <w:iCs/>
                 <w:color w:val="595959"/>
@@ -1696,7 +1491,7 @@
             </w:pPr>
             <w:r>
               <w:rPr>
-                <w:rFonts w:ascii="Calibri" w:eastAsia="Calibri" w:hAnsi="Calibri" w:cs="Calibri"/>
+                <w:rFonts w:ascii="Palatino Linotype" w:eastAsia="Palatino Linotype" w:hAnsi="Palatino Linotype" w:cs="Palatino Linotype"/>
                 <w:b/>
                 <w:bCs/>
                 <w:sz w:val="21"/>
@@ -1722,7 +1517,7 @@
             </w:pPr>
             <w:r>
               <w:rPr>
-                <w:rFonts w:ascii="Calibri" w:eastAsia="Calibri" w:hAnsi="Calibri" w:cs="Calibri"/>
+                <w:rFonts w:ascii="Palatino Linotype" w:eastAsia="Palatino Linotype" w:hAnsi="Palatino Linotype" w:cs="Palatino Linotype"/>
                 <w:sz w:val="21"/>
                 <w:szCs w:val="21"/>
               </w:rPr>
@@ -1748,7 +1543,7 @@
             <w:proofErr w:type="spellStart"/>
             <w:r>
               <w:rPr>
-                <w:rFonts w:ascii="Calibri" w:eastAsia="Calibri" w:hAnsi="Calibri" w:cs="Calibri"/>
+                <w:rFonts w:ascii="Palatino Linotype" w:eastAsia="Palatino Linotype" w:hAnsi="Palatino Linotype" w:cs="Palatino Linotype"/>
                 <w:sz w:val="21"/>
                 <w:szCs w:val="21"/>
               </w:rPr>
@@ -1757,7 +1552,7 @@
             <w:proofErr w:type="spellEnd"/>
             <w:r>
               <w:rPr>
-                <w:rFonts w:ascii="Calibri" w:eastAsia="Calibri" w:hAnsi="Calibri" w:cs="Calibri"/>
+                <w:rFonts w:ascii="Palatino Linotype" w:eastAsia="Palatino Linotype" w:hAnsi="Palatino Linotype" w:cs="Palatino Linotype"/>
                 <w:sz w:val="21"/>
                 <w:szCs w:val="21"/>
               </w:rPr>
@@ -1793,7 +1588,7 @@
             <w:proofErr w:type="spellStart"/>
             <w:r>
               <w:rPr>
-                <w:rFonts w:ascii="Calibri" w:eastAsia="Calibri" w:hAnsi="Calibri" w:cs="Calibri"/>
+                <w:rFonts w:ascii="Palatino Linotype" w:eastAsia="Palatino Linotype" w:hAnsi="Palatino Linotype" w:cs="Palatino Linotype"/>
                 <w:b/>
                 <w:bCs/>
                 <w:sz w:val="21"/>
@@ -1804,7 +1599,7 @@
             <w:proofErr w:type="spellEnd"/>
             <w:r>
               <w:rPr>
-                <w:rFonts w:ascii="Calibri" w:eastAsia="Calibri" w:hAnsi="Calibri" w:cs="Calibri"/>
+                <w:rFonts w:ascii="Palatino Linotype" w:eastAsia="Palatino Linotype" w:hAnsi="Palatino Linotype" w:cs="Palatino Linotype"/>
                 <w:b/>
                 <w:bCs/>
                 <w:sz w:val="21"/>
@@ -1830,7 +1625,7 @@
             </w:pPr>
             <w:r>
               <w:rPr>
-                <w:rFonts w:ascii="Calibri" w:eastAsia="Calibri" w:hAnsi="Calibri" w:cs="Calibri"/>
+                <w:rFonts w:ascii="Palatino Linotype" w:eastAsia="Palatino Linotype" w:hAnsi="Palatino Linotype" w:cs="Palatino Linotype"/>
                 <w:sz w:val="21"/>
                 <w:szCs w:val="21"/>
               </w:rPr>
@@ -1855,7 +1650,7 @@
             </w:pPr>
             <w:r>
               <w:rPr>
-                <w:rFonts w:ascii="Calibri" w:eastAsia="Calibri" w:hAnsi="Calibri" w:cs="Calibri"/>
+                <w:rFonts w:ascii="Palatino Linotype" w:eastAsia="Palatino Linotype" w:hAnsi="Palatino Linotype" w:cs="Palatino Linotype"/>
                 <w:sz w:val="21"/>
                 <w:szCs w:val="21"/>
               </w:rPr>
@@ -1891,7 +1686,7 @@
             <w:proofErr w:type="spellStart"/>
             <w:r>
               <w:rPr>
-                <w:rFonts w:ascii="Calibri" w:eastAsia="Calibri" w:hAnsi="Calibri" w:cs="Calibri"/>
+                <w:rFonts w:ascii="Palatino Linotype" w:eastAsia="Palatino Linotype" w:hAnsi="Palatino Linotype" w:cs="Palatino Linotype"/>
                 <w:b/>
                 <w:bCs/>
                 <w:sz w:val="21"/>
@@ -1902,7 +1697,7 @@
             <w:proofErr w:type="spellEnd"/>
             <w:r>
               <w:rPr>
-                <w:rFonts w:ascii="Calibri" w:eastAsia="Calibri" w:hAnsi="Calibri" w:cs="Calibri"/>
+                <w:rFonts w:ascii="Palatino Linotype" w:eastAsia="Palatino Linotype" w:hAnsi="Palatino Linotype" w:cs="Palatino Linotype"/>
                 <w:b/>
                 <w:bCs/>
                 <w:sz w:val="21"/>
@@ -1928,7 +1723,7 @@
             </w:pPr>
             <w:r>
               <w:rPr>
-                <w:rFonts w:ascii="Calibri" w:eastAsia="Calibri" w:hAnsi="Calibri" w:cs="Calibri"/>
+                <w:rFonts w:ascii="Palatino Linotype" w:eastAsia="Palatino Linotype" w:hAnsi="Palatino Linotype" w:cs="Palatino Linotype"/>
                 <w:sz w:val="21"/>
                 <w:szCs w:val="21"/>
               </w:rPr>
@@ -1953,7 +1748,7 @@
             </w:pPr>
             <w:r>
               <w:rPr>
-                <w:rFonts w:ascii="Calibri" w:eastAsia="Calibri" w:hAnsi="Calibri" w:cs="Calibri"/>
+                <w:rFonts w:ascii="Palatino Linotype" w:eastAsia="Palatino Linotype" w:hAnsi="Palatino Linotype" w:cs="Palatino Linotype"/>
                 <w:sz w:val="21"/>
                 <w:szCs w:val="21"/>
               </w:rPr>
@@ -1989,7 +1784,7 @@
             <w:proofErr w:type="spellStart"/>
             <w:r>
               <w:rPr>
-                <w:rFonts w:ascii="Calibri" w:eastAsia="Calibri" w:hAnsi="Calibri" w:cs="Calibri"/>
+                <w:rFonts w:ascii="Palatino Linotype" w:eastAsia="Palatino Linotype" w:hAnsi="Palatino Linotype" w:cs="Palatino Linotype"/>
                 <w:b/>
                 <w:bCs/>
                 <w:sz w:val="21"/>
@@ -2000,7 +1795,7 @@
             <w:proofErr w:type="spellEnd"/>
             <w:r>
               <w:rPr>
-                <w:rFonts w:ascii="Calibri" w:eastAsia="Calibri" w:hAnsi="Calibri" w:cs="Calibri"/>
+                <w:rFonts w:ascii="Palatino Linotype" w:eastAsia="Palatino Linotype" w:hAnsi="Palatino Linotype" w:cs="Palatino Linotype"/>
                 <w:b/>
                 <w:bCs/>
                 <w:sz w:val="21"/>
@@ -2011,7 +1806,7 @@
             <w:proofErr w:type="spellStart"/>
             <w:r>
               <w:rPr>
-                <w:rFonts w:ascii="Calibri" w:eastAsia="Calibri" w:hAnsi="Calibri" w:cs="Calibri"/>
+                <w:rFonts w:ascii="Palatino Linotype" w:eastAsia="Palatino Linotype" w:hAnsi="Palatino Linotype" w:cs="Palatino Linotype"/>
                 <w:b/>
                 <w:bCs/>
                 <w:sz w:val="21"/>
@@ -2022,7 +1817,7 @@
             <w:proofErr w:type="spellEnd"/>
             <w:r>
               <w:rPr>
-                <w:rFonts w:ascii="Calibri" w:eastAsia="Calibri" w:hAnsi="Calibri" w:cs="Calibri"/>
+                <w:rFonts w:ascii="Palatino Linotype" w:eastAsia="Palatino Linotype" w:hAnsi="Palatino Linotype" w:cs="Palatino Linotype"/>
                 <w:b/>
                 <w:bCs/>
                 <w:sz w:val="21"/>
@@ -2048,7 +1843,7 @@
             </w:pPr>
             <w:r>
               <w:rPr>
-                <w:rFonts w:ascii="Calibri" w:eastAsia="Calibri" w:hAnsi="Calibri" w:cs="Calibri"/>
+                <w:rFonts w:ascii="Palatino Linotype" w:eastAsia="Palatino Linotype" w:hAnsi="Palatino Linotype" w:cs="Palatino Linotype"/>
                 <w:sz w:val="21"/>
                 <w:szCs w:val="21"/>
               </w:rPr>
@@ -2073,7 +1868,7 @@
             </w:pPr>
             <w:r>
               <w:rPr>
-                <w:rFonts w:ascii="Calibri" w:eastAsia="Calibri" w:hAnsi="Calibri" w:cs="Calibri"/>
+                <w:rFonts w:ascii="Palatino Linotype" w:eastAsia="Palatino Linotype" w:hAnsi="Palatino Linotype" w:cs="Palatino Linotype"/>
                 <w:sz w:val="21"/>
                 <w:szCs w:val="21"/>
               </w:rPr>
@@ -2082,7 +1877,7 @@
             <w:proofErr w:type="spellStart"/>
             <w:r>
               <w:rPr>
-                <w:rFonts w:ascii="Calibri" w:eastAsia="Calibri" w:hAnsi="Calibri" w:cs="Calibri"/>
+                <w:rFonts w:ascii="Palatino Linotype" w:eastAsia="Palatino Linotype" w:hAnsi="Palatino Linotype" w:cs="Palatino Linotype"/>
                 <w:sz w:val="21"/>
                 <w:szCs w:val="21"/>
               </w:rPr>
@@ -2091,7 +1886,7 @@
             <w:proofErr w:type="spellEnd"/>
             <w:r>
               <w:rPr>
-                <w:rFonts w:ascii="Calibri" w:eastAsia="Calibri" w:hAnsi="Calibri" w:cs="Calibri"/>
+                <w:rFonts w:ascii="Palatino Linotype" w:eastAsia="Palatino Linotype" w:hAnsi="Palatino Linotype" w:cs="Palatino Linotype"/>
                 <w:sz w:val="21"/>
                 <w:szCs w:val="21"/>
               </w:rPr>
@@ -2161,7 +1956,7 @@
             <w:proofErr w:type="spellStart"/>
             <w:r>
               <w:rPr>
-                <w:rFonts w:ascii="Calibri" w:eastAsia="Calibri" w:hAnsi="Calibri" w:cs="Calibri"/>
+                <w:rFonts w:ascii="Palatino Linotype" w:eastAsia="Palatino Linotype" w:hAnsi="Palatino Linotype" w:cs="Palatino Linotype"/>
                 <w:sz w:val="21"/>
                 <w:szCs w:val="21"/>
               </w:rPr>
@@ -2170,7 +1965,7 @@
             <w:proofErr w:type="spellEnd"/>
             <w:r>
               <w:rPr>
-                <w:rFonts w:ascii="Calibri" w:eastAsia="Calibri" w:hAnsi="Calibri" w:cs="Calibri"/>
+                <w:rFonts w:ascii="Palatino Linotype" w:eastAsia="Palatino Linotype" w:hAnsi="Palatino Linotype" w:cs="Palatino Linotype"/>
                 <w:sz w:val="21"/>
                 <w:szCs w:val="21"/>
               </w:rPr>
@@ -2179,7 +1974,7 @@
             <w:proofErr w:type="spellStart"/>
             <w:r>
               <w:rPr>
-                <w:rFonts w:ascii="Calibri" w:eastAsia="Calibri" w:hAnsi="Calibri" w:cs="Calibri"/>
+                <w:rFonts w:ascii="Palatino Linotype" w:eastAsia="Palatino Linotype" w:hAnsi="Palatino Linotype" w:cs="Palatino Linotype"/>
                 <w:sz w:val="21"/>
                 <w:szCs w:val="21"/>
               </w:rPr>
@@ -2188,7 +1983,7 @@
             <w:proofErr w:type="spellEnd"/>
             <w:r>
               <w:rPr>
-                <w:rFonts w:ascii="Calibri" w:eastAsia="Calibri" w:hAnsi="Calibri" w:cs="Calibri"/>
+                <w:rFonts w:ascii="Palatino Linotype" w:eastAsia="Palatino Linotype" w:hAnsi="Palatino Linotype" w:cs="Palatino Linotype"/>
                 <w:sz w:val="21"/>
                 <w:szCs w:val="21"/>
               </w:rPr>
@@ -2197,7 +1992,7 @@
             <w:proofErr w:type="spellStart"/>
             <w:r>
               <w:rPr>
-                <w:rFonts w:ascii="Calibri" w:eastAsia="Calibri" w:hAnsi="Calibri" w:cs="Calibri"/>
+                <w:rFonts w:ascii="Palatino Linotype" w:eastAsia="Palatino Linotype" w:hAnsi="Palatino Linotype" w:cs="Palatino Linotype"/>
                 <w:sz w:val="21"/>
                 <w:szCs w:val="21"/>
               </w:rPr>
@@ -2206,7 +2001,7 @@
             <w:proofErr w:type="spellEnd"/>
             <w:r>
               <w:rPr>
-                <w:rFonts w:ascii="Calibri" w:eastAsia="Calibri" w:hAnsi="Calibri" w:cs="Calibri"/>
+                <w:rFonts w:ascii="Palatino Linotype" w:eastAsia="Palatino Linotype" w:hAnsi="Palatino Linotype" w:cs="Palatino Linotype"/>
                 <w:sz w:val="21"/>
                 <w:szCs w:val="21"/>
               </w:rPr>
@@ -2215,7 +2010,7 @@
             <w:proofErr w:type="spellStart"/>
             <w:r>
               <w:rPr>
-                <w:rFonts w:ascii="Calibri" w:eastAsia="Calibri" w:hAnsi="Calibri" w:cs="Calibri"/>
+                <w:rFonts w:ascii="Palatino Linotype" w:eastAsia="Palatino Linotype" w:hAnsi="Palatino Linotype" w:cs="Palatino Linotype"/>
                 <w:sz w:val="21"/>
                 <w:szCs w:val="21"/>
               </w:rPr>
@@ -2224,7 +2019,7 @@
             <w:proofErr w:type="spellEnd"/>
             <w:r>
               <w:rPr>
-                <w:rFonts w:ascii="Calibri" w:eastAsia="Calibri" w:hAnsi="Calibri" w:cs="Calibri"/>
+                <w:rFonts w:ascii="Palatino Linotype" w:eastAsia="Palatino Linotype" w:hAnsi="Palatino Linotype" w:cs="Palatino Linotype"/>
                 <w:sz w:val="21"/>
                 <w:szCs w:val="21"/>
               </w:rPr>
@@ -2233,7 +2028,7 @@
             <w:proofErr w:type="spellStart"/>
             <w:r>
               <w:rPr>
-                <w:rFonts w:ascii="Calibri" w:eastAsia="Calibri" w:hAnsi="Calibri" w:cs="Calibri"/>
+                <w:rFonts w:ascii="Palatino Linotype" w:eastAsia="Palatino Linotype" w:hAnsi="Palatino Linotype" w:cs="Palatino Linotype"/>
                 <w:sz w:val="21"/>
                 <w:szCs w:val="21"/>
               </w:rPr>
@@ -2242,7 +2037,7 @@
             <w:proofErr w:type="spellEnd"/>
             <w:r>
               <w:rPr>
-                <w:rFonts w:ascii="Calibri" w:eastAsia="Calibri" w:hAnsi="Calibri" w:cs="Calibri"/>
+                <w:rFonts w:ascii="Palatino Linotype" w:eastAsia="Palatino Linotype" w:hAnsi="Palatino Linotype" w:cs="Palatino Linotype"/>
                 <w:sz w:val="21"/>
                 <w:szCs w:val="21"/>
               </w:rPr>
@@ -2251,7 +2046,7 @@
             <w:proofErr w:type="spellStart"/>
             <w:r>
               <w:rPr>
-                <w:rFonts w:ascii="Calibri" w:eastAsia="Calibri" w:hAnsi="Calibri" w:cs="Calibri"/>
+                <w:rFonts w:ascii="Palatino Linotype" w:eastAsia="Palatino Linotype" w:hAnsi="Palatino Linotype" w:cs="Palatino Linotype"/>
                 <w:sz w:val="21"/>
                 <w:szCs w:val="21"/>
               </w:rPr>
@@ -2260,7 +2055,7 @@
             <w:proofErr w:type="spellEnd"/>
             <w:r>
               <w:rPr>
-                <w:rFonts w:ascii="Calibri" w:eastAsia="Calibri" w:hAnsi="Calibri" w:cs="Calibri"/>
+                <w:rFonts w:ascii="Palatino Linotype" w:eastAsia="Palatino Linotype" w:hAnsi="Palatino Linotype" w:cs="Palatino Linotype"/>
                 <w:sz w:val="21"/>
                 <w:szCs w:val="21"/>
               </w:rPr>
@@ -2269,7 +2064,7 @@
             <w:proofErr w:type="spellStart"/>
             <w:r>
               <w:rPr>
-                <w:rFonts w:ascii="Calibri" w:eastAsia="Calibri" w:hAnsi="Calibri" w:cs="Calibri"/>
+                <w:rFonts w:ascii="Palatino Linotype" w:eastAsia="Palatino Linotype" w:hAnsi="Palatino Linotype" w:cs="Palatino Linotype"/>
                 <w:sz w:val="21"/>
                 <w:szCs w:val="21"/>
               </w:rPr>
@@ -2278,7 +2073,7 @@
             <w:proofErr w:type="spellEnd"/>
             <w:r>
               <w:rPr>
-                <w:rFonts w:ascii="Calibri" w:eastAsia="Calibri" w:hAnsi="Calibri" w:cs="Calibri"/>
+                <w:rFonts w:ascii="Palatino Linotype" w:eastAsia="Palatino Linotype" w:hAnsi="Palatino Linotype" w:cs="Palatino Linotype"/>
                 <w:sz w:val="21"/>
                 <w:szCs w:val="21"/>
               </w:rPr>
@@ -2287,7 +2082,7 @@
             <w:proofErr w:type="spellStart"/>
             <w:r>
               <w:rPr>
-                <w:rFonts w:ascii="Calibri" w:eastAsia="Calibri" w:hAnsi="Calibri" w:cs="Calibri"/>
+                <w:rFonts w:ascii="Palatino Linotype" w:eastAsia="Palatino Linotype" w:hAnsi="Palatino Linotype" w:cs="Palatino Linotype"/>
                 <w:sz w:val="21"/>
                 <w:szCs w:val="21"/>
               </w:rPr>
@@ -2296,7 +2091,7 @@
             <w:proofErr w:type="spellEnd"/>
             <w:r>
               <w:rPr>
-                <w:rFonts w:ascii="Calibri" w:eastAsia="Calibri" w:hAnsi="Calibri" w:cs="Calibri"/>
+                <w:rFonts w:ascii="Palatino Linotype" w:eastAsia="Palatino Linotype" w:hAnsi="Palatino Linotype" w:cs="Palatino Linotype"/>
                 <w:sz w:val="21"/>
                 <w:szCs w:val="21"/>
               </w:rPr>
@@ -2305,7 +2100,7 @@
             <w:proofErr w:type="spellStart"/>
             <w:r>
               <w:rPr>
-                <w:rFonts w:ascii="Calibri" w:eastAsia="Calibri" w:hAnsi="Calibri" w:cs="Calibri"/>
+                <w:rFonts w:ascii="Palatino Linotype" w:eastAsia="Palatino Linotype" w:hAnsi="Palatino Linotype" w:cs="Palatino Linotype"/>
                 <w:sz w:val="21"/>
                 <w:szCs w:val="21"/>
               </w:rPr>
@@ -2314,7 +2109,7 @@
             <w:proofErr w:type="spellEnd"/>
             <w:r>
               <w:rPr>
-                <w:rFonts w:ascii="Calibri" w:eastAsia="Calibri" w:hAnsi="Calibri" w:cs="Calibri"/>
+                <w:rFonts w:ascii="Palatino Linotype" w:eastAsia="Palatino Linotype" w:hAnsi="Palatino Linotype" w:cs="Palatino Linotype"/>
                 <w:sz w:val="21"/>
                 <w:szCs w:val="21"/>
               </w:rPr>
@@ -2345,7 +2140,7 @@
             </w:pPr>
             <w:r>
               <w:rPr>
-                <w:rFonts w:ascii="Calibri" w:eastAsia="Calibri" w:hAnsi="Calibri" w:cs="Calibri"/>
+                <w:rFonts w:ascii="Palatino Linotype" w:eastAsia="Palatino Linotype" w:hAnsi="Palatino Linotype" w:cs="Palatino Linotype"/>
                 <w:i/>
                 <w:iCs/>
                 <w:color w:val="595959"/>
@@ -2415,7 +2210,7 @@
             </w:pPr>
             <w:r>
               <w:rPr>
-                <w:rFonts w:ascii="Calibri" w:eastAsia="Calibri" w:hAnsi="Calibri" w:cs="Calibri"/>
+                <w:rFonts w:ascii="Palatino Linotype" w:eastAsia="Palatino Linotype" w:hAnsi="Palatino Linotype" w:cs="Palatino Linotype"/>
                 <w:b/>
                 <w:bCs/>
                 <w:sz w:val="21"/>
@@ -2443,7 +2238,7 @@
             </w:pPr>
             <w:r>
               <w:rPr>
-                <w:rFonts w:ascii="Calibri" w:eastAsia="Calibri" w:hAnsi="Calibri" w:cs="Calibri"/>
+                <w:rFonts w:ascii="Palatino Linotype" w:eastAsia="Palatino Linotype" w:hAnsi="Palatino Linotype" w:cs="Palatino Linotype"/>
                 <w:b/>
                 <w:bCs/>
                 <w:sz w:val="21"/>
@@ -2471,7 +2266,7 @@
             </w:pPr>
             <w:r>
               <w:rPr>
-                <w:rFonts w:ascii="Calibri" w:eastAsia="Calibri" w:hAnsi="Calibri" w:cs="Calibri"/>
+                <w:rFonts w:ascii="Palatino Linotype" w:eastAsia="Palatino Linotype" w:hAnsi="Palatino Linotype" w:cs="Palatino Linotype"/>
                 <w:b/>
                 <w:bCs/>
                 <w:sz w:val="21"/>
@@ -2500,7 +2295,7 @@
             <w:proofErr w:type="spellStart"/>
             <w:r>
               <w:rPr>
-                <w:rFonts w:ascii="Calibri" w:eastAsia="Calibri" w:hAnsi="Calibri" w:cs="Calibri"/>
+                <w:rFonts w:ascii="Palatino Linotype" w:eastAsia="Palatino Linotype" w:hAnsi="Palatino Linotype" w:cs="Palatino Linotype"/>
                 <w:b/>
                 <w:bCs/>
                 <w:sz w:val="21"/>
@@ -2511,7 +2306,7 @@
             <w:proofErr w:type="spellEnd"/>
             <w:r>
               <w:rPr>
-                <w:rFonts w:ascii="Calibri" w:eastAsia="Calibri" w:hAnsi="Calibri" w:cs="Calibri"/>
+                <w:rFonts w:ascii="Palatino Linotype" w:eastAsia="Palatino Linotype" w:hAnsi="Palatino Linotype" w:cs="Palatino Linotype"/>
                 <w:b/>
                 <w:bCs/>
                 <w:sz w:val="21"/>
@@ -2549,7 +2344,7 @@
             </w:pPr>
             <w:r>
               <w:rPr>
-                <w:rFonts w:ascii="Calibri" w:eastAsia="Calibri" w:hAnsi="Calibri" w:cs="Calibri"/>
+                <w:rFonts w:ascii="Palatino Linotype" w:eastAsia="Palatino Linotype" w:hAnsi="Palatino Linotype" w:cs="Palatino Linotype"/>
                 <w:sz w:val="21"/>
                 <w:szCs w:val="21"/>
               </w:rPr>
@@ -2575,7 +2370,7 @@
             <w:proofErr w:type="spellStart"/>
             <w:r>
               <w:rPr>
-                <w:rFonts w:ascii="Calibri" w:eastAsia="Calibri" w:hAnsi="Calibri" w:cs="Calibri"/>
+                <w:rFonts w:ascii="Palatino Linotype" w:eastAsia="Palatino Linotype" w:hAnsi="Palatino Linotype" w:cs="Palatino Linotype"/>
                 <w:sz w:val="21"/>
                 <w:szCs w:val="21"/>
               </w:rPr>
@@ -2584,7 +2379,7 @@
             <w:proofErr w:type="spellEnd"/>
             <w:r>
               <w:rPr>
-                <w:rFonts w:ascii="Calibri" w:eastAsia="Calibri" w:hAnsi="Calibri" w:cs="Calibri"/>
+                <w:rFonts w:ascii="Palatino Linotype" w:eastAsia="Palatino Linotype" w:hAnsi="Palatino Linotype" w:cs="Palatino Linotype"/>
                 <w:sz w:val="21"/>
                 <w:szCs w:val="21"/>
               </w:rPr>
@@ -2593,7 +2388,7 @@
             <w:proofErr w:type="spellStart"/>
             <w:r>
               <w:rPr>
-                <w:rFonts w:ascii="Calibri" w:eastAsia="Calibri" w:hAnsi="Calibri" w:cs="Calibri"/>
+                <w:rFonts w:ascii="Palatino Linotype" w:eastAsia="Palatino Linotype" w:hAnsi="Palatino Linotype" w:cs="Palatino Linotype"/>
                 <w:sz w:val="21"/>
                 <w:szCs w:val="21"/>
               </w:rPr>
@@ -2602,7 +2397,7 @@
             <w:proofErr w:type="spellEnd"/>
             <w:r>
               <w:rPr>
-                <w:rFonts w:ascii="Calibri" w:eastAsia="Calibri" w:hAnsi="Calibri" w:cs="Calibri"/>
+                <w:rFonts w:ascii="Palatino Linotype" w:eastAsia="Palatino Linotype" w:hAnsi="Palatino Linotype" w:cs="Palatino Linotype"/>
                 <w:sz w:val="21"/>
                 <w:szCs w:val="21"/>
               </w:rPr>
@@ -2611,7 +2406,7 @@
             <w:proofErr w:type="spellStart"/>
             <w:r>
               <w:rPr>
-                <w:rFonts w:ascii="Calibri" w:eastAsia="Calibri" w:hAnsi="Calibri" w:cs="Calibri"/>
+                <w:rFonts w:ascii="Palatino Linotype" w:eastAsia="Palatino Linotype" w:hAnsi="Palatino Linotype" w:cs="Palatino Linotype"/>
                 <w:sz w:val="21"/>
                 <w:szCs w:val="21"/>
               </w:rPr>
@@ -2622,7 +2417,7 @@
           <w:p>
             <w:r>
               <w:rPr>
-                <w:rFonts w:ascii="Calibri" w:eastAsia="Calibri" w:hAnsi="Calibri" w:cs="Calibri"/>
+                <w:rFonts w:ascii="Palatino Linotype" w:eastAsia="Palatino Linotype" w:hAnsi="Palatino Linotype" w:cs="Palatino Linotype"/>
                 <w:i/>
                 <w:iCs/>
                 <w:color w:val="595959"/>
@@ -2650,7 +2445,7 @@
             </w:pPr>
             <w:r>
               <w:rPr>
-                <w:rFonts w:ascii="Calibri" w:eastAsia="Calibri" w:hAnsi="Calibri" w:cs="Calibri"/>
+                <w:rFonts w:ascii="Palatino Linotype" w:eastAsia="Palatino Linotype" w:hAnsi="Palatino Linotype" w:cs="Palatino Linotype"/>
                 <w:sz w:val="21"/>
                 <w:szCs w:val="21"/>
               </w:rPr>
@@ -2659,7 +2454,7 @@
             <w:proofErr w:type="spellStart"/>
             <w:r>
               <w:rPr>
-                <w:rFonts w:ascii="Calibri" w:eastAsia="Calibri" w:hAnsi="Calibri" w:cs="Calibri"/>
+                <w:rFonts w:ascii="Palatino Linotype" w:eastAsia="Palatino Linotype" w:hAnsi="Palatino Linotype" w:cs="Palatino Linotype"/>
                 <w:sz w:val="21"/>
                 <w:szCs w:val="21"/>
               </w:rPr>
@@ -2668,7 +2463,7 @@
             <w:proofErr w:type="spellEnd"/>
             <w:r>
               <w:rPr>
-                <w:rFonts w:ascii="Calibri" w:eastAsia="Calibri" w:hAnsi="Calibri" w:cs="Calibri"/>
+                <w:rFonts w:ascii="Palatino Linotype" w:eastAsia="Palatino Linotype" w:hAnsi="Palatino Linotype" w:cs="Palatino Linotype"/>
                 <w:sz w:val="21"/>
                 <w:szCs w:val="21"/>
               </w:rPr>
@@ -2677,7 +2472,7 @@
             <w:proofErr w:type="spellStart"/>
             <w:r>
               <w:rPr>
-                <w:rFonts w:ascii="Calibri" w:eastAsia="Calibri" w:hAnsi="Calibri" w:cs="Calibri"/>
+                <w:rFonts w:ascii="Palatino Linotype" w:eastAsia="Palatino Linotype" w:hAnsi="Palatino Linotype" w:cs="Palatino Linotype"/>
                 <w:sz w:val="21"/>
                 <w:szCs w:val="21"/>
               </w:rPr>
@@ -2686,7 +2481,7 @@
             <w:proofErr w:type="spellEnd"/>
             <w:r>
               <w:rPr>
-                <w:rFonts w:ascii="Calibri" w:eastAsia="Calibri" w:hAnsi="Calibri" w:cs="Calibri"/>
+                <w:rFonts w:ascii="Palatino Linotype" w:eastAsia="Palatino Linotype" w:hAnsi="Palatino Linotype" w:cs="Palatino Linotype"/>
                 <w:sz w:val="21"/>
                 <w:szCs w:val="21"/>
               </w:rPr>
@@ -2695,7 +2490,7 @@
             <w:proofErr w:type="spellStart"/>
             <w:r>
               <w:rPr>
-                <w:rFonts w:ascii="Calibri" w:eastAsia="Calibri" w:hAnsi="Calibri" w:cs="Calibri"/>
+                <w:rFonts w:ascii="Palatino Linotype" w:eastAsia="Palatino Linotype" w:hAnsi="Palatino Linotype" w:cs="Palatino Linotype"/>
                 <w:sz w:val="21"/>
                 <w:szCs w:val="21"/>
               </w:rPr>
@@ -2704,7 +2499,7 @@
             <w:proofErr w:type="spellEnd"/>
             <w:r>
               <w:rPr>
-                <w:rFonts w:ascii="Calibri" w:eastAsia="Calibri" w:hAnsi="Calibri" w:cs="Calibri"/>
+                <w:rFonts w:ascii="Palatino Linotype" w:eastAsia="Palatino Linotype" w:hAnsi="Palatino Linotype" w:cs="Palatino Linotype"/>
                 <w:sz w:val="21"/>
                 <w:szCs w:val="21"/>
               </w:rPr>
@@ -2713,7 +2508,7 @@
             <w:proofErr w:type="spellStart"/>
             <w:r>
               <w:rPr>
-                <w:rFonts w:ascii="Calibri" w:eastAsia="Calibri" w:hAnsi="Calibri" w:cs="Calibri"/>
+                <w:rFonts w:ascii="Palatino Linotype" w:eastAsia="Palatino Linotype" w:hAnsi="Palatino Linotype" w:cs="Palatino Linotype"/>
                 <w:sz w:val="21"/>
                 <w:szCs w:val="21"/>
               </w:rPr>
@@ -2722,7 +2517,7 @@
             <w:proofErr w:type="spellEnd"/>
             <w:r>
               <w:rPr>
-                <w:rFonts w:ascii="Calibri" w:eastAsia="Calibri" w:hAnsi="Calibri" w:cs="Calibri"/>
+                <w:rFonts w:ascii="Palatino Linotype" w:eastAsia="Palatino Linotype" w:hAnsi="Palatino Linotype" w:cs="Palatino Linotype"/>
                 <w:sz w:val="21"/>
                 <w:szCs w:val="21"/>
               </w:rPr>
@@ -2731,7 +2526,7 @@
             <w:proofErr w:type="spellStart"/>
             <w:r>
               <w:rPr>
-                <w:rFonts w:ascii="Calibri" w:eastAsia="Calibri" w:hAnsi="Calibri" w:cs="Calibri"/>
+                <w:rFonts w:ascii="Palatino Linotype" w:eastAsia="Palatino Linotype" w:hAnsi="Palatino Linotype" w:cs="Palatino Linotype"/>
                 <w:sz w:val="21"/>
                 <w:szCs w:val="21"/>
               </w:rPr>
@@ -2742,7 +2537,7 @@
           <w:p>
             <w:r>
               <w:rPr>
-                <w:rFonts w:ascii="Calibri" w:eastAsia="Calibri" w:hAnsi="Calibri" w:cs="Calibri"/>
+                <w:rFonts w:ascii="Palatino Linotype" w:eastAsia="Palatino Linotype" w:hAnsi="Palatino Linotype" w:cs="Palatino Linotype"/>
                 <w:i/>
                 <w:iCs/>
                 <w:color w:val="595959"/>
@@ -2770,7 +2565,7 @@
             </w:pPr>
             <w:r>
               <w:rPr>
-                <w:rFonts w:ascii="Calibri" w:eastAsia="Calibri" w:hAnsi="Calibri" w:cs="Calibri"/>
+                <w:rFonts w:ascii="Palatino Linotype" w:eastAsia="Palatino Linotype" w:hAnsi="Palatino Linotype" w:cs="Palatino Linotype"/>
                 <w:sz w:val="21"/>
                 <w:szCs w:val="21"/>
               </w:rPr>
@@ -2806,7 +2601,7 @@
             </w:pPr>
             <w:r>
               <w:rPr>
-                <w:rFonts w:ascii="Calibri" w:eastAsia="Calibri" w:hAnsi="Calibri" w:cs="Calibri"/>
+                <w:rFonts w:ascii="Palatino Linotype" w:eastAsia="Palatino Linotype" w:hAnsi="Palatino Linotype" w:cs="Palatino Linotype"/>
                 <w:sz w:val="21"/>
                 <w:szCs w:val="21"/>
               </w:rPr>
@@ -2832,7 +2627,7 @@
             <w:proofErr w:type="spellStart"/>
             <w:r>
               <w:rPr>
-                <w:rFonts w:ascii="Calibri" w:eastAsia="Calibri" w:hAnsi="Calibri" w:cs="Calibri"/>
+                <w:rFonts w:ascii="Palatino Linotype" w:eastAsia="Palatino Linotype" w:hAnsi="Palatino Linotype" w:cs="Palatino Linotype"/>
                 <w:sz w:val="21"/>
                 <w:szCs w:val="21"/>
               </w:rPr>
@@ -2841,7 +2636,7 @@
             <w:proofErr w:type="spellEnd"/>
             <w:r>
               <w:rPr>
-                <w:rFonts w:ascii="Calibri" w:eastAsia="Calibri" w:hAnsi="Calibri" w:cs="Calibri"/>
+                <w:rFonts w:ascii="Palatino Linotype" w:eastAsia="Palatino Linotype" w:hAnsi="Palatino Linotype" w:cs="Palatino Linotype"/>
                 <w:sz w:val="21"/>
                 <w:szCs w:val="21"/>
               </w:rPr>
@@ -2850,7 +2645,7 @@
             <w:proofErr w:type="spellStart"/>
             <w:r>
               <w:rPr>
-                <w:rFonts w:ascii="Calibri" w:eastAsia="Calibri" w:hAnsi="Calibri" w:cs="Calibri"/>
+                <w:rFonts w:ascii="Palatino Linotype" w:eastAsia="Palatino Linotype" w:hAnsi="Palatino Linotype" w:cs="Palatino Linotype"/>
                 <w:sz w:val="21"/>
                 <w:szCs w:val="21"/>
               </w:rPr>
@@ -2859,7 +2654,7 @@
             <w:proofErr w:type="spellEnd"/>
             <w:r>
               <w:rPr>
-                <w:rFonts w:ascii="Calibri" w:eastAsia="Calibri" w:hAnsi="Calibri" w:cs="Calibri"/>
+                <w:rFonts w:ascii="Palatino Linotype" w:eastAsia="Palatino Linotype" w:hAnsi="Palatino Linotype" w:cs="Palatino Linotype"/>
                 <w:sz w:val="21"/>
                 <w:szCs w:val="21"/>
               </w:rPr>
@@ -2868,7 +2663,7 @@
             <w:proofErr w:type="spellStart"/>
             <w:r>
               <w:rPr>
-                <w:rFonts w:ascii="Calibri" w:eastAsia="Calibri" w:hAnsi="Calibri" w:cs="Calibri"/>
+                <w:rFonts w:ascii="Palatino Linotype" w:eastAsia="Palatino Linotype" w:hAnsi="Palatino Linotype" w:cs="Palatino Linotype"/>
                 <w:sz w:val="21"/>
                 <w:szCs w:val="21"/>
               </w:rPr>
@@ -2879,7 +2674,7 @@
           <w:p>
             <w:r>
               <w:rPr>
-                <w:rFonts w:ascii="Calibri" w:eastAsia="Calibri" w:hAnsi="Calibri" w:cs="Calibri"/>
+                <w:rFonts w:ascii="Palatino Linotype" w:eastAsia="Palatino Linotype" w:hAnsi="Palatino Linotype" w:cs="Palatino Linotype"/>
                 <w:i/>
                 <w:iCs/>
                 <w:color w:val="595959"/>
@@ -2907,7 +2702,7 @@
             </w:pPr>
             <w:r>
               <w:rPr>
-                <w:rFonts w:ascii="Calibri" w:eastAsia="Calibri" w:hAnsi="Calibri" w:cs="Calibri"/>
+                <w:rFonts w:ascii="Palatino Linotype" w:eastAsia="Palatino Linotype" w:hAnsi="Palatino Linotype" w:cs="Palatino Linotype"/>
                 <w:sz w:val="21"/>
                 <w:szCs w:val="21"/>
               </w:rPr>
@@ -2916,7 +2711,7 @@
             <w:proofErr w:type="spellStart"/>
             <w:r>
               <w:rPr>
-                <w:rFonts w:ascii="Calibri" w:eastAsia="Calibri" w:hAnsi="Calibri" w:cs="Calibri"/>
+                <w:rFonts w:ascii="Palatino Linotype" w:eastAsia="Palatino Linotype" w:hAnsi="Palatino Linotype" w:cs="Palatino Linotype"/>
                 <w:sz w:val="21"/>
                 <w:szCs w:val="21"/>
               </w:rPr>
@@ -2925,7 +2720,7 @@
             <w:proofErr w:type="spellEnd"/>
             <w:r>
               <w:rPr>
-                <w:rFonts w:ascii="Calibri" w:eastAsia="Calibri" w:hAnsi="Calibri" w:cs="Calibri"/>
+                <w:rFonts w:ascii="Palatino Linotype" w:eastAsia="Palatino Linotype" w:hAnsi="Palatino Linotype" w:cs="Palatino Linotype"/>
                 <w:sz w:val="21"/>
                 <w:szCs w:val="21"/>
               </w:rPr>
@@ -2934,7 +2729,7 @@
             <w:proofErr w:type="spellStart"/>
             <w:r>
               <w:rPr>
-                <w:rFonts w:ascii="Calibri" w:eastAsia="Calibri" w:hAnsi="Calibri" w:cs="Calibri"/>
+                <w:rFonts w:ascii="Palatino Linotype" w:eastAsia="Palatino Linotype" w:hAnsi="Palatino Linotype" w:cs="Palatino Linotype"/>
                 <w:sz w:val="21"/>
                 <w:szCs w:val="21"/>
               </w:rPr>
@@ -2943,7 +2738,7 @@
             <w:proofErr w:type="spellEnd"/>
             <w:r>
               <w:rPr>
-                <w:rFonts w:ascii="Calibri" w:eastAsia="Calibri" w:hAnsi="Calibri" w:cs="Calibri"/>
+                <w:rFonts w:ascii="Palatino Linotype" w:eastAsia="Palatino Linotype" w:hAnsi="Palatino Linotype" w:cs="Palatino Linotype"/>
                 <w:sz w:val="21"/>
                 <w:szCs w:val="21"/>
               </w:rPr>
@@ -2952,7 +2747,7 @@
             <w:proofErr w:type="spellStart"/>
             <w:r>
               <w:rPr>
-                <w:rFonts w:ascii="Calibri" w:eastAsia="Calibri" w:hAnsi="Calibri" w:cs="Calibri"/>
+                <w:rFonts w:ascii="Palatino Linotype" w:eastAsia="Palatino Linotype" w:hAnsi="Palatino Linotype" w:cs="Palatino Linotype"/>
                 <w:sz w:val="21"/>
                 <w:szCs w:val="21"/>
               </w:rPr>
@@ -2961,7 +2756,7 @@
             <w:proofErr w:type="spellEnd"/>
             <w:r>
               <w:rPr>
-                <w:rFonts w:ascii="Calibri" w:eastAsia="Calibri" w:hAnsi="Calibri" w:cs="Calibri"/>
+                <w:rFonts w:ascii="Palatino Linotype" w:eastAsia="Palatino Linotype" w:hAnsi="Palatino Linotype" w:cs="Palatino Linotype"/>
                 <w:sz w:val="21"/>
                 <w:szCs w:val="21"/>
               </w:rPr>
@@ -2970,7 +2765,7 @@
             <w:proofErr w:type="spellStart"/>
             <w:r>
               <w:rPr>
-                <w:rFonts w:ascii="Calibri" w:eastAsia="Calibri" w:hAnsi="Calibri" w:cs="Calibri"/>
+                <w:rFonts w:ascii="Palatino Linotype" w:eastAsia="Palatino Linotype" w:hAnsi="Palatino Linotype" w:cs="Palatino Linotype"/>
                 <w:sz w:val="21"/>
                 <w:szCs w:val="21"/>
               </w:rPr>
@@ -2979,7 +2774,7 @@
             <w:proofErr w:type="spellEnd"/>
             <w:r>
               <w:rPr>
-                <w:rFonts w:ascii="Calibri" w:eastAsia="Calibri" w:hAnsi="Calibri" w:cs="Calibri"/>
+                <w:rFonts w:ascii="Palatino Linotype" w:eastAsia="Palatino Linotype" w:hAnsi="Palatino Linotype" w:cs="Palatino Linotype"/>
                 <w:sz w:val="21"/>
                 <w:szCs w:val="21"/>
               </w:rPr>
@@ -2988,7 +2783,7 @@
             <w:proofErr w:type="spellStart"/>
             <w:r>
               <w:rPr>
-                <w:rFonts w:ascii="Calibri" w:eastAsia="Calibri" w:hAnsi="Calibri" w:cs="Calibri"/>
+                <w:rFonts w:ascii="Palatino Linotype" w:eastAsia="Palatino Linotype" w:hAnsi="Palatino Linotype" w:cs="Palatino Linotype"/>
                 <w:sz w:val="21"/>
                 <w:szCs w:val="21"/>
               </w:rPr>
@@ -2999,7 +2794,7 @@
           <w:p>
             <w:r>
               <w:rPr>
-                <w:rFonts w:ascii="Calibri" w:eastAsia="Calibri" w:hAnsi="Calibri" w:cs="Calibri"/>
+                <w:rFonts w:ascii="Palatino Linotype" w:eastAsia="Palatino Linotype" w:hAnsi="Palatino Linotype" w:cs="Palatino Linotype"/>
                 <w:i/>
                 <w:iCs/>
                 <w:color w:val="595959"/>
@@ -3027,7 +2822,7 @@
             </w:pPr>
             <w:r>
               <w:rPr>
-                <w:rFonts w:ascii="Calibri" w:eastAsia="Calibri" w:hAnsi="Calibri" w:cs="Calibri"/>
+                <w:rFonts w:ascii="Palatino Linotype" w:eastAsia="Palatino Linotype" w:hAnsi="Palatino Linotype" w:cs="Palatino Linotype"/>
                 <w:sz w:val="21"/>
                 <w:szCs w:val="21"/>
               </w:rPr>
@@ -3063,7 +2858,7 @@
             </w:pPr>
             <w:r>
               <w:rPr>
-                <w:rFonts w:ascii="Calibri" w:eastAsia="Calibri" w:hAnsi="Calibri" w:cs="Calibri"/>
+                <w:rFonts w:ascii="Palatino Linotype" w:eastAsia="Palatino Linotype" w:hAnsi="Palatino Linotype" w:cs="Palatino Linotype"/>
                 <w:sz w:val="21"/>
                 <w:szCs w:val="21"/>
               </w:rPr>
@@ -3089,7 +2884,7 @@
             <w:proofErr w:type="spellStart"/>
             <w:r>
               <w:rPr>
-                <w:rFonts w:ascii="Calibri" w:eastAsia="Calibri" w:hAnsi="Calibri" w:cs="Calibri"/>
+                <w:rFonts w:ascii="Palatino Linotype" w:eastAsia="Palatino Linotype" w:hAnsi="Palatino Linotype" w:cs="Palatino Linotype"/>
                 <w:sz w:val="21"/>
                 <w:szCs w:val="21"/>
               </w:rPr>
@@ -3098,7 +2893,7 @@
             <w:proofErr w:type="spellEnd"/>
             <w:r>
               <w:rPr>
-                <w:rFonts w:ascii="Calibri" w:eastAsia="Calibri" w:hAnsi="Calibri" w:cs="Calibri"/>
+                <w:rFonts w:ascii="Palatino Linotype" w:eastAsia="Palatino Linotype" w:hAnsi="Palatino Linotype" w:cs="Palatino Linotype"/>
                 <w:sz w:val="21"/>
                 <w:szCs w:val="21"/>
               </w:rPr>
@@ -3108,7 +2903,7 @@
           <w:p>
             <w:r>
               <w:rPr>
-                <w:rFonts w:ascii="Calibri" w:eastAsia="Calibri" w:hAnsi="Calibri" w:cs="Calibri"/>
+                <w:rFonts w:ascii="Palatino Linotype" w:eastAsia="Palatino Linotype" w:hAnsi="Palatino Linotype" w:cs="Palatino Linotype"/>
                 <w:i/>
                 <w:iCs/>
                 <w:color w:val="595959"/>
@@ -3136,7 +2931,7 @@
             </w:pPr>
             <w:r>
               <w:rPr>
-                <w:rFonts w:ascii="Calibri" w:eastAsia="Calibri" w:hAnsi="Calibri" w:cs="Calibri"/>
+                <w:rFonts w:ascii="Palatino Linotype" w:eastAsia="Palatino Linotype" w:hAnsi="Palatino Linotype" w:cs="Palatino Linotype"/>
                 <w:sz w:val="21"/>
                 <w:szCs w:val="21"/>
               </w:rPr>
@@ -3145,7 +2940,7 @@
             <w:proofErr w:type="spellStart"/>
             <w:r>
               <w:rPr>
-                <w:rFonts w:ascii="Calibri" w:eastAsia="Calibri" w:hAnsi="Calibri" w:cs="Calibri"/>
+                <w:rFonts w:ascii="Palatino Linotype" w:eastAsia="Palatino Linotype" w:hAnsi="Palatino Linotype" w:cs="Palatino Linotype"/>
                 <w:sz w:val="21"/>
                 <w:szCs w:val="21"/>
               </w:rPr>
@@ -3154,7 +2949,7 @@
             <w:proofErr w:type="spellEnd"/>
             <w:r>
               <w:rPr>
-                <w:rFonts w:ascii="Calibri" w:eastAsia="Calibri" w:hAnsi="Calibri" w:cs="Calibri"/>
+                <w:rFonts w:ascii="Palatino Linotype" w:eastAsia="Palatino Linotype" w:hAnsi="Palatino Linotype" w:cs="Palatino Linotype"/>
                 <w:sz w:val="21"/>
                 <w:szCs w:val="21"/>
               </w:rPr>
@@ -3163,7 +2958,7 @@
             <w:proofErr w:type="spellStart"/>
             <w:r>
               <w:rPr>
-                <w:rFonts w:ascii="Calibri" w:eastAsia="Calibri" w:hAnsi="Calibri" w:cs="Calibri"/>
+                <w:rFonts w:ascii="Palatino Linotype" w:eastAsia="Palatino Linotype" w:hAnsi="Palatino Linotype" w:cs="Palatino Linotype"/>
                 <w:sz w:val="21"/>
                 <w:szCs w:val="21"/>
               </w:rPr>
@@ -3172,7 +2967,7 @@
             <w:proofErr w:type="spellEnd"/>
             <w:r>
               <w:rPr>
-                <w:rFonts w:ascii="Calibri" w:eastAsia="Calibri" w:hAnsi="Calibri" w:cs="Calibri"/>
+                <w:rFonts w:ascii="Palatino Linotype" w:eastAsia="Palatino Linotype" w:hAnsi="Palatino Linotype" w:cs="Palatino Linotype"/>
                 <w:sz w:val="21"/>
                 <w:szCs w:val="21"/>
               </w:rPr>
@@ -3181,7 +2976,7 @@
             <w:proofErr w:type="spellStart"/>
             <w:r>
               <w:rPr>
-                <w:rFonts w:ascii="Calibri" w:eastAsia="Calibri" w:hAnsi="Calibri" w:cs="Calibri"/>
+                <w:rFonts w:ascii="Palatino Linotype" w:eastAsia="Palatino Linotype" w:hAnsi="Palatino Linotype" w:cs="Palatino Linotype"/>
                 <w:sz w:val="21"/>
                 <w:szCs w:val="21"/>
               </w:rPr>
@@ -3190,7 +2985,7 @@
             <w:proofErr w:type="spellEnd"/>
             <w:r>
               <w:rPr>
-                <w:rFonts w:ascii="Calibri" w:eastAsia="Calibri" w:hAnsi="Calibri" w:cs="Calibri"/>
+                <w:rFonts w:ascii="Palatino Linotype" w:eastAsia="Palatino Linotype" w:hAnsi="Palatino Linotype" w:cs="Palatino Linotype"/>
                 <w:sz w:val="21"/>
                 <w:szCs w:val="21"/>
               </w:rPr>
@@ -3199,7 +2994,7 @@
             <w:proofErr w:type="spellStart"/>
             <w:r>
               <w:rPr>
-                <w:rFonts w:ascii="Calibri" w:eastAsia="Calibri" w:hAnsi="Calibri" w:cs="Calibri"/>
+                <w:rFonts w:ascii="Palatino Linotype" w:eastAsia="Palatino Linotype" w:hAnsi="Palatino Linotype" w:cs="Palatino Linotype"/>
                 <w:sz w:val="21"/>
                 <w:szCs w:val="21"/>
               </w:rPr>
@@ -3208,7 +3003,7 @@
             <w:proofErr w:type="spellEnd"/>
             <w:r>
               <w:rPr>
-                <w:rFonts w:ascii="Calibri" w:eastAsia="Calibri" w:hAnsi="Calibri" w:cs="Calibri"/>
+                <w:rFonts w:ascii="Palatino Linotype" w:eastAsia="Palatino Linotype" w:hAnsi="Palatino Linotype" w:cs="Palatino Linotype"/>
                 <w:sz w:val="21"/>
                 <w:szCs w:val="21"/>
               </w:rPr>
@@ -3217,7 +3012,7 @@
             <w:proofErr w:type="spellStart"/>
             <w:r>
               <w:rPr>
-                <w:rFonts w:ascii="Calibri" w:eastAsia="Calibri" w:hAnsi="Calibri" w:cs="Calibri"/>
+                <w:rFonts w:ascii="Palatino Linotype" w:eastAsia="Palatino Linotype" w:hAnsi="Palatino Linotype" w:cs="Palatino Linotype"/>
                 <w:sz w:val="21"/>
                 <w:szCs w:val="21"/>
               </w:rPr>
@@ -3226,7 +3021,7 @@
             <w:proofErr w:type="spellEnd"/>
             <w:r>
               <w:rPr>
-                <w:rFonts w:ascii="Calibri" w:eastAsia="Calibri" w:hAnsi="Calibri" w:cs="Calibri"/>
+                <w:rFonts w:ascii="Palatino Linotype" w:eastAsia="Palatino Linotype" w:hAnsi="Palatino Linotype" w:cs="Palatino Linotype"/>
                 <w:sz w:val="21"/>
                 <w:szCs w:val="21"/>
               </w:rPr>
@@ -3235,7 +3030,7 @@
             <w:proofErr w:type="spellStart"/>
             <w:r>
               <w:rPr>
-                <w:rFonts w:ascii="Calibri" w:eastAsia="Calibri" w:hAnsi="Calibri" w:cs="Calibri"/>
+                <w:rFonts w:ascii="Palatino Linotype" w:eastAsia="Palatino Linotype" w:hAnsi="Palatino Linotype" w:cs="Palatino Linotype"/>
                 <w:sz w:val="21"/>
                 <w:szCs w:val="21"/>
               </w:rPr>
@@ -3244,7 +3039,7 @@
             <w:proofErr w:type="spellEnd"/>
             <w:r>
               <w:rPr>
-                <w:rFonts w:ascii="Calibri" w:eastAsia="Calibri" w:hAnsi="Calibri" w:cs="Calibri"/>
+                <w:rFonts w:ascii="Palatino Linotype" w:eastAsia="Palatino Linotype" w:hAnsi="Palatino Linotype" w:cs="Palatino Linotype"/>
                 <w:sz w:val="21"/>
                 <w:szCs w:val="21"/>
               </w:rPr>
@@ -3253,7 +3048,7 @@
             <w:proofErr w:type="spellStart"/>
             <w:r>
               <w:rPr>
-                <w:rFonts w:ascii="Calibri" w:eastAsia="Calibri" w:hAnsi="Calibri" w:cs="Calibri"/>
+                <w:rFonts w:ascii="Palatino Linotype" w:eastAsia="Palatino Linotype" w:hAnsi="Palatino Linotype" w:cs="Palatino Linotype"/>
                 <w:sz w:val="21"/>
                 <w:szCs w:val="21"/>
               </w:rPr>
@@ -3262,7 +3057,7 @@
             <w:proofErr w:type="spellEnd"/>
             <w:r>
               <w:rPr>
-                <w:rFonts w:ascii="Calibri" w:eastAsia="Calibri" w:hAnsi="Calibri" w:cs="Calibri"/>
+                <w:rFonts w:ascii="Palatino Linotype" w:eastAsia="Palatino Linotype" w:hAnsi="Palatino Linotype" w:cs="Palatino Linotype"/>
                 <w:sz w:val="21"/>
                 <w:szCs w:val="21"/>
               </w:rPr>
@@ -3271,7 +3066,7 @@
             <w:proofErr w:type="spellStart"/>
             <w:r>
               <w:rPr>
-                <w:rFonts w:ascii="Calibri" w:eastAsia="Calibri" w:hAnsi="Calibri" w:cs="Calibri"/>
+                <w:rFonts w:ascii="Palatino Linotype" w:eastAsia="Palatino Linotype" w:hAnsi="Palatino Linotype" w:cs="Palatino Linotype"/>
                 <w:sz w:val="21"/>
                 <w:szCs w:val="21"/>
               </w:rPr>
@@ -3280,7 +3075,7 @@
             <w:proofErr w:type="spellEnd"/>
             <w:r>
               <w:rPr>
-                <w:rFonts w:ascii="Calibri" w:eastAsia="Calibri" w:hAnsi="Calibri" w:cs="Calibri"/>
+                <w:rFonts w:ascii="Palatino Linotype" w:eastAsia="Palatino Linotype" w:hAnsi="Palatino Linotype" w:cs="Palatino Linotype"/>
                 <w:sz w:val="21"/>
                 <w:szCs w:val="21"/>
               </w:rPr>
@@ -3289,7 +3084,7 @@
             <w:proofErr w:type="spellStart"/>
             <w:r>
               <w:rPr>
-                <w:rFonts w:ascii="Calibri" w:eastAsia="Calibri" w:hAnsi="Calibri" w:cs="Calibri"/>
+                <w:rFonts w:ascii="Palatino Linotype" w:eastAsia="Palatino Linotype" w:hAnsi="Palatino Linotype" w:cs="Palatino Linotype"/>
                 <w:sz w:val="21"/>
                 <w:szCs w:val="21"/>
               </w:rPr>
@@ -3298,7 +3093,7 @@
             <w:proofErr w:type="spellEnd"/>
             <w:r>
               <w:rPr>
-                <w:rFonts w:ascii="Calibri" w:eastAsia="Calibri" w:hAnsi="Calibri" w:cs="Calibri"/>
+                <w:rFonts w:ascii="Palatino Linotype" w:eastAsia="Palatino Linotype" w:hAnsi="Palatino Linotype" w:cs="Palatino Linotype"/>
                 <w:sz w:val="21"/>
                 <w:szCs w:val="21"/>
               </w:rPr>
@@ -3307,7 +3102,7 @@
             <w:proofErr w:type="spellStart"/>
             <w:r>
               <w:rPr>
-                <w:rFonts w:ascii="Calibri" w:eastAsia="Calibri" w:hAnsi="Calibri" w:cs="Calibri"/>
+                <w:rFonts w:ascii="Palatino Linotype" w:eastAsia="Palatino Linotype" w:hAnsi="Palatino Linotype" w:cs="Palatino Linotype"/>
                 <w:sz w:val="21"/>
                 <w:szCs w:val="21"/>
               </w:rPr>
@@ -3318,7 +3113,7 @@
           <w:p>
             <w:r>
               <w:rPr>
-                <w:rFonts w:ascii="Calibri" w:eastAsia="Calibri" w:hAnsi="Calibri" w:cs="Calibri"/>
+                <w:rFonts w:ascii="Palatino Linotype" w:eastAsia="Palatino Linotype" w:hAnsi="Palatino Linotype" w:cs="Palatino Linotype"/>
                 <w:i/>
                 <w:iCs/>
                 <w:color w:val="595959"/>
@@ -3346,7 +3141,7 @@
             </w:pPr>
             <w:r>
               <w:rPr>
-                <w:rFonts w:ascii="Calibri" w:eastAsia="Calibri" w:hAnsi="Calibri" w:cs="Calibri"/>
+                <w:rFonts w:ascii="Palatino Linotype" w:eastAsia="Palatino Linotype" w:hAnsi="Palatino Linotype" w:cs="Palatino Linotype"/>
                 <w:sz w:val="21"/>
                 <w:szCs w:val="21"/>
               </w:rPr>
@@ -3382,7 +3177,7 @@
             </w:pPr>
             <w:r>
               <w:rPr>
-                <w:rFonts w:ascii="Calibri" w:eastAsia="Calibri" w:hAnsi="Calibri" w:cs="Calibri"/>
+                <w:rFonts w:ascii="Palatino Linotype" w:eastAsia="Palatino Linotype" w:hAnsi="Palatino Linotype" w:cs="Palatino Linotype"/>
                 <w:sz w:val="21"/>
                 <w:szCs w:val="21"/>
               </w:rPr>
@@ -3408,7 +3203,7 @@
             <w:proofErr w:type="spellStart"/>
             <w:r>
               <w:rPr>
-                <w:rFonts w:ascii="Calibri" w:eastAsia="Calibri" w:hAnsi="Calibri" w:cs="Calibri"/>
+                <w:rFonts w:ascii="Palatino Linotype" w:eastAsia="Palatino Linotype" w:hAnsi="Palatino Linotype" w:cs="Palatino Linotype"/>
                 <w:sz w:val="21"/>
                 <w:szCs w:val="21"/>
               </w:rPr>
@@ -3417,7 +3212,7 @@
             <w:proofErr w:type="spellEnd"/>
             <w:r>
               <w:rPr>
-                <w:rFonts w:ascii="Calibri" w:eastAsia="Calibri" w:hAnsi="Calibri" w:cs="Calibri"/>
+                <w:rFonts w:ascii="Palatino Linotype" w:eastAsia="Palatino Linotype" w:hAnsi="Palatino Linotype" w:cs="Palatino Linotype"/>
                 <w:sz w:val="21"/>
                 <w:szCs w:val="21"/>
               </w:rPr>
@@ -3426,7 +3221,7 @@
             <w:proofErr w:type="spellStart"/>
             <w:r>
               <w:rPr>
-                <w:rFonts w:ascii="Calibri" w:eastAsia="Calibri" w:hAnsi="Calibri" w:cs="Calibri"/>
+                <w:rFonts w:ascii="Palatino Linotype" w:eastAsia="Palatino Linotype" w:hAnsi="Palatino Linotype" w:cs="Palatino Linotype"/>
                 <w:sz w:val="21"/>
                 <w:szCs w:val="21"/>
               </w:rPr>
@@ -3435,7 +3230,7 @@
             <w:proofErr w:type="spellEnd"/>
             <w:r>
               <w:rPr>
-                <w:rFonts w:ascii="Calibri" w:eastAsia="Calibri" w:hAnsi="Calibri" w:cs="Calibri"/>
+                <w:rFonts w:ascii="Palatino Linotype" w:eastAsia="Palatino Linotype" w:hAnsi="Palatino Linotype" w:cs="Palatino Linotype"/>
                 <w:sz w:val="21"/>
                 <w:szCs w:val="21"/>
               </w:rPr>
@@ -3445,7 +3240,7 @@
           <w:p>
             <w:r>
               <w:rPr>
-                <w:rFonts w:ascii="Calibri" w:eastAsia="Calibri" w:hAnsi="Calibri" w:cs="Calibri"/>
+                <w:rFonts w:ascii="Palatino Linotype" w:eastAsia="Palatino Linotype" w:hAnsi="Palatino Linotype" w:cs="Palatino Linotype"/>
                 <w:i/>
                 <w:iCs/>
                 <w:color w:val="595959"/>
@@ -3474,7 +3269,7 @@
             <w:proofErr w:type="spellStart"/>
             <w:r>
               <w:rPr>
-                <w:rFonts w:ascii="Calibri" w:eastAsia="Calibri" w:hAnsi="Calibri" w:cs="Calibri"/>
+                <w:rFonts w:ascii="Palatino Linotype" w:eastAsia="Palatino Linotype" w:hAnsi="Palatino Linotype" w:cs="Palatino Linotype"/>
                 <w:sz w:val="21"/>
                 <w:szCs w:val="21"/>
               </w:rPr>
@@ -3483,7 +3278,7 @@
             <w:proofErr w:type="spellEnd"/>
             <w:r>
               <w:rPr>
-                <w:rFonts w:ascii="Calibri" w:eastAsia="Calibri" w:hAnsi="Calibri" w:cs="Calibri"/>
+                <w:rFonts w:ascii="Palatino Linotype" w:eastAsia="Palatino Linotype" w:hAnsi="Palatino Linotype" w:cs="Palatino Linotype"/>
                 <w:sz w:val="21"/>
                 <w:szCs w:val="21"/>
               </w:rPr>
@@ -3492,7 +3287,7 @@
             <w:proofErr w:type="spellStart"/>
             <w:r>
               <w:rPr>
-                <w:rFonts w:ascii="Calibri" w:eastAsia="Calibri" w:hAnsi="Calibri" w:cs="Calibri"/>
+                <w:rFonts w:ascii="Palatino Linotype" w:eastAsia="Palatino Linotype" w:hAnsi="Palatino Linotype" w:cs="Palatino Linotype"/>
                 <w:sz w:val="21"/>
                 <w:szCs w:val="21"/>
               </w:rPr>
@@ -3501,7 +3296,7 @@
             <w:proofErr w:type="spellEnd"/>
             <w:r>
               <w:rPr>
-                <w:rFonts w:ascii="Calibri" w:eastAsia="Calibri" w:hAnsi="Calibri" w:cs="Calibri"/>
+                <w:rFonts w:ascii="Palatino Linotype" w:eastAsia="Palatino Linotype" w:hAnsi="Palatino Linotype" w:cs="Palatino Linotype"/>
                 <w:sz w:val="21"/>
                 <w:szCs w:val="21"/>
               </w:rPr>
@@ -3510,7 +3305,7 @@
             <w:proofErr w:type="spellStart"/>
             <w:r>
               <w:rPr>
-                <w:rFonts w:ascii="Calibri" w:eastAsia="Calibri" w:hAnsi="Calibri" w:cs="Calibri"/>
+                <w:rFonts w:ascii="Palatino Linotype" w:eastAsia="Palatino Linotype" w:hAnsi="Palatino Linotype" w:cs="Palatino Linotype"/>
                 <w:sz w:val="21"/>
                 <w:szCs w:val="21"/>
               </w:rPr>
@@ -3519,7 +3314,7 @@
             <w:proofErr w:type="spellEnd"/>
             <w:r>
               <w:rPr>
-                <w:rFonts w:ascii="Calibri" w:eastAsia="Calibri" w:hAnsi="Calibri" w:cs="Calibri"/>
+                <w:rFonts w:ascii="Palatino Linotype" w:eastAsia="Palatino Linotype" w:hAnsi="Palatino Linotype" w:cs="Palatino Linotype"/>
                 <w:sz w:val="21"/>
                 <w:szCs w:val="21"/>
               </w:rPr>
@@ -3529,7 +3324,7 @@
           <w:p>
             <w:r>
               <w:rPr>
-                <w:rFonts w:ascii="Calibri" w:eastAsia="Calibri" w:hAnsi="Calibri" w:cs="Calibri"/>
+                <w:rFonts w:ascii="Palatino Linotype" w:eastAsia="Palatino Linotype" w:hAnsi="Palatino Linotype" w:cs="Palatino Linotype"/>
                 <w:i/>
                 <w:iCs/>
                 <w:color w:val="595959"/>
@@ -3557,7 +3352,7 @@
             </w:pPr>
             <w:r>
               <w:rPr>
-                <w:rFonts w:ascii="Calibri" w:eastAsia="Calibri" w:hAnsi="Calibri" w:cs="Calibri"/>
+                <w:rFonts w:ascii="Palatino Linotype" w:eastAsia="Palatino Linotype" w:hAnsi="Palatino Linotype" w:cs="Palatino Linotype"/>
                 <w:sz w:val="21"/>
                 <w:szCs w:val="21"/>
               </w:rPr>
@@ -3593,7 +3388,7 @@
             </w:pPr>
             <w:r>
               <w:rPr>
-                <w:rFonts w:ascii="Calibri" w:eastAsia="Calibri" w:hAnsi="Calibri" w:cs="Calibri"/>
+                <w:rFonts w:ascii="Palatino Linotype" w:eastAsia="Palatino Linotype" w:hAnsi="Palatino Linotype" w:cs="Palatino Linotype"/>
                 <w:sz w:val="21"/>
                 <w:szCs w:val="21"/>
               </w:rPr>
@@ -3619,7 +3414,7 @@
             <w:proofErr w:type="spellStart"/>
             <w:r>
               <w:rPr>
-                <w:rFonts w:ascii="Calibri" w:eastAsia="Calibri" w:hAnsi="Calibri" w:cs="Calibri"/>
+                <w:rFonts w:ascii="Palatino Linotype" w:eastAsia="Palatino Linotype" w:hAnsi="Palatino Linotype" w:cs="Palatino Linotype"/>
                 <w:sz w:val="21"/>
                 <w:szCs w:val="21"/>
               </w:rPr>
@@ -3628,7 +3423,7 @@
             <w:proofErr w:type="spellEnd"/>
             <w:r>
               <w:rPr>
-                <w:rFonts w:ascii="Calibri" w:eastAsia="Calibri" w:hAnsi="Calibri" w:cs="Calibri"/>
+                <w:rFonts w:ascii="Palatino Linotype" w:eastAsia="Palatino Linotype" w:hAnsi="Palatino Linotype" w:cs="Palatino Linotype"/>
                 <w:sz w:val="21"/>
                 <w:szCs w:val="21"/>
               </w:rPr>
@@ -3637,7 +3432,7 @@
             <w:proofErr w:type="spellStart"/>
             <w:r>
               <w:rPr>
-                <w:rFonts w:ascii="Calibri" w:eastAsia="Calibri" w:hAnsi="Calibri" w:cs="Calibri"/>
+                <w:rFonts w:ascii="Palatino Linotype" w:eastAsia="Palatino Linotype" w:hAnsi="Palatino Linotype" w:cs="Palatino Linotype"/>
                 <w:sz w:val="21"/>
                 <w:szCs w:val="21"/>
               </w:rPr>
@@ -3646,7 +3441,7 @@
             <w:proofErr w:type="spellEnd"/>
             <w:r>
               <w:rPr>
-                <w:rFonts w:ascii="Calibri" w:eastAsia="Calibri" w:hAnsi="Calibri" w:cs="Calibri"/>
+                <w:rFonts w:ascii="Palatino Linotype" w:eastAsia="Palatino Linotype" w:hAnsi="Palatino Linotype" w:cs="Palatino Linotype"/>
                 <w:sz w:val="21"/>
                 <w:szCs w:val="21"/>
               </w:rPr>
@@ -3655,7 +3450,7 @@
             <w:proofErr w:type="spellStart"/>
             <w:r>
               <w:rPr>
-                <w:rFonts w:ascii="Calibri" w:eastAsia="Calibri" w:hAnsi="Calibri" w:cs="Calibri"/>
+                <w:rFonts w:ascii="Palatino Linotype" w:eastAsia="Palatino Linotype" w:hAnsi="Palatino Linotype" w:cs="Palatino Linotype"/>
                 <w:sz w:val="21"/>
                 <w:szCs w:val="21"/>
               </w:rPr>
@@ -3664,7 +3459,7 @@
             <w:proofErr w:type="spellEnd"/>
             <w:r>
               <w:rPr>
-                <w:rFonts w:ascii="Calibri" w:eastAsia="Calibri" w:hAnsi="Calibri" w:cs="Calibri"/>
+                <w:rFonts w:ascii="Palatino Linotype" w:eastAsia="Palatino Linotype" w:hAnsi="Palatino Linotype" w:cs="Palatino Linotype"/>
                 <w:sz w:val="21"/>
                 <w:szCs w:val="21"/>
               </w:rPr>
@@ -3674,7 +3469,7 @@
           <w:p>
             <w:r>
               <w:rPr>
-                <w:rFonts w:ascii="Calibri" w:eastAsia="Calibri" w:hAnsi="Calibri" w:cs="Calibri"/>
+                <w:rFonts w:ascii="Palatino Linotype" w:eastAsia="Palatino Linotype" w:hAnsi="Palatino Linotype" w:cs="Palatino Linotype"/>
                 <w:i/>
                 <w:iCs/>
                 <w:color w:val="595959"/>
@@ -3703,7 +3498,7 @@
             </w:pPr>
             <w:r>
               <w:rPr>
-                <w:rFonts w:ascii="Calibri" w:eastAsia="Calibri" w:hAnsi="Calibri" w:cs="Calibri"/>
+                <w:rFonts w:ascii="Palatino Linotype" w:eastAsia="Palatino Linotype" w:hAnsi="Palatino Linotype" w:cs="Palatino Linotype"/>
                 <w:sz w:val="21"/>
                 <w:szCs w:val="21"/>
               </w:rPr>
@@ -3713,7 +3508,7 @@
             <w:proofErr w:type="spellStart"/>
             <w:r>
               <w:rPr>
-                <w:rFonts w:ascii="Calibri" w:eastAsia="Calibri" w:hAnsi="Calibri" w:cs="Calibri"/>
+                <w:rFonts w:ascii="Palatino Linotype" w:eastAsia="Palatino Linotype" w:hAnsi="Palatino Linotype" w:cs="Palatino Linotype"/>
                 <w:sz w:val="21"/>
                 <w:szCs w:val="21"/>
               </w:rPr>
@@ -3722,7 +3517,7 @@
             <w:proofErr w:type="spellEnd"/>
             <w:r>
               <w:rPr>
-                <w:rFonts w:ascii="Calibri" w:eastAsia="Calibri" w:hAnsi="Calibri" w:cs="Calibri"/>
+                <w:rFonts w:ascii="Palatino Linotype" w:eastAsia="Palatino Linotype" w:hAnsi="Palatino Linotype" w:cs="Palatino Linotype"/>
                 <w:sz w:val="21"/>
                 <w:szCs w:val="21"/>
               </w:rPr>
@@ -3731,7 +3526,7 @@
             <w:proofErr w:type="spellStart"/>
             <w:r>
               <w:rPr>
-                <w:rFonts w:ascii="Calibri" w:eastAsia="Calibri" w:hAnsi="Calibri" w:cs="Calibri"/>
+                <w:rFonts w:ascii="Palatino Linotype" w:eastAsia="Palatino Linotype" w:hAnsi="Palatino Linotype" w:cs="Palatino Linotype"/>
                 <w:sz w:val="21"/>
                 <w:szCs w:val="21"/>
               </w:rPr>
@@ -3740,7 +3535,7 @@
             <w:proofErr w:type="spellEnd"/>
             <w:r>
               <w:rPr>
-                <w:rFonts w:ascii="Calibri" w:eastAsia="Calibri" w:hAnsi="Calibri" w:cs="Calibri"/>
+                <w:rFonts w:ascii="Palatino Linotype" w:eastAsia="Palatino Linotype" w:hAnsi="Palatino Linotype" w:cs="Palatino Linotype"/>
                 <w:sz w:val="21"/>
                 <w:szCs w:val="21"/>
               </w:rPr>
@@ -3749,7 +3544,7 @@
             <w:proofErr w:type="spellStart"/>
             <w:r>
               <w:rPr>
-                <w:rFonts w:ascii="Calibri" w:eastAsia="Calibri" w:hAnsi="Calibri" w:cs="Calibri"/>
+                <w:rFonts w:ascii="Palatino Linotype" w:eastAsia="Palatino Linotype" w:hAnsi="Palatino Linotype" w:cs="Palatino Linotype"/>
                 <w:sz w:val="21"/>
                 <w:szCs w:val="21"/>
               </w:rPr>
@@ -3758,7 +3553,7 @@
             <w:proofErr w:type="spellEnd"/>
             <w:r>
               <w:rPr>
-                <w:rFonts w:ascii="Calibri" w:eastAsia="Calibri" w:hAnsi="Calibri" w:cs="Calibri"/>
+                <w:rFonts w:ascii="Palatino Linotype" w:eastAsia="Palatino Linotype" w:hAnsi="Palatino Linotype" w:cs="Palatino Linotype"/>
                 <w:sz w:val="21"/>
                 <w:szCs w:val="21"/>
               </w:rPr>
@@ -3767,7 +3562,7 @@
             <w:proofErr w:type="spellStart"/>
             <w:r>
               <w:rPr>
-                <w:rFonts w:ascii="Calibri" w:eastAsia="Calibri" w:hAnsi="Calibri" w:cs="Calibri"/>
+                <w:rFonts w:ascii="Palatino Linotype" w:eastAsia="Palatino Linotype" w:hAnsi="Palatino Linotype" w:cs="Palatino Linotype"/>
                 <w:sz w:val="21"/>
                 <w:szCs w:val="21"/>
               </w:rPr>
@@ -3776,7 +3571,7 @@
             <w:proofErr w:type="spellEnd"/>
             <w:r>
               <w:rPr>
-                <w:rFonts w:ascii="Calibri" w:eastAsia="Calibri" w:hAnsi="Calibri" w:cs="Calibri"/>
+                <w:rFonts w:ascii="Palatino Linotype" w:eastAsia="Palatino Linotype" w:hAnsi="Palatino Linotype" w:cs="Palatino Linotype"/>
                 <w:sz w:val="21"/>
                 <w:szCs w:val="21"/>
               </w:rPr>
@@ -3785,7 +3580,7 @@
             <w:proofErr w:type="spellStart"/>
             <w:r>
               <w:rPr>
-                <w:rFonts w:ascii="Calibri" w:eastAsia="Calibri" w:hAnsi="Calibri" w:cs="Calibri"/>
+                <w:rFonts w:ascii="Palatino Linotype" w:eastAsia="Palatino Linotype" w:hAnsi="Palatino Linotype" w:cs="Palatino Linotype"/>
                 <w:sz w:val="21"/>
                 <w:szCs w:val="21"/>
               </w:rPr>
@@ -3796,7 +3591,7 @@
           <w:p>
             <w:r>
               <w:rPr>
-                <w:rFonts w:ascii="Calibri" w:eastAsia="Calibri" w:hAnsi="Calibri" w:cs="Calibri"/>
+                <w:rFonts w:ascii="Palatino Linotype" w:eastAsia="Palatino Linotype" w:hAnsi="Palatino Linotype" w:cs="Palatino Linotype"/>
                 <w:i/>
                 <w:iCs/>
                 <w:color w:val="595959"/>
@@ -3824,7 +3619,7 @@
             </w:pPr>
             <w:r>
               <w:rPr>
-                <w:rFonts w:ascii="Calibri" w:eastAsia="Calibri" w:hAnsi="Calibri" w:cs="Calibri"/>
+                <w:rFonts w:ascii="Palatino Linotype" w:eastAsia="Palatino Linotype" w:hAnsi="Palatino Linotype" w:cs="Palatino Linotype"/>
                 <w:sz w:val="21"/>
                 <w:szCs w:val="21"/>
               </w:rPr>
@@ -3861,7 +3656,7 @@
             </w:pPr>
             <w:r>
               <w:rPr>
-                <w:rFonts w:ascii="Calibri" w:eastAsia="Calibri" w:hAnsi="Calibri" w:cs="Calibri"/>
+                <w:rFonts w:ascii="Palatino Linotype" w:eastAsia="Palatino Linotype" w:hAnsi="Palatino Linotype" w:cs="Palatino Linotype"/>
                 <w:b/>
                 <w:bCs/>
                 <w:sz w:val="21"/>
@@ -3872,7 +3667,7 @@
             <w:proofErr w:type="spellStart"/>
             <w:r>
               <w:rPr>
-                <w:rFonts w:ascii="Calibri" w:eastAsia="Calibri" w:hAnsi="Calibri" w:cs="Calibri"/>
+                <w:rFonts w:ascii="Palatino Linotype" w:eastAsia="Palatino Linotype" w:hAnsi="Palatino Linotype" w:cs="Palatino Linotype"/>
                 <w:b/>
                 <w:bCs/>
                 <w:sz w:val="21"/>
@@ -3883,7 +3678,7 @@
             <w:proofErr w:type="spellEnd"/>
             <w:r>
               <w:rPr>
-                <w:rFonts w:ascii="Calibri" w:eastAsia="Calibri" w:hAnsi="Calibri" w:cs="Calibri"/>
+                <w:rFonts w:ascii="Palatino Linotype" w:eastAsia="Palatino Linotype" w:hAnsi="Palatino Linotype" w:cs="Palatino Linotype"/>
                 <w:b/>
                 <w:bCs/>
                 <w:sz w:val="21"/>
@@ -3910,7 +3705,7 @@
             </w:pPr>
             <w:r>
               <w:rPr>
-                <w:rFonts w:ascii="Calibri" w:eastAsia="Calibri" w:hAnsi="Calibri" w:cs="Calibri"/>
+                <w:rFonts w:ascii="Palatino Linotype" w:eastAsia="Palatino Linotype" w:hAnsi="Palatino Linotype" w:cs="Palatino Linotype"/>
                 <w:b/>
                 <w:bCs/>
                 <w:sz w:val="21"/>
@@ -3933,7 +3728,7 @@
       </w:pPr>
       <w:r>
         <w:rPr>
-          <w:rFonts w:ascii="Calibri" w:eastAsia="Calibri" w:hAnsi="Calibri" w:cs="Calibri"/>
+          <w:rFonts w:ascii="Palatino Linotype" w:eastAsia="Palatino Linotype" w:hAnsi="Palatino Linotype" w:cs="Palatino Linotype"/>
           <w:b/>
           <w:bCs/>
           <w:sz w:val="21"/>
@@ -3943,7 +3738,7 @@
       </w:r>
       <w:r>
         <w:rPr>
-          <w:rFonts w:ascii="Calibri" w:eastAsia="Calibri" w:hAnsi="Calibri" w:cs="Calibri"/>
+          <w:rFonts w:ascii="Palatino Linotype" w:eastAsia="Palatino Linotype" w:hAnsi="Palatino Linotype" w:cs="Palatino Linotype"/>
           <w:b/>
           <w:bCs/>
           <w:i/>
@@ -4009,7 +3804,7 @@
             </w:pPr>
             <w:r>
               <w:rPr>
-                <w:rFonts w:ascii="Calibri" w:eastAsia="Calibri" w:hAnsi="Calibri" w:cs="Calibri"/>
+                <w:rFonts w:ascii="Palatino Linotype" w:eastAsia="Palatino Linotype" w:hAnsi="Palatino Linotype" w:cs="Palatino Linotype"/>
                 <w:sz w:val="21"/>
                 <w:szCs w:val="21"/>
               </w:rPr>
@@ -4018,7 +3813,7 @@
             <w:proofErr w:type="spellStart"/>
             <w:r>
               <w:rPr>
-                <w:rFonts w:ascii="Calibri" w:eastAsia="Calibri" w:hAnsi="Calibri" w:cs="Calibri"/>
+                <w:rFonts w:ascii="Palatino Linotype" w:eastAsia="Palatino Linotype" w:hAnsi="Palatino Linotype" w:cs="Palatino Linotype"/>
                 <w:sz w:val="21"/>
                 <w:szCs w:val="21"/>
               </w:rPr>
@@ -4027,7 +3822,7 @@
             <w:proofErr w:type="spellEnd"/>
             <w:r>
               <w:rPr>
-                <w:rFonts w:ascii="Calibri" w:eastAsia="Calibri" w:hAnsi="Calibri" w:cs="Calibri"/>
+                <w:rFonts w:ascii="Palatino Linotype" w:eastAsia="Palatino Linotype" w:hAnsi="Palatino Linotype" w:cs="Palatino Linotype"/>
                 <w:sz w:val="21"/>
                 <w:szCs w:val="21"/>
               </w:rPr>
@@ -4036,7 +3831,7 @@
             <w:proofErr w:type="spellStart"/>
             <w:r>
               <w:rPr>
-                <w:rFonts w:ascii="Calibri" w:eastAsia="Calibri" w:hAnsi="Calibri" w:cs="Calibri"/>
+                <w:rFonts w:ascii="Palatino Linotype" w:eastAsia="Palatino Linotype" w:hAnsi="Palatino Linotype" w:cs="Palatino Linotype"/>
                 <w:sz w:val="21"/>
                 <w:szCs w:val="21"/>
               </w:rPr>
@@ -4045,7 +3840,7 @@
             <w:proofErr w:type="spellEnd"/>
             <w:r>
               <w:rPr>
-                <w:rFonts w:ascii="Calibri" w:eastAsia="Calibri" w:hAnsi="Calibri" w:cs="Calibri"/>
+                <w:rFonts w:ascii="Palatino Linotype" w:eastAsia="Palatino Linotype" w:hAnsi="Palatino Linotype" w:cs="Palatino Linotype"/>
                 <w:sz w:val="21"/>
                 <w:szCs w:val="21"/>
               </w:rPr>
@@ -4054,7 +3849,7 @@
             <w:proofErr w:type="spellStart"/>
             <w:r>
               <w:rPr>
-                <w:rFonts w:ascii="Calibri" w:eastAsia="Calibri" w:hAnsi="Calibri" w:cs="Calibri"/>
+                <w:rFonts w:ascii="Palatino Linotype" w:eastAsia="Palatino Linotype" w:hAnsi="Palatino Linotype" w:cs="Palatino Linotype"/>
                 <w:sz w:val="21"/>
                 <w:szCs w:val="21"/>
               </w:rPr>
@@ -4063,7 +3858,7 @@
             <w:proofErr w:type="spellEnd"/>
             <w:r>
               <w:rPr>
-                <w:rFonts w:ascii="Calibri" w:eastAsia="Calibri" w:hAnsi="Calibri" w:cs="Calibri"/>
+                <w:rFonts w:ascii="Palatino Linotype" w:eastAsia="Palatino Linotype" w:hAnsi="Palatino Linotype" w:cs="Palatino Linotype"/>
                 <w:sz w:val="21"/>
                 <w:szCs w:val="21"/>
               </w:rPr>
@@ -4072,7 +3867,7 @@
             <w:proofErr w:type="spellStart"/>
             <w:r>
               <w:rPr>
-                <w:rFonts w:ascii="Calibri" w:eastAsia="Calibri" w:hAnsi="Calibri" w:cs="Calibri"/>
+                <w:rFonts w:ascii="Palatino Linotype" w:eastAsia="Palatino Linotype" w:hAnsi="Palatino Linotype" w:cs="Palatino Linotype"/>
                 <w:sz w:val="21"/>
                 <w:szCs w:val="21"/>
               </w:rPr>
@@ -4081,7 +3876,7 @@
             <w:proofErr w:type="spellEnd"/>
             <w:r>
               <w:rPr>
-                <w:rFonts w:ascii="Calibri" w:eastAsia="Calibri" w:hAnsi="Calibri" w:cs="Calibri"/>
+                <w:rFonts w:ascii="Palatino Linotype" w:eastAsia="Palatino Linotype" w:hAnsi="Palatino Linotype" w:cs="Palatino Linotype"/>
                 <w:sz w:val="21"/>
                 <w:szCs w:val="21"/>
               </w:rPr>
@@ -4090,7 +3885,7 @@
             <w:proofErr w:type="spellStart"/>
             <w:r>
               <w:rPr>
-                <w:rFonts w:ascii="Calibri" w:eastAsia="Calibri" w:hAnsi="Calibri" w:cs="Calibri"/>
+                <w:rFonts w:ascii="Palatino Linotype" w:eastAsia="Palatino Linotype" w:hAnsi="Palatino Linotype" w:cs="Palatino Linotype"/>
                 <w:sz w:val="21"/>
                 <w:szCs w:val="21"/>
               </w:rPr>
@@ -4099,7 +3894,7 @@
             <w:proofErr w:type="spellEnd"/>
             <w:r>
               <w:rPr>
-                <w:rFonts w:ascii="Calibri" w:eastAsia="Calibri" w:hAnsi="Calibri" w:cs="Calibri"/>
+                <w:rFonts w:ascii="Palatino Linotype" w:eastAsia="Palatino Linotype" w:hAnsi="Palatino Linotype" w:cs="Palatino Linotype"/>
                 <w:sz w:val="21"/>
                 <w:szCs w:val="21"/>
               </w:rPr>
@@ -4108,7 +3903,7 @@
             <w:proofErr w:type="spellStart"/>
             <w:r>
               <w:rPr>
-                <w:rFonts w:ascii="Calibri" w:eastAsia="Calibri" w:hAnsi="Calibri" w:cs="Calibri"/>
+                <w:rFonts w:ascii="Palatino Linotype" w:eastAsia="Palatino Linotype" w:hAnsi="Palatino Linotype" w:cs="Palatino Linotype"/>
                 <w:sz w:val="21"/>
                 <w:szCs w:val="21"/>
               </w:rPr>
@@ -4117,7 +3912,7 @@
             <w:proofErr w:type="spellEnd"/>
             <w:r>
               <w:rPr>
-                <w:rFonts w:ascii="Calibri" w:eastAsia="Calibri" w:hAnsi="Calibri" w:cs="Calibri"/>
+                <w:rFonts w:ascii="Palatino Linotype" w:eastAsia="Palatino Linotype" w:hAnsi="Palatino Linotype" w:cs="Palatino Linotype"/>
                 <w:sz w:val="21"/>
                 <w:szCs w:val="21"/>
               </w:rPr>
@@ -4126,7 +3921,7 @@
             <w:proofErr w:type="spellStart"/>
             <w:r>
               <w:rPr>
-                <w:rFonts w:ascii="Calibri" w:eastAsia="Calibri" w:hAnsi="Calibri" w:cs="Calibri"/>
+                <w:rFonts w:ascii="Palatino Linotype" w:eastAsia="Palatino Linotype" w:hAnsi="Palatino Linotype" w:cs="Palatino Linotype"/>
                 <w:sz w:val="21"/>
                 <w:szCs w:val="21"/>
               </w:rPr>
@@ -4135,7 +3930,7 @@
             <w:proofErr w:type="spellEnd"/>
             <w:r>
               <w:rPr>
-                <w:rFonts w:ascii="Calibri" w:eastAsia="Calibri" w:hAnsi="Calibri" w:cs="Calibri"/>
+                <w:rFonts w:ascii="Palatino Linotype" w:eastAsia="Palatino Linotype" w:hAnsi="Palatino Linotype" w:cs="Palatino Linotype"/>
                 <w:sz w:val="21"/>
                 <w:szCs w:val="21"/>
               </w:rPr>
@@ -4144,7 +3939,7 @@
             <w:proofErr w:type="spellStart"/>
             <w:r>
               <w:rPr>
-                <w:rFonts w:ascii="Calibri" w:eastAsia="Calibri" w:hAnsi="Calibri" w:cs="Calibri"/>
+                <w:rFonts w:ascii="Palatino Linotype" w:eastAsia="Palatino Linotype" w:hAnsi="Palatino Linotype" w:cs="Palatino Linotype"/>
                 <w:sz w:val="21"/>
                 <w:szCs w:val="21"/>
               </w:rPr>
@@ -4153,7 +3948,7 @@
             <w:proofErr w:type="spellEnd"/>
             <w:r>
               <w:rPr>
-                <w:rFonts w:ascii="Calibri" w:eastAsia="Calibri" w:hAnsi="Calibri" w:cs="Calibri"/>
+                <w:rFonts w:ascii="Palatino Linotype" w:eastAsia="Palatino Linotype" w:hAnsi="Palatino Linotype" w:cs="Palatino Linotype"/>
                 <w:sz w:val="21"/>
                 <w:szCs w:val="21"/>
               </w:rPr>
@@ -4162,7 +3957,7 @@
             <w:proofErr w:type="spellStart"/>
             <w:r>
               <w:rPr>
-                <w:rFonts w:ascii="Calibri" w:eastAsia="Calibri" w:hAnsi="Calibri" w:cs="Calibri"/>
+                <w:rFonts w:ascii="Palatino Linotype" w:eastAsia="Palatino Linotype" w:hAnsi="Palatino Linotype" w:cs="Palatino Linotype"/>
                 <w:sz w:val="21"/>
                 <w:szCs w:val="21"/>
               </w:rPr>
@@ -4171,7 +3966,7 @@
             <w:proofErr w:type="spellEnd"/>
             <w:r>
               <w:rPr>
-                <w:rFonts w:ascii="Calibri" w:eastAsia="Calibri" w:hAnsi="Calibri" w:cs="Calibri"/>
+                <w:rFonts w:ascii="Palatino Linotype" w:eastAsia="Palatino Linotype" w:hAnsi="Palatino Linotype" w:cs="Palatino Linotype"/>
                 <w:sz w:val="21"/>
                 <w:szCs w:val="21"/>
               </w:rPr>
@@ -4180,7 +3975,7 @@
             <w:proofErr w:type="spellStart"/>
             <w:r>
               <w:rPr>
-                <w:rFonts w:ascii="Calibri" w:eastAsia="Calibri" w:hAnsi="Calibri" w:cs="Calibri"/>
+                <w:rFonts w:ascii="Palatino Linotype" w:eastAsia="Palatino Linotype" w:hAnsi="Palatino Linotype" w:cs="Palatino Linotype"/>
                 <w:sz w:val="21"/>
                 <w:szCs w:val="21"/>
               </w:rPr>
@@ -4189,7 +3984,7 @@
             <w:proofErr w:type="spellEnd"/>
             <w:r>
               <w:rPr>
-                <w:rFonts w:ascii="Calibri" w:eastAsia="Calibri" w:hAnsi="Calibri" w:cs="Calibri"/>
+                <w:rFonts w:ascii="Palatino Linotype" w:eastAsia="Palatino Linotype" w:hAnsi="Palatino Linotype" w:cs="Palatino Linotype"/>
                 <w:sz w:val="21"/>
                 <w:szCs w:val="21"/>
               </w:rPr>
@@ -4198,7 +3993,7 @@
             <w:proofErr w:type="spellStart"/>
             <w:r>
               <w:rPr>
-                <w:rFonts w:ascii="Calibri" w:eastAsia="Calibri" w:hAnsi="Calibri" w:cs="Calibri"/>
+                <w:rFonts w:ascii="Palatino Linotype" w:eastAsia="Palatino Linotype" w:hAnsi="Palatino Linotype" w:cs="Palatino Linotype"/>
                 <w:sz w:val="21"/>
                 <w:szCs w:val="21"/>
               </w:rPr>
@@ -4207,7 +4002,7 @@
             <w:proofErr w:type="spellEnd"/>
             <w:r>
               <w:rPr>
-                <w:rFonts w:ascii="Calibri" w:eastAsia="Calibri" w:hAnsi="Calibri" w:cs="Calibri"/>
+                <w:rFonts w:ascii="Palatino Linotype" w:eastAsia="Palatino Linotype" w:hAnsi="Palatino Linotype" w:cs="Palatino Linotype"/>
                 <w:sz w:val="21"/>
                 <w:szCs w:val="21"/>
               </w:rPr>
@@ -4216,7 +4011,7 @@
             <w:proofErr w:type="spellStart"/>
             <w:r>
               <w:rPr>
-                <w:rFonts w:ascii="Calibri" w:eastAsia="Calibri" w:hAnsi="Calibri" w:cs="Calibri"/>
+                <w:rFonts w:ascii="Palatino Linotype" w:eastAsia="Palatino Linotype" w:hAnsi="Palatino Linotype" w:cs="Palatino Linotype"/>
                 <w:sz w:val="21"/>
                 <w:szCs w:val="21"/>
               </w:rPr>
@@ -4225,7 +4020,7 @@
             <w:proofErr w:type="spellEnd"/>
             <w:r>
               <w:rPr>
-                <w:rFonts w:ascii="Calibri" w:eastAsia="Calibri" w:hAnsi="Calibri" w:cs="Calibri"/>
+                <w:rFonts w:ascii="Palatino Linotype" w:eastAsia="Palatino Linotype" w:hAnsi="Palatino Linotype" w:cs="Palatino Linotype"/>
                 <w:sz w:val="21"/>
                 <w:szCs w:val="21"/>
               </w:rPr>
@@ -4234,7 +4029,7 @@
             <w:proofErr w:type="spellStart"/>
             <w:r>
               <w:rPr>
-                <w:rFonts w:ascii="Calibri" w:eastAsia="Calibri" w:hAnsi="Calibri" w:cs="Calibri"/>
+                <w:rFonts w:ascii="Palatino Linotype" w:eastAsia="Palatino Linotype" w:hAnsi="Palatino Linotype" w:cs="Palatino Linotype"/>
                 <w:sz w:val="21"/>
                 <w:szCs w:val="21"/>
               </w:rPr>
@@ -4243,7 +4038,7 @@
             <w:proofErr w:type="spellEnd"/>
             <w:r>
               <w:rPr>
-                <w:rFonts w:ascii="Calibri" w:eastAsia="Calibri" w:hAnsi="Calibri" w:cs="Calibri"/>
+                <w:rFonts w:ascii="Palatino Linotype" w:eastAsia="Palatino Linotype" w:hAnsi="Palatino Linotype" w:cs="Palatino Linotype"/>
                 <w:sz w:val="21"/>
                 <w:szCs w:val="21"/>
               </w:rPr>
@@ -4274,7 +4069,7 @@
             </w:pPr>
             <w:r>
               <w:rPr>
-                <w:rFonts w:ascii="Calibri" w:eastAsia="Calibri" w:hAnsi="Calibri" w:cs="Calibri"/>
+                <w:rFonts w:ascii="Palatino Linotype" w:eastAsia="Palatino Linotype" w:hAnsi="Palatino Linotype" w:cs="Palatino Linotype"/>
                 <w:i/>
                 <w:iCs/>
                 <w:color w:val="595959"/>
@@ -4319,7 +4114,7 @@
             </w:pPr>
             <w:r>
               <w:rPr>
-                <w:rFonts w:ascii="Calibri" w:eastAsia="Calibri" w:hAnsi="Calibri" w:cs="Calibri"/>
+                <w:rFonts w:ascii="Palatino Linotype" w:eastAsia="Palatino Linotype" w:hAnsi="Palatino Linotype" w:cs="Palatino Linotype"/>
                 <w:sz w:val="21"/>
                 <w:szCs w:val="21"/>
               </w:rPr>
@@ -4328,7 +4123,7 @@
             <w:proofErr w:type="spellStart"/>
             <w:r>
               <w:rPr>
-                <w:rFonts w:ascii="Calibri" w:eastAsia="Calibri" w:hAnsi="Calibri" w:cs="Calibri"/>
+                <w:rFonts w:ascii="Palatino Linotype" w:eastAsia="Palatino Linotype" w:hAnsi="Palatino Linotype" w:cs="Palatino Linotype"/>
                 <w:sz w:val="21"/>
                 <w:szCs w:val="21"/>
               </w:rPr>
@@ -4337,7 +4132,7 @@
             <w:proofErr w:type="spellEnd"/>
             <w:r>
               <w:rPr>
-                <w:rFonts w:ascii="Calibri" w:eastAsia="Calibri" w:hAnsi="Calibri" w:cs="Calibri"/>
+                <w:rFonts w:ascii="Palatino Linotype" w:eastAsia="Palatino Linotype" w:hAnsi="Palatino Linotype" w:cs="Palatino Linotype"/>
                 <w:sz w:val="21"/>
                 <w:szCs w:val="21"/>
               </w:rPr>
@@ -4346,7 +4141,7 @@
             <w:proofErr w:type="spellStart"/>
             <w:r>
               <w:rPr>
-                <w:rFonts w:ascii="Calibri" w:eastAsia="Calibri" w:hAnsi="Calibri" w:cs="Calibri"/>
+                <w:rFonts w:ascii="Palatino Linotype" w:eastAsia="Palatino Linotype" w:hAnsi="Palatino Linotype" w:cs="Palatino Linotype"/>
                 <w:sz w:val="21"/>
                 <w:szCs w:val="21"/>
               </w:rPr>
@@ -4355,7 +4150,7 @@
             <w:proofErr w:type="spellEnd"/>
             <w:r>
               <w:rPr>
-                <w:rFonts w:ascii="Calibri" w:eastAsia="Calibri" w:hAnsi="Calibri" w:cs="Calibri"/>
+                <w:rFonts w:ascii="Palatino Linotype" w:eastAsia="Palatino Linotype" w:hAnsi="Palatino Linotype" w:cs="Palatino Linotype"/>
                 <w:sz w:val="21"/>
                 <w:szCs w:val="21"/>
               </w:rPr>
@@ -4364,7 +4159,7 @@
             <w:proofErr w:type="spellStart"/>
             <w:r>
               <w:rPr>
-                <w:rFonts w:ascii="Calibri" w:eastAsia="Calibri" w:hAnsi="Calibri" w:cs="Calibri"/>
+                <w:rFonts w:ascii="Palatino Linotype" w:eastAsia="Palatino Linotype" w:hAnsi="Palatino Linotype" w:cs="Palatino Linotype"/>
                 <w:sz w:val="21"/>
                 <w:szCs w:val="21"/>
               </w:rPr>
@@ -4373,7 +4168,7 @@
             <w:proofErr w:type="spellEnd"/>
             <w:r>
               <w:rPr>
-                <w:rFonts w:ascii="Calibri" w:eastAsia="Calibri" w:hAnsi="Calibri" w:cs="Calibri"/>
+                <w:rFonts w:ascii="Palatino Linotype" w:eastAsia="Palatino Linotype" w:hAnsi="Palatino Linotype" w:cs="Palatino Linotype"/>
                 <w:sz w:val="21"/>
                 <w:szCs w:val="21"/>
               </w:rPr>
@@ -4382,7 +4177,7 @@
             <w:proofErr w:type="spellStart"/>
             <w:r>
               <w:rPr>
-                <w:rFonts w:ascii="Calibri" w:eastAsia="Calibri" w:hAnsi="Calibri" w:cs="Calibri"/>
+                <w:rFonts w:ascii="Palatino Linotype" w:eastAsia="Palatino Linotype" w:hAnsi="Palatino Linotype" w:cs="Palatino Linotype"/>
                 <w:sz w:val="21"/>
                 <w:szCs w:val="21"/>
               </w:rPr>
@@ -4391,7 +4186,7 @@
             <w:proofErr w:type="spellEnd"/>
             <w:r>
               <w:rPr>
-                <w:rFonts w:ascii="Calibri" w:eastAsia="Calibri" w:hAnsi="Calibri" w:cs="Calibri"/>
+                <w:rFonts w:ascii="Palatino Linotype" w:eastAsia="Palatino Linotype" w:hAnsi="Palatino Linotype" w:cs="Palatino Linotype"/>
                 <w:sz w:val="21"/>
                 <w:szCs w:val="21"/>
               </w:rPr>
@@ -4400,7 +4195,7 @@
             <w:proofErr w:type="spellStart"/>
             <w:r>
               <w:rPr>
-                <w:rFonts w:ascii="Calibri" w:eastAsia="Calibri" w:hAnsi="Calibri" w:cs="Calibri"/>
+                <w:rFonts w:ascii="Palatino Linotype" w:eastAsia="Palatino Linotype" w:hAnsi="Palatino Linotype" w:cs="Palatino Linotype"/>
                 <w:sz w:val="21"/>
                 <w:szCs w:val="21"/>
               </w:rPr>
@@ -4409,7 +4204,7 @@
             <w:proofErr w:type="spellEnd"/>
             <w:r>
               <w:rPr>
-                <w:rFonts w:ascii="Calibri" w:eastAsia="Calibri" w:hAnsi="Calibri" w:cs="Calibri"/>
+                <w:rFonts w:ascii="Palatino Linotype" w:eastAsia="Palatino Linotype" w:hAnsi="Palatino Linotype" w:cs="Palatino Linotype"/>
                 <w:sz w:val="21"/>
                 <w:szCs w:val="21"/>
               </w:rPr>
@@ -4418,7 +4213,7 @@
             <w:proofErr w:type="spellStart"/>
             <w:r>
               <w:rPr>
-                <w:rFonts w:ascii="Calibri" w:eastAsia="Calibri" w:hAnsi="Calibri" w:cs="Calibri"/>
+                <w:rFonts w:ascii="Palatino Linotype" w:eastAsia="Palatino Linotype" w:hAnsi="Palatino Linotype" w:cs="Palatino Linotype"/>
                 <w:sz w:val="21"/>
                 <w:szCs w:val="21"/>
               </w:rPr>
@@ -4427,7 +4222,7 @@
             <w:proofErr w:type="spellEnd"/>
             <w:r>
               <w:rPr>
-                <w:rFonts w:ascii="Calibri" w:eastAsia="Calibri" w:hAnsi="Calibri" w:cs="Calibri"/>
+                <w:rFonts w:ascii="Palatino Linotype" w:eastAsia="Palatino Linotype" w:hAnsi="Palatino Linotype" w:cs="Palatino Linotype"/>
                 <w:sz w:val="21"/>
                 <w:szCs w:val="21"/>
               </w:rPr>
@@ -4436,7 +4231,7 @@
             <w:proofErr w:type="spellStart"/>
             <w:r>
               <w:rPr>
-                <w:rFonts w:ascii="Calibri" w:eastAsia="Calibri" w:hAnsi="Calibri" w:cs="Calibri"/>
+                <w:rFonts w:ascii="Palatino Linotype" w:eastAsia="Palatino Linotype" w:hAnsi="Palatino Linotype" w:cs="Palatino Linotype"/>
                 <w:sz w:val="21"/>
                 <w:szCs w:val="21"/>
               </w:rPr>
@@ -4445,7 +4240,7 @@
             <w:proofErr w:type="spellEnd"/>
             <w:r>
               <w:rPr>
-                <w:rFonts w:ascii="Calibri" w:eastAsia="Calibri" w:hAnsi="Calibri" w:cs="Calibri"/>
+                <w:rFonts w:ascii="Palatino Linotype" w:eastAsia="Palatino Linotype" w:hAnsi="Palatino Linotype" w:cs="Palatino Linotype"/>
                 <w:sz w:val="21"/>
                 <w:szCs w:val="21"/>
               </w:rPr>
@@ -4454,7 +4249,7 @@
             <w:proofErr w:type="spellStart"/>
             <w:r>
               <w:rPr>
-                <w:rFonts w:ascii="Calibri" w:eastAsia="Calibri" w:hAnsi="Calibri" w:cs="Calibri"/>
+                <w:rFonts w:ascii="Palatino Linotype" w:eastAsia="Palatino Linotype" w:hAnsi="Palatino Linotype" w:cs="Palatino Linotype"/>
                 <w:sz w:val="21"/>
                 <w:szCs w:val="21"/>
               </w:rPr>
@@ -4463,7 +4258,7 @@
             <w:proofErr w:type="spellEnd"/>
             <w:r>
               <w:rPr>
-                <w:rFonts w:ascii="Calibri" w:eastAsia="Calibri" w:hAnsi="Calibri" w:cs="Calibri"/>
+                <w:rFonts w:ascii="Palatino Linotype" w:eastAsia="Palatino Linotype" w:hAnsi="Palatino Linotype" w:cs="Palatino Linotype"/>
                 <w:sz w:val="21"/>
                 <w:szCs w:val="21"/>
               </w:rPr>
@@ -4472,7 +4267,7 @@
             <w:proofErr w:type="spellStart"/>
             <w:r>
               <w:rPr>
-                <w:rFonts w:ascii="Calibri" w:eastAsia="Calibri" w:hAnsi="Calibri" w:cs="Calibri"/>
+                <w:rFonts w:ascii="Palatino Linotype" w:eastAsia="Palatino Linotype" w:hAnsi="Palatino Linotype" w:cs="Palatino Linotype"/>
                 <w:sz w:val="21"/>
                 <w:szCs w:val="21"/>
               </w:rPr>
@@ -4481,7 +4276,7 @@
             <w:proofErr w:type="spellEnd"/>
             <w:r>
               <w:rPr>
-                <w:rFonts w:ascii="Calibri" w:eastAsia="Calibri" w:hAnsi="Calibri" w:cs="Calibri"/>
+                <w:rFonts w:ascii="Palatino Linotype" w:eastAsia="Palatino Linotype" w:hAnsi="Palatino Linotype" w:cs="Palatino Linotype"/>
                 <w:sz w:val="21"/>
                 <w:szCs w:val="21"/>
               </w:rPr>
@@ -4490,7 +4285,7 @@
             <w:proofErr w:type="spellStart"/>
             <w:r>
               <w:rPr>
-                <w:rFonts w:ascii="Calibri" w:eastAsia="Calibri" w:hAnsi="Calibri" w:cs="Calibri"/>
+                <w:rFonts w:ascii="Palatino Linotype" w:eastAsia="Palatino Linotype" w:hAnsi="Palatino Linotype" w:cs="Palatino Linotype"/>
                 <w:sz w:val="21"/>
                 <w:szCs w:val="21"/>
               </w:rPr>
@@ -4499,7 +4294,7 @@
             <w:proofErr w:type="spellEnd"/>
             <w:r>
               <w:rPr>
-                <w:rFonts w:ascii="Calibri" w:eastAsia="Calibri" w:hAnsi="Calibri" w:cs="Calibri"/>
+                <w:rFonts w:ascii="Palatino Linotype" w:eastAsia="Palatino Linotype" w:hAnsi="Palatino Linotype" w:cs="Palatino Linotype"/>
                 <w:sz w:val="21"/>
                 <w:szCs w:val="21"/>
               </w:rPr>
@@ -4508,7 +4303,7 @@
             <w:proofErr w:type="spellStart"/>
             <w:r>
               <w:rPr>
-                <w:rFonts w:ascii="Calibri" w:eastAsia="Calibri" w:hAnsi="Calibri" w:cs="Calibri"/>
+                <w:rFonts w:ascii="Palatino Linotype" w:eastAsia="Palatino Linotype" w:hAnsi="Palatino Linotype" w:cs="Palatino Linotype"/>
                 <w:sz w:val="21"/>
                 <w:szCs w:val="21"/>
               </w:rPr>
@@ -4517,7 +4312,7 @@
             <w:proofErr w:type="spellEnd"/>
             <w:r>
               <w:rPr>
-                <w:rFonts w:ascii="Calibri" w:eastAsia="Calibri" w:hAnsi="Calibri" w:cs="Calibri"/>
+                <w:rFonts w:ascii="Palatino Linotype" w:eastAsia="Palatino Linotype" w:hAnsi="Palatino Linotype" w:cs="Palatino Linotype"/>
                 <w:sz w:val="21"/>
                 <w:szCs w:val="21"/>
               </w:rPr>
@@ -4526,7 +4321,7 @@
             <w:proofErr w:type="spellStart"/>
             <w:r>
               <w:rPr>
-                <w:rFonts w:ascii="Calibri" w:eastAsia="Calibri" w:hAnsi="Calibri" w:cs="Calibri"/>
+                <w:rFonts w:ascii="Palatino Linotype" w:eastAsia="Palatino Linotype" w:hAnsi="Palatino Linotype" w:cs="Palatino Linotype"/>
                 <w:sz w:val="21"/>
                 <w:szCs w:val="21"/>
               </w:rPr>
@@ -4535,7 +4330,7 @@
             <w:proofErr w:type="spellEnd"/>
             <w:r>
               <w:rPr>
-                <w:rFonts w:ascii="Calibri" w:eastAsia="Calibri" w:hAnsi="Calibri" w:cs="Calibri"/>
+                <w:rFonts w:ascii="Palatino Linotype" w:eastAsia="Palatino Linotype" w:hAnsi="Palatino Linotype" w:cs="Palatino Linotype"/>
                 <w:sz w:val="21"/>
                 <w:szCs w:val="21"/>
               </w:rPr>
@@ -4544,7 +4339,7 @@
             <w:proofErr w:type="spellStart"/>
             <w:r>
               <w:rPr>
-                <w:rFonts w:ascii="Calibri" w:eastAsia="Calibri" w:hAnsi="Calibri" w:cs="Calibri"/>
+                <w:rFonts w:ascii="Palatino Linotype" w:eastAsia="Palatino Linotype" w:hAnsi="Palatino Linotype" w:cs="Palatino Linotype"/>
                 <w:sz w:val="21"/>
                 <w:szCs w:val="21"/>
               </w:rPr>
@@ -4553,7 +4348,7 @@
             <w:proofErr w:type="spellEnd"/>
             <w:r>
               <w:rPr>
-                <w:rFonts w:ascii="Calibri" w:eastAsia="Calibri" w:hAnsi="Calibri" w:cs="Calibri"/>
+                <w:rFonts w:ascii="Palatino Linotype" w:eastAsia="Palatino Linotype" w:hAnsi="Palatino Linotype" w:cs="Palatino Linotype"/>
                 <w:sz w:val="21"/>
                 <w:szCs w:val="21"/>
               </w:rPr>
@@ -4562,7 +4357,7 @@
             <w:proofErr w:type="spellStart"/>
             <w:r>
               <w:rPr>
-                <w:rFonts w:ascii="Calibri" w:eastAsia="Calibri" w:hAnsi="Calibri" w:cs="Calibri"/>
+                <w:rFonts w:ascii="Palatino Linotype" w:eastAsia="Palatino Linotype" w:hAnsi="Palatino Linotype" w:cs="Palatino Linotype"/>
                 <w:sz w:val="21"/>
                 <w:szCs w:val="21"/>
               </w:rPr>
@@ -4571,7 +4366,7 @@
             <w:proofErr w:type="spellEnd"/>
             <w:r>
               <w:rPr>
-                <w:rFonts w:ascii="Calibri" w:eastAsia="Calibri" w:hAnsi="Calibri" w:cs="Calibri"/>
+                <w:rFonts w:ascii="Palatino Linotype" w:eastAsia="Palatino Linotype" w:hAnsi="Palatino Linotype" w:cs="Palatino Linotype"/>
                 <w:sz w:val="21"/>
                 <w:szCs w:val="21"/>
               </w:rPr>
@@ -4580,7 +4375,7 @@
             <w:proofErr w:type="spellStart"/>
             <w:r>
               <w:rPr>
-                <w:rFonts w:ascii="Calibri" w:eastAsia="Calibri" w:hAnsi="Calibri" w:cs="Calibri"/>
+                <w:rFonts w:ascii="Palatino Linotype" w:eastAsia="Palatino Linotype" w:hAnsi="Palatino Linotype" w:cs="Palatino Linotype"/>
                 <w:sz w:val="21"/>
                 <w:szCs w:val="21"/>
               </w:rPr>
@@ -4589,7 +4384,7 @@
             <w:proofErr w:type="spellEnd"/>
             <w:r>
               <w:rPr>
-                <w:rFonts w:ascii="Calibri" w:eastAsia="Calibri" w:hAnsi="Calibri" w:cs="Calibri"/>
+                <w:rFonts w:ascii="Palatino Linotype" w:eastAsia="Palatino Linotype" w:hAnsi="Palatino Linotype" w:cs="Palatino Linotype"/>
                 <w:sz w:val="21"/>
                 <w:szCs w:val="21"/>
               </w:rPr>
@@ -4598,7 +4393,7 @@
             <w:proofErr w:type="spellStart"/>
             <w:r>
               <w:rPr>
-                <w:rFonts w:ascii="Calibri" w:eastAsia="Calibri" w:hAnsi="Calibri" w:cs="Calibri"/>
+                <w:rFonts w:ascii="Palatino Linotype" w:eastAsia="Palatino Linotype" w:hAnsi="Palatino Linotype" w:cs="Palatino Linotype"/>
                 <w:sz w:val="21"/>
                 <w:szCs w:val="21"/>
               </w:rPr>
@@ -4607,7 +4402,7 @@
             <w:proofErr w:type="spellEnd"/>
             <w:r>
               <w:rPr>
-                <w:rFonts w:ascii="Calibri" w:eastAsia="Calibri" w:hAnsi="Calibri" w:cs="Calibri"/>
+                <w:rFonts w:ascii="Palatino Linotype" w:eastAsia="Palatino Linotype" w:hAnsi="Palatino Linotype" w:cs="Palatino Linotype"/>
                 <w:sz w:val="21"/>
                 <w:szCs w:val="21"/>
               </w:rPr>
@@ -4616,7 +4411,7 @@
             <w:proofErr w:type="spellStart"/>
             <w:r>
               <w:rPr>
-                <w:rFonts w:ascii="Calibri" w:eastAsia="Calibri" w:hAnsi="Calibri" w:cs="Calibri"/>
+                <w:rFonts w:ascii="Palatino Linotype" w:eastAsia="Palatino Linotype" w:hAnsi="Palatino Linotype" w:cs="Palatino Linotype"/>
                 <w:sz w:val="21"/>
                 <w:szCs w:val="21"/>
               </w:rPr>
@@ -4625,7 +4420,7 @@
             <w:proofErr w:type="spellEnd"/>
             <w:r>
               <w:rPr>
-                <w:rFonts w:ascii="Calibri" w:eastAsia="Calibri" w:hAnsi="Calibri" w:cs="Calibri"/>
+                <w:rFonts w:ascii="Palatino Linotype" w:eastAsia="Palatino Linotype" w:hAnsi="Palatino Linotype" w:cs="Palatino Linotype"/>
                 <w:sz w:val="21"/>
                 <w:szCs w:val="21"/>
               </w:rPr>
@@ -4634,7 +4429,7 @@
             <w:proofErr w:type="spellStart"/>
             <w:r>
               <w:rPr>
-                <w:rFonts w:ascii="Calibri" w:eastAsia="Calibri" w:hAnsi="Calibri" w:cs="Calibri"/>
+                <w:rFonts w:ascii="Palatino Linotype" w:eastAsia="Palatino Linotype" w:hAnsi="Palatino Linotype" w:cs="Palatino Linotype"/>
                 <w:sz w:val="21"/>
                 <w:szCs w:val="21"/>
               </w:rPr>
@@ -4643,7 +4438,7 @@
             <w:proofErr w:type="spellEnd"/>
             <w:r>
               <w:rPr>
-                <w:rFonts w:ascii="Calibri" w:eastAsia="Calibri" w:hAnsi="Calibri" w:cs="Calibri"/>
+                <w:rFonts w:ascii="Palatino Linotype" w:eastAsia="Palatino Linotype" w:hAnsi="Palatino Linotype" w:cs="Palatino Linotype"/>
                 <w:sz w:val="21"/>
                 <w:szCs w:val="21"/>
               </w:rPr>
@@ -4652,7 +4447,7 @@
             <w:proofErr w:type="spellStart"/>
             <w:r>
               <w:rPr>
-                <w:rFonts w:ascii="Calibri" w:eastAsia="Calibri" w:hAnsi="Calibri" w:cs="Calibri"/>
+                <w:rFonts w:ascii="Palatino Linotype" w:eastAsia="Palatino Linotype" w:hAnsi="Palatino Linotype" w:cs="Palatino Linotype"/>
                 <w:sz w:val="21"/>
                 <w:szCs w:val="21"/>
               </w:rPr>
@@ -4661,7 +4456,7 @@
             <w:proofErr w:type="spellEnd"/>
             <w:r>
               <w:rPr>
-                <w:rFonts w:ascii="Calibri" w:eastAsia="Calibri" w:hAnsi="Calibri" w:cs="Calibri"/>
+                <w:rFonts w:ascii="Palatino Linotype" w:eastAsia="Palatino Linotype" w:hAnsi="Palatino Linotype" w:cs="Palatino Linotype"/>
                 <w:sz w:val="21"/>
                 <w:szCs w:val="21"/>
               </w:rPr>
@@ -4670,7 +4465,7 @@
             <w:proofErr w:type="spellStart"/>
             <w:r>
               <w:rPr>
-                <w:rFonts w:ascii="Calibri" w:eastAsia="Calibri" w:hAnsi="Calibri" w:cs="Calibri"/>
+                <w:rFonts w:ascii="Palatino Linotype" w:eastAsia="Palatino Linotype" w:hAnsi="Palatino Linotype" w:cs="Palatino Linotype"/>
                 <w:sz w:val="21"/>
                 <w:szCs w:val="21"/>
               </w:rPr>
@@ -4679,7 +4474,7 @@
             <w:proofErr w:type="spellEnd"/>
             <w:r>
               <w:rPr>
-                <w:rFonts w:ascii="Calibri" w:eastAsia="Calibri" w:hAnsi="Calibri" w:cs="Calibri"/>
+                <w:rFonts w:ascii="Palatino Linotype" w:eastAsia="Palatino Linotype" w:hAnsi="Palatino Linotype" w:cs="Palatino Linotype"/>
                 <w:sz w:val="21"/>
                 <w:szCs w:val="21"/>
               </w:rPr>
@@ -4688,7 +4483,7 @@
             <w:proofErr w:type="spellStart"/>
             <w:r>
               <w:rPr>
-                <w:rFonts w:ascii="Calibri" w:eastAsia="Calibri" w:hAnsi="Calibri" w:cs="Calibri"/>
+                <w:rFonts w:ascii="Palatino Linotype" w:eastAsia="Palatino Linotype" w:hAnsi="Palatino Linotype" w:cs="Palatino Linotype"/>
                 <w:sz w:val="21"/>
                 <w:szCs w:val="21"/>
               </w:rPr>
@@ -4697,7 +4492,7 @@
             <w:proofErr w:type="spellEnd"/>
             <w:r>
               <w:rPr>
-                <w:rFonts w:ascii="Calibri" w:eastAsia="Calibri" w:hAnsi="Calibri" w:cs="Calibri"/>
+                <w:rFonts w:ascii="Palatino Linotype" w:eastAsia="Palatino Linotype" w:hAnsi="Palatino Linotype" w:cs="Palatino Linotype"/>
                 <w:sz w:val="21"/>
                 <w:szCs w:val="21"/>
               </w:rPr>
@@ -4706,7 +4501,7 @@
             <w:proofErr w:type="spellStart"/>
             <w:r>
               <w:rPr>
-                <w:rFonts w:ascii="Calibri" w:eastAsia="Calibri" w:hAnsi="Calibri" w:cs="Calibri"/>
+                <w:rFonts w:ascii="Palatino Linotype" w:eastAsia="Palatino Linotype" w:hAnsi="Palatino Linotype" w:cs="Palatino Linotype"/>
                 <w:sz w:val="21"/>
                 <w:szCs w:val="21"/>
               </w:rPr>
@@ -4715,7 +4510,7 @@
             <w:proofErr w:type="spellEnd"/>
             <w:r>
               <w:rPr>
-                <w:rFonts w:ascii="Calibri" w:eastAsia="Calibri" w:hAnsi="Calibri" w:cs="Calibri"/>
+                <w:rFonts w:ascii="Palatino Linotype" w:eastAsia="Palatino Linotype" w:hAnsi="Palatino Linotype" w:cs="Palatino Linotype"/>
                 <w:sz w:val="21"/>
                 <w:szCs w:val="21"/>
               </w:rPr>
@@ -4724,7 +4519,7 @@
             <w:proofErr w:type="spellStart"/>
             <w:r>
               <w:rPr>
-                <w:rFonts w:ascii="Calibri" w:eastAsia="Calibri" w:hAnsi="Calibri" w:cs="Calibri"/>
+                <w:rFonts w:ascii="Palatino Linotype" w:eastAsia="Palatino Linotype" w:hAnsi="Palatino Linotype" w:cs="Palatino Linotype"/>
                 <w:sz w:val="21"/>
                 <w:szCs w:val="21"/>
               </w:rPr>
@@ -4733,7 +4528,7 @@
             <w:proofErr w:type="spellEnd"/>
             <w:r>
               <w:rPr>
-                <w:rFonts w:ascii="Calibri" w:eastAsia="Calibri" w:hAnsi="Calibri" w:cs="Calibri"/>
+                <w:rFonts w:ascii="Palatino Linotype" w:eastAsia="Palatino Linotype" w:hAnsi="Palatino Linotype" w:cs="Palatino Linotype"/>
                 <w:sz w:val="21"/>
                 <w:szCs w:val="21"/>
               </w:rPr>
@@ -4742,7 +4537,7 @@
             <w:proofErr w:type="spellStart"/>
             <w:r>
               <w:rPr>
-                <w:rFonts w:ascii="Calibri" w:eastAsia="Calibri" w:hAnsi="Calibri" w:cs="Calibri"/>
+                <w:rFonts w:ascii="Palatino Linotype" w:eastAsia="Palatino Linotype" w:hAnsi="Palatino Linotype" w:cs="Palatino Linotype"/>
                 <w:sz w:val="21"/>
                 <w:szCs w:val="21"/>
               </w:rPr>
@@ -4751,7 +4546,7 @@
             <w:proofErr w:type="spellEnd"/>
             <w:r>
               <w:rPr>
-                <w:rFonts w:ascii="Calibri" w:eastAsia="Calibri" w:hAnsi="Calibri" w:cs="Calibri"/>
+                <w:rFonts w:ascii="Palatino Linotype" w:eastAsia="Palatino Linotype" w:hAnsi="Palatino Linotype" w:cs="Palatino Linotype"/>
                 <w:sz w:val="21"/>
                 <w:szCs w:val="21"/>
               </w:rPr>
@@ -4760,7 +4555,7 @@
             <w:proofErr w:type="spellStart"/>
             <w:r>
               <w:rPr>
-                <w:rFonts w:ascii="Calibri" w:eastAsia="Calibri" w:hAnsi="Calibri" w:cs="Calibri"/>
+                <w:rFonts w:ascii="Palatino Linotype" w:eastAsia="Palatino Linotype" w:hAnsi="Palatino Linotype" w:cs="Palatino Linotype"/>
                 <w:sz w:val="21"/>
                 <w:szCs w:val="21"/>
               </w:rPr>
@@ -4769,7 +4564,7 @@
             <w:proofErr w:type="spellEnd"/>
             <w:r>
               <w:rPr>
-                <w:rFonts w:ascii="Calibri" w:eastAsia="Calibri" w:hAnsi="Calibri" w:cs="Calibri"/>
+                <w:rFonts w:ascii="Palatino Linotype" w:eastAsia="Palatino Linotype" w:hAnsi="Palatino Linotype" w:cs="Palatino Linotype"/>
                 <w:sz w:val="21"/>
                 <w:szCs w:val="21"/>
               </w:rPr>
@@ -4778,7 +4573,7 @@
             <w:proofErr w:type="spellStart"/>
             <w:r>
               <w:rPr>
-                <w:rFonts w:ascii="Calibri" w:eastAsia="Calibri" w:hAnsi="Calibri" w:cs="Calibri"/>
+                <w:rFonts w:ascii="Palatino Linotype" w:eastAsia="Palatino Linotype" w:hAnsi="Palatino Linotype" w:cs="Palatino Linotype"/>
                 <w:sz w:val="21"/>
                 <w:szCs w:val="21"/>
               </w:rPr>
@@ -4787,7 +4582,7 @@
             <w:proofErr w:type="spellEnd"/>
             <w:r>
               <w:rPr>
-                <w:rFonts w:ascii="Calibri" w:eastAsia="Calibri" w:hAnsi="Calibri" w:cs="Calibri"/>
+                <w:rFonts w:ascii="Palatino Linotype" w:eastAsia="Palatino Linotype" w:hAnsi="Palatino Linotype" w:cs="Palatino Linotype"/>
                 <w:sz w:val="21"/>
                 <w:szCs w:val="21"/>
               </w:rPr>
@@ -4796,7 +4591,7 @@
             <w:proofErr w:type="spellStart"/>
             <w:r>
               <w:rPr>
-                <w:rFonts w:ascii="Calibri" w:eastAsia="Calibri" w:hAnsi="Calibri" w:cs="Calibri"/>
+                <w:rFonts w:ascii="Palatino Linotype" w:eastAsia="Palatino Linotype" w:hAnsi="Palatino Linotype" w:cs="Palatino Linotype"/>
                 <w:sz w:val="21"/>
                 <w:szCs w:val="21"/>
               </w:rPr>
@@ -4805,7 +4600,7 @@
             <w:proofErr w:type="spellEnd"/>
             <w:r>
               <w:rPr>
-                <w:rFonts w:ascii="Calibri" w:eastAsia="Calibri" w:hAnsi="Calibri" w:cs="Calibri"/>
+                <w:rFonts w:ascii="Palatino Linotype" w:eastAsia="Palatino Linotype" w:hAnsi="Palatino Linotype" w:cs="Palatino Linotype"/>
                 <w:sz w:val="21"/>
                 <w:szCs w:val="21"/>
               </w:rPr>
@@ -4814,7 +4609,7 @@
             <w:proofErr w:type="spellStart"/>
             <w:r>
               <w:rPr>
-                <w:rFonts w:ascii="Calibri" w:eastAsia="Calibri" w:hAnsi="Calibri" w:cs="Calibri"/>
+                <w:rFonts w:ascii="Palatino Linotype" w:eastAsia="Palatino Linotype" w:hAnsi="Palatino Linotype" w:cs="Palatino Linotype"/>
                 <w:sz w:val="21"/>
                 <w:szCs w:val="21"/>
               </w:rPr>
@@ -4823,7 +4618,7 @@
             <w:proofErr w:type="spellEnd"/>
             <w:r>
               <w:rPr>
-                <w:rFonts w:ascii="Calibri" w:eastAsia="Calibri" w:hAnsi="Calibri" w:cs="Calibri"/>
+                <w:rFonts w:ascii="Palatino Linotype" w:eastAsia="Palatino Linotype" w:hAnsi="Palatino Linotype" w:cs="Palatino Linotype"/>
                 <w:sz w:val="21"/>
                 <w:szCs w:val="21"/>
               </w:rPr>
@@ -4832,7 +4627,7 @@
             <w:proofErr w:type="spellStart"/>
             <w:r>
               <w:rPr>
-                <w:rFonts w:ascii="Calibri" w:eastAsia="Calibri" w:hAnsi="Calibri" w:cs="Calibri"/>
+                <w:rFonts w:ascii="Palatino Linotype" w:eastAsia="Palatino Linotype" w:hAnsi="Palatino Linotype" w:cs="Palatino Linotype"/>
                 <w:sz w:val="21"/>
                 <w:szCs w:val="21"/>
               </w:rPr>
@@ -4841,7 +4636,7 @@
             <w:proofErr w:type="spellEnd"/>
             <w:r>
               <w:rPr>
-                <w:rFonts w:ascii="Calibri" w:eastAsia="Calibri" w:hAnsi="Calibri" w:cs="Calibri"/>
+                <w:rFonts w:ascii="Palatino Linotype" w:eastAsia="Palatino Linotype" w:hAnsi="Palatino Linotype" w:cs="Palatino Linotype"/>
                 <w:sz w:val="21"/>
                 <w:szCs w:val="21"/>
               </w:rPr>
@@ -4850,7 +4645,7 @@
             <w:proofErr w:type="spellStart"/>
             <w:r>
               <w:rPr>
-                <w:rFonts w:ascii="Calibri" w:eastAsia="Calibri" w:hAnsi="Calibri" w:cs="Calibri"/>
+                <w:rFonts w:ascii="Palatino Linotype" w:eastAsia="Palatino Linotype" w:hAnsi="Palatino Linotype" w:cs="Palatino Linotype"/>
                 <w:sz w:val="21"/>
                 <w:szCs w:val="21"/>
               </w:rPr>
@@ -4859,7 +4654,7 @@
             <w:proofErr w:type="spellEnd"/>
             <w:r>
               <w:rPr>
-                <w:rFonts w:ascii="Calibri" w:eastAsia="Calibri" w:hAnsi="Calibri" w:cs="Calibri"/>
+                <w:rFonts w:ascii="Palatino Linotype" w:eastAsia="Palatino Linotype" w:hAnsi="Palatino Linotype" w:cs="Palatino Linotype"/>
                 <w:sz w:val="21"/>
                 <w:szCs w:val="21"/>
               </w:rPr>
@@ -4868,7 +4663,7 @@
             <w:proofErr w:type="spellStart"/>
             <w:r>
               <w:rPr>
-                <w:rFonts w:ascii="Calibri" w:eastAsia="Calibri" w:hAnsi="Calibri" w:cs="Calibri"/>
+                <w:rFonts w:ascii="Palatino Linotype" w:eastAsia="Palatino Linotype" w:hAnsi="Palatino Linotype" w:cs="Palatino Linotype"/>
                 <w:sz w:val="21"/>
                 <w:szCs w:val="21"/>
               </w:rPr>
@@ -4877,7 +4672,7 @@
             <w:proofErr w:type="spellEnd"/>
             <w:r>
               <w:rPr>
-                <w:rFonts w:ascii="Calibri" w:eastAsia="Calibri" w:hAnsi="Calibri" w:cs="Calibri"/>
+                <w:rFonts w:ascii="Palatino Linotype" w:eastAsia="Palatino Linotype" w:hAnsi="Palatino Linotype" w:cs="Palatino Linotype"/>
                 <w:sz w:val="21"/>
                 <w:szCs w:val="21"/>
               </w:rPr>
@@ -4886,7 +4681,7 @@
             <w:proofErr w:type="spellStart"/>
             <w:r>
               <w:rPr>
-                <w:rFonts w:ascii="Calibri" w:eastAsia="Calibri" w:hAnsi="Calibri" w:cs="Calibri"/>
+                <w:rFonts w:ascii="Palatino Linotype" w:eastAsia="Palatino Linotype" w:hAnsi="Palatino Linotype" w:cs="Palatino Linotype"/>
                 <w:sz w:val="21"/>
                 <w:szCs w:val="21"/>
               </w:rPr>
@@ -4895,7 +4690,7 @@
             <w:proofErr w:type="spellEnd"/>
             <w:r>
               <w:rPr>
-                <w:rFonts w:ascii="Calibri" w:eastAsia="Calibri" w:hAnsi="Calibri" w:cs="Calibri"/>
+                <w:rFonts w:ascii="Palatino Linotype" w:eastAsia="Palatino Linotype" w:hAnsi="Palatino Linotype" w:cs="Palatino Linotype"/>
                 <w:sz w:val="21"/>
                 <w:szCs w:val="21"/>
               </w:rPr>
@@ -4926,7 +4721,7 @@
             </w:pPr>
             <w:r>
               <w:rPr>
-                <w:rFonts w:ascii="Calibri" w:eastAsia="Calibri" w:hAnsi="Calibri" w:cs="Calibri"/>
+                <w:rFonts w:ascii="Palatino Linotype" w:eastAsia="Palatino Linotype" w:hAnsi="Palatino Linotype" w:cs="Palatino Linotype"/>
                 <w:i/>
                 <w:iCs/>
                 <w:color w:val="595959"/>
@@ -4938,7 +4733,7 @@
             <w:proofErr w:type="spellStart"/>
             <w:r>
               <w:rPr>
-                <w:rFonts w:ascii="Calibri" w:eastAsia="Calibri" w:hAnsi="Calibri" w:cs="Calibri"/>
+                <w:rFonts w:ascii="Palatino Linotype" w:eastAsia="Palatino Linotype" w:hAnsi="Palatino Linotype" w:cs="Palatino Linotype"/>
                 <w:i/>
                 <w:iCs/>
                 <w:color w:val="595959"/>
@@ -4950,7 +4745,7 @@
             <w:proofErr w:type="spellEnd"/>
             <w:r>
               <w:rPr>
-                <w:rFonts w:ascii="Calibri" w:eastAsia="Calibri" w:hAnsi="Calibri" w:cs="Calibri"/>
+                <w:rFonts w:ascii="Palatino Linotype" w:eastAsia="Palatino Linotype" w:hAnsi="Palatino Linotype" w:cs="Palatino Linotype"/>
                 <w:i/>
                 <w:iCs/>
                 <w:color w:val="595959"/>
@@ -4995,7 +4790,7 @@
             </w:pPr>
             <w:r>
               <w:rPr>
-                <w:rFonts w:ascii="Calibri" w:eastAsia="Calibri" w:hAnsi="Calibri" w:cs="Calibri"/>
+                <w:rFonts w:ascii="Palatino Linotype" w:eastAsia="Palatino Linotype" w:hAnsi="Palatino Linotype" w:cs="Palatino Linotype"/>
                 <w:sz w:val="21"/>
                 <w:szCs w:val="21"/>
               </w:rPr>
@@ -5004,7 +4799,7 @@
             <w:proofErr w:type="spellStart"/>
             <w:r>
               <w:rPr>
-                <w:rFonts w:ascii="Calibri" w:eastAsia="Calibri" w:hAnsi="Calibri" w:cs="Calibri"/>
+                <w:rFonts w:ascii="Palatino Linotype" w:eastAsia="Palatino Linotype" w:hAnsi="Palatino Linotype" w:cs="Palatino Linotype"/>
                 <w:sz w:val="21"/>
                 <w:szCs w:val="21"/>
               </w:rPr>
@@ -5013,7 +4808,7 @@
             <w:proofErr w:type="spellEnd"/>
             <w:r>
               <w:rPr>
-                <w:rFonts w:ascii="Calibri" w:eastAsia="Calibri" w:hAnsi="Calibri" w:cs="Calibri"/>
+                <w:rFonts w:ascii="Palatino Linotype" w:eastAsia="Palatino Linotype" w:hAnsi="Palatino Linotype" w:cs="Palatino Linotype"/>
                 <w:sz w:val="21"/>
                 <w:szCs w:val="21"/>
               </w:rPr>
@@ -5022,7 +4817,7 @@
             <w:proofErr w:type="spellStart"/>
             <w:r>
               <w:rPr>
-                <w:rFonts w:ascii="Calibri" w:eastAsia="Calibri" w:hAnsi="Calibri" w:cs="Calibri"/>
+                <w:rFonts w:ascii="Palatino Linotype" w:eastAsia="Palatino Linotype" w:hAnsi="Palatino Linotype" w:cs="Palatino Linotype"/>
                 <w:sz w:val="21"/>
                 <w:szCs w:val="21"/>
               </w:rPr>
@@ -5031,7 +4826,7 @@
             <w:proofErr w:type="spellEnd"/>
             <w:r>
               <w:rPr>
-                <w:rFonts w:ascii="Calibri" w:eastAsia="Calibri" w:hAnsi="Calibri" w:cs="Calibri"/>
+                <w:rFonts w:ascii="Palatino Linotype" w:eastAsia="Palatino Linotype" w:hAnsi="Palatino Linotype" w:cs="Palatino Linotype"/>
                 <w:sz w:val="21"/>
                 <w:szCs w:val="21"/>
               </w:rPr>
@@ -5040,7 +4835,7 @@
             <w:proofErr w:type="spellStart"/>
             <w:r>
               <w:rPr>
-                <w:rFonts w:ascii="Calibri" w:eastAsia="Calibri" w:hAnsi="Calibri" w:cs="Calibri"/>
+                <w:rFonts w:ascii="Palatino Linotype" w:eastAsia="Palatino Linotype" w:hAnsi="Palatino Linotype" w:cs="Palatino Linotype"/>
                 <w:sz w:val="21"/>
                 <w:szCs w:val="21"/>
               </w:rPr>
@@ -5049,7 +4844,7 @@
             <w:proofErr w:type="spellEnd"/>
             <w:r>
               <w:rPr>
-                <w:rFonts w:ascii="Calibri" w:eastAsia="Calibri" w:hAnsi="Calibri" w:cs="Calibri"/>
+                <w:rFonts w:ascii="Palatino Linotype" w:eastAsia="Palatino Linotype" w:hAnsi="Palatino Linotype" w:cs="Palatino Linotype"/>
                 <w:sz w:val="21"/>
                 <w:szCs w:val="21"/>
               </w:rPr>
@@ -5058,7 +4853,7 @@
             <w:proofErr w:type="spellStart"/>
             <w:r>
               <w:rPr>
-                <w:rFonts w:ascii="Calibri" w:eastAsia="Calibri" w:hAnsi="Calibri" w:cs="Calibri"/>
+                <w:rFonts w:ascii="Palatino Linotype" w:eastAsia="Palatino Linotype" w:hAnsi="Palatino Linotype" w:cs="Palatino Linotype"/>
                 <w:sz w:val="21"/>
                 <w:szCs w:val="21"/>
               </w:rPr>
@@ -5067,7 +4862,7 @@
             <w:proofErr w:type="spellEnd"/>
             <w:r>
               <w:rPr>
-                <w:rFonts w:ascii="Calibri" w:eastAsia="Calibri" w:hAnsi="Calibri" w:cs="Calibri"/>
+                <w:rFonts w:ascii="Palatino Linotype" w:eastAsia="Palatino Linotype" w:hAnsi="Palatino Linotype" w:cs="Palatino Linotype"/>
                 <w:sz w:val="21"/>
                 <w:szCs w:val="21"/>
               </w:rPr>
@@ -5076,7 +4871,7 @@
             <w:proofErr w:type="spellStart"/>
             <w:r>
               <w:rPr>
-                <w:rFonts w:ascii="Calibri" w:eastAsia="Calibri" w:hAnsi="Calibri" w:cs="Calibri"/>
+                <w:rFonts w:ascii="Palatino Linotype" w:eastAsia="Palatino Linotype" w:hAnsi="Palatino Linotype" w:cs="Palatino Linotype"/>
                 <w:sz w:val="21"/>
                 <w:szCs w:val="21"/>
               </w:rPr>
@@ -5085,7 +4880,7 @@
             <w:proofErr w:type="spellEnd"/>
             <w:r>
               <w:rPr>
-                <w:rFonts w:ascii="Calibri" w:eastAsia="Calibri" w:hAnsi="Calibri" w:cs="Calibri"/>
+                <w:rFonts w:ascii="Palatino Linotype" w:eastAsia="Palatino Linotype" w:hAnsi="Palatino Linotype" w:cs="Palatino Linotype"/>
                 <w:sz w:val="21"/>
                 <w:szCs w:val="21"/>
               </w:rPr>
@@ -5094,7 +4889,7 @@
             <w:proofErr w:type="spellStart"/>
             <w:r>
               <w:rPr>
-                <w:rFonts w:ascii="Calibri" w:eastAsia="Calibri" w:hAnsi="Calibri" w:cs="Calibri"/>
+                <w:rFonts w:ascii="Palatino Linotype" w:eastAsia="Palatino Linotype" w:hAnsi="Palatino Linotype" w:cs="Palatino Linotype"/>
                 <w:sz w:val="21"/>
                 <w:szCs w:val="21"/>
               </w:rPr>
@@ -5103,7 +4898,7 @@
             <w:proofErr w:type="spellEnd"/>
             <w:r>
               <w:rPr>
-                <w:rFonts w:ascii="Calibri" w:eastAsia="Calibri" w:hAnsi="Calibri" w:cs="Calibri"/>
+                <w:rFonts w:ascii="Palatino Linotype" w:eastAsia="Palatino Linotype" w:hAnsi="Palatino Linotype" w:cs="Palatino Linotype"/>
                 <w:sz w:val="21"/>
                 <w:szCs w:val="21"/>
               </w:rPr>
@@ -5112,7 +4907,7 @@
             <w:proofErr w:type="spellStart"/>
             <w:r>
               <w:rPr>
-                <w:rFonts w:ascii="Calibri" w:eastAsia="Calibri" w:hAnsi="Calibri" w:cs="Calibri"/>
+                <w:rFonts w:ascii="Palatino Linotype" w:eastAsia="Palatino Linotype" w:hAnsi="Palatino Linotype" w:cs="Palatino Linotype"/>
                 <w:sz w:val="21"/>
                 <w:szCs w:val="21"/>
               </w:rPr>
@@ -5121,7 +4916,7 @@
             <w:proofErr w:type="spellEnd"/>
             <w:r>
               <w:rPr>
-                <w:rFonts w:ascii="Calibri" w:eastAsia="Calibri" w:hAnsi="Calibri" w:cs="Calibri"/>
+                <w:rFonts w:ascii="Palatino Linotype" w:eastAsia="Palatino Linotype" w:hAnsi="Palatino Linotype" w:cs="Palatino Linotype"/>
                 <w:sz w:val="21"/>
                 <w:szCs w:val="21"/>
               </w:rPr>
@@ -5130,7 +4925,7 @@
             <w:proofErr w:type="spellStart"/>
             <w:r>
               <w:rPr>
-                <w:rFonts w:ascii="Calibri" w:eastAsia="Calibri" w:hAnsi="Calibri" w:cs="Calibri"/>
+                <w:rFonts w:ascii="Palatino Linotype" w:eastAsia="Palatino Linotype" w:hAnsi="Palatino Linotype" w:cs="Palatino Linotype"/>
                 <w:sz w:val="21"/>
                 <w:szCs w:val="21"/>
               </w:rPr>
@@ -5139,7 +4934,7 @@
             <w:proofErr w:type="spellEnd"/>
             <w:r>
               <w:rPr>
-                <w:rFonts w:ascii="Calibri" w:eastAsia="Calibri" w:hAnsi="Calibri" w:cs="Calibri"/>
+                <w:rFonts w:ascii="Palatino Linotype" w:eastAsia="Palatino Linotype" w:hAnsi="Palatino Linotype" w:cs="Palatino Linotype"/>
                 <w:sz w:val="21"/>
                 <w:szCs w:val="21"/>
               </w:rPr>
@@ -5148,7 +4943,7 @@
             <w:proofErr w:type="spellStart"/>
             <w:r>
               <w:rPr>
-                <w:rFonts w:ascii="Calibri" w:eastAsia="Calibri" w:hAnsi="Calibri" w:cs="Calibri"/>
+                <w:rFonts w:ascii="Palatino Linotype" w:eastAsia="Palatino Linotype" w:hAnsi="Palatino Linotype" w:cs="Palatino Linotype"/>
                 <w:sz w:val="21"/>
                 <w:szCs w:val="21"/>
               </w:rPr>
@@ -5157,7 +4952,7 @@
             <w:proofErr w:type="spellEnd"/>
             <w:r>
               <w:rPr>
-                <w:rFonts w:ascii="Calibri" w:eastAsia="Calibri" w:hAnsi="Calibri" w:cs="Calibri"/>
+                <w:rFonts w:ascii="Palatino Linotype" w:eastAsia="Palatino Linotype" w:hAnsi="Palatino Linotype" w:cs="Palatino Linotype"/>
                 <w:sz w:val="21"/>
                 <w:szCs w:val="21"/>
               </w:rPr>
@@ -5166,7 +4961,7 @@
             <w:proofErr w:type="spellStart"/>
             <w:r>
               <w:rPr>
-                <w:rFonts w:ascii="Calibri" w:eastAsia="Calibri" w:hAnsi="Calibri" w:cs="Calibri"/>
+                <w:rFonts w:ascii="Palatino Linotype" w:eastAsia="Palatino Linotype" w:hAnsi="Palatino Linotype" w:cs="Palatino Linotype"/>
                 <w:sz w:val="21"/>
                 <w:szCs w:val="21"/>
               </w:rPr>
@@ -5175,7 +4970,7 @@
             <w:proofErr w:type="spellEnd"/>
             <w:r>
               <w:rPr>
-                <w:rFonts w:ascii="Calibri" w:eastAsia="Calibri" w:hAnsi="Calibri" w:cs="Calibri"/>
+                <w:rFonts w:ascii="Palatino Linotype" w:eastAsia="Palatino Linotype" w:hAnsi="Palatino Linotype" w:cs="Palatino Linotype"/>
                 <w:sz w:val="21"/>
                 <w:szCs w:val="21"/>
               </w:rPr>
@@ -5184,7 +4979,7 @@
             <w:proofErr w:type="spellStart"/>
             <w:r>
               <w:rPr>
-                <w:rFonts w:ascii="Calibri" w:eastAsia="Calibri" w:hAnsi="Calibri" w:cs="Calibri"/>
+                <w:rFonts w:ascii="Palatino Linotype" w:eastAsia="Palatino Linotype" w:hAnsi="Palatino Linotype" w:cs="Palatino Linotype"/>
                 <w:sz w:val="21"/>
                 <w:szCs w:val="21"/>
               </w:rPr>
@@ -5193,7 +4988,7 @@
             <w:proofErr w:type="spellEnd"/>
             <w:r>
               <w:rPr>
-                <w:rFonts w:ascii="Calibri" w:eastAsia="Calibri" w:hAnsi="Calibri" w:cs="Calibri"/>
+                <w:rFonts w:ascii="Palatino Linotype" w:eastAsia="Palatino Linotype" w:hAnsi="Palatino Linotype" w:cs="Palatino Linotype"/>
                 <w:sz w:val="21"/>
                 <w:szCs w:val="21"/>
               </w:rPr>
@@ -5202,7 +4997,7 @@
             <w:proofErr w:type="spellStart"/>
             <w:r>
               <w:rPr>
-                <w:rFonts w:ascii="Calibri" w:eastAsia="Calibri" w:hAnsi="Calibri" w:cs="Calibri"/>
+                <w:rFonts w:ascii="Palatino Linotype" w:eastAsia="Palatino Linotype" w:hAnsi="Palatino Linotype" w:cs="Palatino Linotype"/>
                 <w:sz w:val="21"/>
                 <w:szCs w:val="21"/>
               </w:rPr>
@@ -5211,7 +5006,7 @@
             <w:proofErr w:type="spellEnd"/>
             <w:r>
               <w:rPr>
-                <w:rFonts w:ascii="Calibri" w:eastAsia="Calibri" w:hAnsi="Calibri" w:cs="Calibri"/>
+                <w:rFonts w:ascii="Palatino Linotype" w:eastAsia="Palatino Linotype" w:hAnsi="Palatino Linotype" w:cs="Palatino Linotype"/>
                 <w:sz w:val="21"/>
                 <w:szCs w:val="21"/>
               </w:rPr>
@@ -5220,7 +5015,7 @@
             <w:proofErr w:type="spellStart"/>
             <w:r>
               <w:rPr>
-                <w:rFonts w:ascii="Calibri" w:eastAsia="Calibri" w:hAnsi="Calibri" w:cs="Calibri"/>
+                <w:rFonts w:ascii="Palatino Linotype" w:eastAsia="Palatino Linotype" w:hAnsi="Palatino Linotype" w:cs="Palatino Linotype"/>
                 <w:sz w:val="21"/>
                 <w:szCs w:val="21"/>
               </w:rPr>
@@ -5229,7 +5024,7 @@
             <w:proofErr w:type="spellEnd"/>
             <w:r>
               <w:rPr>
-                <w:rFonts w:ascii="Calibri" w:eastAsia="Calibri" w:hAnsi="Calibri" w:cs="Calibri"/>
+                <w:rFonts w:ascii="Palatino Linotype" w:eastAsia="Palatino Linotype" w:hAnsi="Palatino Linotype" w:cs="Palatino Linotype"/>
                 <w:sz w:val="21"/>
                 <w:szCs w:val="21"/>
               </w:rPr>
@@ -5238,7 +5033,7 @@
             <w:proofErr w:type="spellStart"/>
             <w:r>
               <w:rPr>
-                <w:rFonts w:ascii="Calibri" w:eastAsia="Calibri" w:hAnsi="Calibri" w:cs="Calibri"/>
+                <w:rFonts w:ascii="Palatino Linotype" w:eastAsia="Palatino Linotype" w:hAnsi="Palatino Linotype" w:cs="Palatino Linotype"/>
                 <w:sz w:val="21"/>
                 <w:szCs w:val="21"/>
               </w:rPr>
@@ -5247,7 +5042,7 @@
             <w:proofErr w:type="spellEnd"/>
             <w:r>
               <w:rPr>
-                <w:rFonts w:ascii="Calibri" w:eastAsia="Calibri" w:hAnsi="Calibri" w:cs="Calibri"/>
+                <w:rFonts w:ascii="Palatino Linotype" w:eastAsia="Palatino Linotype" w:hAnsi="Palatino Linotype" w:cs="Palatino Linotype"/>
                 <w:sz w:val="21"/>
                 <w:szCs w:val="21"/>
               </w:rPr>
@@ -5256,7 +5051,7 @@
             <w:proofErr w:type="spellStart"/>
             <w:r>
               <w:rPr>
-                <w:rFonts w:ascii="Calibri" w:eastAsia="Calibri" w:hAnsi="Calibri" w:cs="Calibri"/>
+                <w:rFonts w:ascii="Palatino Linotype" w:eastAsia="Palatino Linotype" w:hAnsi="Palatino Linotype" w:cs="Palatino Linotype"/>
                 <w:sz w:val="21"/>
                 <w:szCs w:val="21"/>
               </w:rPr>
@@ -5265,7 +5060,7 @@
             <w:proofErr w:type="spellEnd"/>
             <w:r>
               <w:rPr>
-                <w:rFonts w:ascii="Calibri" w:eastAsia="Calibri" w:hAnsi="Calibri" w:cs="Calibri"/>
+                <w:rFonts w:ascii="Palatino Linotype" w:eastAsia="Palatino Linotype" w:hAnsi="Palatino Linotype" w:cs="Palatino Linotype"/>
                 <w:sz w:val="21"/>
                 <w:szCs w:val="21"/>
               </w:rPr>
@@ -5274,7 +5069,7 @@
             <w:proofErr w:type="spellStart"/>
             <w:r>
               <w:rPr>
-                <w:rFonts w:ascii="Calibri" w:eastAsia="Calibri" w:hAnsi="Calibri" w:cs="Calibri"/>
+                <w:rFonts w:ascii="Palatino Linotype" w:eastAsia="Palatino Linotype" w:hAnsi="Palatino Linotype" w:cs="Palatino Linotype"/>
                 <w:sz w:val="21"/>
                 <w:szCs w:val="21"/>
               </w:rPr>
@@ -5283,7 +5078,7 @@
             <w:proofErr w:type="spellEnd"/>
             <w:r>
               <w:rPr>
-                <w:rFonts w:ascii="Calibri" w:eastAsia="Calibri" w:hAnsi="Calibri" w:cs="Calibri"/>
+                <w:rFonts w:ascii="Palatino Linotype" w:eastAsia="Palatino Linotype" w:hAnsi="Palatino Linotype" w:cs="Palatino Linotype"/>
                 <w:sz w:val="21"/>
                 <w:szCs w:val="21"/>
               </w:rPr>
@@ -5292,7 +5087,7 @@
             <w:proofErr w:type="spellStart"/>
             <w:r>
               <w:rPr>
-                <w:rFonts w:ascii="Calibri" w:eastAsia="Calibri" w:hAnsi="Calibri" w:cs="Calibri"/>
+                <w:rFonts w:ascii="Palatino Linotype" w:eastAsia="Palatino Linotype" w:hAnsi="Palatino Linotype" w:cs="Palatino Linotype"/>
                 <w:sz w:val="21"/>
                 <w:szCs w:val="21"/>
               </w:rPr>
@@ -5301,7 +5096,7 @@
             <w:proofErr w:type="spellEnd"/>
             <w:r>
               <w:rPr>
-                <w:rFonts w:ascii="Calibri" w:eastAsia="Calibri" w:hAnsi="Calibri" w:cs="Calibri"/>
+                <w:rFonts w:ascii="Palatino Linotype" w:eastAsia="Palatino Linotype" w:hAnsi="Palatino Linotype" w:cs="Palatino Linotype"/>
                 <w:sz w:val="21"/>
                 <w:szCs w:val="21"/>
               </w:rPr>
@@ -5310,7 +5105,7 @@
             <w:proofErr w:type="spellStart"/>
             <w:r>
               <w:rPr>
-                <w:rFonts w:ascii="Calibri" w:eastAsia="Calibri" w:hAnsi="Calibri" w:cs="Calibri"/>
+                <w:rFonts w:ascii="Palatino Linotype" w:eastAsia="Palatino Linotype" w:hAnsi="Palatino Linotype" w:cs="Palatino Linotype"/>
                 <w:sz w:val="21"/>
                 <w:szCs w:val="21"/>
               </w:rPr>
@@ -5319,7 +5114,7 @@
             <w:proofErr w:type="spellEnd"/>
             <w:r>
               <w:rPr>
-                <w:rFonts w:ascii="Calibri" w:eastAsia="Calibri" w:hAnsi="Calibri" w:cs="Calibri"/>
+                <w:rFonts w:ascii="Palatino Linotype" w:eastAsia="Palatino Linotype" w:hAnsi="Palatino Linotype" w:cs="Palatino Linotype"/>
                 <w:sz w:val="21"/>
                 <w:szCs w:val="21"/>
               </w:rPr>
@@ -5328,7 +5123,7 @@
             <w:proofErr w:type="spellStart"/>
             <w:r>
               <w:rPr>
-                <w:rFonts w:ascii="Calibri" w:eastAsia="Calibri" w:hAnsi="Calibri" w:cs="Calibri"/>
+                <w:rFonts w:ascii="Palatino Linotype" w:eastAsia="Palatino Linotype" w:hAnsi="Palatino Linotype" w:cs="Palatino Linotype"/>
                 <w:sz w:val="21"/>
                 <w:szCs w:val="21"/>
               </w:rPr>
@@ -5337,7 +5132,7 @@
             <w:proofErr w:type="spellEnd"/>
             <w:r>
               <w:rPr>
-                <w:rFonts w:ascii="Calibri" w:eastAsia="Calibri" w:hAnsi="Calibri" w:cs="Calibri"/>
+                <w:rFonts w:ascii="Palatino Linotype" w:eastAsia="Palatino Linotype" w:hAnsi="Palatino Linotype" w:cs="Palatino Linotype"/>
                 <w:sz w:val="21"/>
                 <w:szCs w:val="21"/>
               </w:rPr>
@@ -5346,7 +5141,7 @@
             <w:proofErr w:type="spellStart"/>
             <w:r>
               <w:rPr>
-                <w:rFonts w:ascii="Calibri" w:eastAsia="Calibri" w:hAnsi="Calibri" w:cs="Calibri"/>
+                <w:rFonts w:ascii="Palatino Linotype" w:eastAsia="Palatino Linotype" w:hAnsi="Palatino Linotype" w:cs="Palatino Linotype"/>
                 <w:sz w:val="21"/>
                 <w:szCs w:val="21"/>
               </w:rPr>
@@ -5355,7 +5150,7 @@
             <w:proofErr w:type="spellEnd"/>
             <w:r>
               <w:rPr>
-                <w:rFonts w:ascii="Calibri" w:eastAsia="Calibri" w:hAnsi="Calibri" w:cs="Calibri"/>
+                <w:rFonts w:ascii="Palatino Linotype" w:eastAsia="Palatino Linotype" w:hAnsi="Palatino Linotype" w:cs="Palatino Linotype"/>
                 <w:sz w:val="21"/>
                 <w:szCs w:val="21"/>
               </w:rPr>
@@ -5364,7 +5159,7 @@
             <w:proofErr w:type="spellStart"/>
             <w:r>
               <w:rPr>
-                <w:rFonts w:ascii="Calibri" w:eastAsia="Calibri" w:hAnsi="Calibri" w:cs="Calibri"/>
+                <w:rFonts w:ascii="Palatino Linotype" w:eastAsia="Palatino Linotype" w:hAnsi="Palatino Linotype" w:cs="Palatino Linotype"/>
                 <w:sz w:val="21"/>
                 <w:szCs w:val="21"/>
               </w:rPr>
@@ -5373,7 +5168,7 @@
             <w:proofErr w:type="spellEnd"/>
             <w:r>
               <w:rPr>
-                <w:rFonts w:ascii="Calibri" w:eastAsia="Calibri" w:hAnsi="Calibri" w:cs="Calibri"/>
+                <w:rFonts w:ascii="Palatino Linotype" w:eastAsia="Palatino Linotype" w:hAnsi="Palatino Linotype" w:cs="Palatino Linotype"/>
                 <w:sz w:val="21"/>
                 <w:szCs w:val="21"/>
               </w:rPr>
@@ -5382,7 +5177,7 @@
             <w:proofErr w:type="spellStart"/>
             <w:r>
               <w:rPr>
-                <w:rFonts w:ascii="Calibri" w:eastAsia="Calibri" w:hAnsi="Calibri" w:cs="Calibri"/>
+                <w:rFonts w:ascii="Palatino Linotype" w:eastAsia="Palatino Linotype" w:hAnsi="Palatino Linotype" w:cs="Palatino Linotype"/>
                 <w:sz w:val="21"/>
                 <w:szCs w:val="21"/>
               </w:rPr>
@@ -5391,7 +5186,7 @@
             <w:proofErr w:type="spellEnd"/>
             <w:r>
               <w:rPr>
-                <w:rFonts w:ascii="Calibri" w:eastAsia="Calibri" w:hAnsi="Calibri" w:cs="Calibri"/>
+                <w:rFonts w:ascii="Palatino Linotype" w:eastAsia="Palatino Linotype" w:hAnsi="Palatino Linotype" w:cs="Palatino Linotype"/>
                 <w:sz w:val="21"/>
                 <w:szCs w:val="21"/>
               </w:rPr>
@@ -5400,7 +5195,7 @@
             <w:proofErr w:type="spellStart"/>
             <w:r>
               <w:rPr>
-                <w:rFonts w:ascii="Calibri" w:eastAsia="Calibri" w:hAnsi="Calibri" w:cs="Calibri"/>
+                <w:rFonts w:ascii="Palatino Linotype" w:eastAsia="Palatino Linotype" w:hAnsi="Palatino Linotype" w:cs="Palatino Linotype"/>
                 <w:sz w:val="21"/>
                 <w:szCs w:val="21"/>
               </w:rPr>
@@ -5409,7 +5204,7 @@
             <w:proofErr w:type="spellEnd"/>
             <w:r>
               <w:rPr>
-                <w:rFonts w:ascii="Calibri" w:eastAsia="Calibri" w:hAnsi="Calibri" w:cs="Calibri"/>
+                <w:rFonts w:ascii="Palatino Linotype" w:eastAsia="Palatino Linotype" w:hAnsi="Palatino Linotype" w:cs="Palatino Linotype"/>
                 <w:sz w:val="21"/>
                 <w:szCs w:val="21"/>
               </w:rPr>
@@ -5418,7 +5213,7 @@
             <w:proofErr w:type="spellStart"/>
             <w:r>
               <w:rPr>
-                <w:rFonts w:ascii="Calibri" w:eastAsia="Calibri" w:hAnsi="Calibri" w:cs="Calibri"/>
+                <w:rFonts w:ascii="Palatino Linotype" w:eastAsia="Palatino Linotype" w:hAnsi="Palatino Linotype" w:cs="Palatino Linotype"/>
                 <w:sz w:val="21"/>
                 <w:szCs w:val="21"/>
               </w:rPr>
@@ -5427,7 +5222,7 @@
             <w:proofErr w:type="spellEnd"/>
             <w:r>
               <w:rPr>
-                <w:rFonts w:ascii="Calibri" w:eastAsia="Calibri" w:hAnsi="Calibri" w:cs="Calibri"/>
+                <w:rFonts w:ascii="Palatino Linotype" w:eastAsia="Palatino Linotype" w:hAnsi="Palatino Linotype" w:cs="Palatino Linotype"/>
                 <w:sz w:val="21"/>
                 <w:szCs w:val="21"/>
               </w:rPr>
@@ -5436,7 +5231,7 @@
             <w:proofErr w:type="spellStart"/>
             <w:r>
               <w:rPr>
-                <w:rFonts w:ascii="Calibri" w:eastAsia="Calibri" w:hAnsi="Calibri" w:cs="Calibri"/>
+                <w:rFonts w:ascii="Palatino Linotype" w:eastAsia="Palatino Linotype" w:hAnsi="Palatino Linotype" w:cs="Palatino Linotype"/>
                 <w:sz w:val="21"/>
                 <w:szCs w:val="21"/>
               </w:rPr>
@@ -5445,7 +5240,7 @@
             <w:proofErr w:type="spellEnd"/>
             <w:r>
               <w:rPr>
-                <w:rFonts w:ascii="Calibri" w:eastAsia="Calibri" w:hAnsi="Calibri" w:cs="Calibri"/>
+                <w:rFonts w:ascii="Palatino Linotype" w:eastAsia="Palatino Linotype" w:hAnsi="Palatino Linotype" w:cs="Palatino Linotype"/>
                 <w:sz w:val="21"/>
                 <w:szCs w:val="21"/>
               </w:rPr>
@@ -5454,7 +5249,7 @@
             <w:proofErr w:type="spellStart"/>
             <w:r>
               <w:rPr>
-                <w:rFonts w:ascii="Calibri" w:eastAsia="Calibri" w:hAnsi="Calibri" w:cs="Calibri"/>
+                <w:rFonts w:ascii="Palatino Linotype" w:eastAsia="Palatino Linotype" w:hAnsi="Palatino Linotype" w:cs="Palatino Linotype"/>
                 <w:sz w:val="21"/>
                 <w:szCs w:val="21"/>
               </w:rPr>
@@ -5463,7 +5258,7 @@
             <w:proofErr w:type="spellEnd"/>
             <w:r>
               <w:rPr>
-                <w:rFonts w:ascii="Calibri" w:eastAsia="Calibri" w:hAnsi="Calibri" w:cs="Calibri"/>
+                <w:rFonts w:ascii="Palatino Linotype" w:eastAsia="Palatino Linotype" w:hAnsi="Palatino Linotype" w:cs="Palatino Linotype"/>
                 <w:sz w:val="21"/>
                 <w:szCs w:val="21"/>
               </w:rPr>
@@ -5472,7 +5267,7 @@
             <w:proofErr w:type="spellStart"/>
             <w:r>
               <w:rPr>
-                <w:rFonts w:ascii="Calibri" w:eastAsia="Calibri" w:hAnsi="Calibri" w:cs="Calibri"/>
+                <w:rFonts w:ascii="Palatino Linotype" w:eastAsia="Palatino Linotype" w:hAnsi="Palatino Linotype" w:cs="Palatino Linotype"/>
                 <w:sz w:val="21"/>
                 <w:szCs w:val="21"/>
               </w:rPr>
@@ -5481,7 +5276,7 @@
             <w:proofErr w:type="spellEnd"/>
             <w:r>
               <w:rPr>
-                <w:rFonts w:ascii="Calibri" w:eastAsia="Calibri" w:hAnsi="Calibri" w:cs="Calibri"/>
+                <w:rFonts w:ascii="Palatino Linotype" w:eastAsia="Palatino Linotype" w:hAnsi="Palatino Linotype" w:cs="Palatino Linotype"/>
                 <w:sz w:val="21"/>
                 <w:szCs w:val="21"/>
               </w:rPr>
@@ -5490,7 +5285,7 @@
             <w:proofErr w:type="spellStart"/>
             <w:r>
               <w:rPr>
-                <w:rFonts w:ascii="Calibri" w:eastAsia="Calibri" w:hAnsi="Calibri" w:cs="Calibri"/>
+                <w:rFonts w:ascii="Palatino Linotype" w:eastAsia="Palatino Linotype" w:hAnsi="Palatino Linotype" w:cs="Palatino Linotype"/>
                 <w:sz w:val="21"/>
                 <w:szCs w:val="21"/>
               </w:rPr>
@@ -5499,7 +5294,7 @@
             <w:proofErr w:type="spellEnd"/>
             <w:r>
               <w:rPr>
-                <w:rFonts w:ascii="Calibri" w:eastAsia="Calibri" w:hAnsi="Calibri" w:cs="Calibri"/>
+                <w:rFonts w:ascii="Palatino Linotype" w:eastAsia="Palatino Linotype" w:hAnsi="Palatino Linotype" w:cs="Palatino Linotype"/>
                 <w:sz w:val="21"/>
                 <w:szCs w:val="21"/>
               </w:rPr>
@@ -5508,7 +5303,7 @@
             <w:proofErr w:type="spellStart"/>
             <w:r>
               <w:rPr>
-                <w:rFonts w:ascii="Calibri" w:eastAsia="Calibri" w:hAnsi="Calibri" w:cs="Calibri"/>
+                <w:rFonts w:ascii="Palatino Linotype" w:eastAsia="Palatino Linotype" w:hAnsi="Palatino Linotype" w:cs="Palatino Linotype"/>
                 <w:sz w:val="21"/>
                 <w:szCs w:val="21"/>
               </w:rPr>
@@ -5517,7 +5312,7 @@
             <w:proofErr w:type="spellEnd"/>
             <w:r>
               <w:rPr>
-                <w:rFonts w:ascii="Calibri" w:eastAsia="Calibri" w:hAnsi="Calibri" w:cs="Calibri"/>
+                <w:rFonts w:ascii="Palatino Linotype" w:eastAsia="Palatino Linotype" w:hAnsi="Palatino Linotype" w:cs="Palatino Linotype"/>
                 <w:sz w:val="21"/>
                 <w:szCs w:val="21"/>
               </w:rPr>
@@ -5526,7 +5321,7 @@
             <w:proofErr w:type="spellStart"/>
             <w:r>
               <w:rPr>
-                <w:rFonts w:ascii="Calibri" w:eastAsia="Calibri" w:hAnsi="Calibri" w:cs="Calibri"/>
+                <w:rFonts w:ascii="Palatino Linotype" w:eastAsia="Palatino Linotype" w:hAnsi="Palatino Linotype" w:cs="Palatino Linotype"/>
                 <w:sz w:val="21"/>
                 <w:szCs w:val="21"/>
               </w:rPr>
@@ -5535,7 +5330,7 @@
             <w:proofErr w:type="spellEnd"/>
             <w:r>
               <w:rPr>
-                <w:rFonts w:ascii="Calibri" w:eastAsia="Calibri" w:hAnsi="Calibri" w:cs="Calibri"/>
+                <w:rFonts w:ascii="Palatino Linotype" w:eastAsia="Palatino Linotype" w:hAnsi="Palatino Linotype" w:cs="Palatino Linotype"/>
                 <w:sz w:val="21"/>
                 <w:szCs w:val="21"/>
               </w:rPr>
@@ -5544,7 +5339,7 @@
             <w:proofErr w:type="spellStart"/>
             <w:r>
               <w:rPr>
-                <w:rFonts w:ascii="Calibri" w:eastAsia="Calibri" w:hAnsi="Calibri" w:cs="Calibri"/>
+                <w:rFonts w:ascii="Palatino Linotype" w:eastAsia="Palatino Linotype" w:hAnsi="Palatino Linotype" w:cs="Palatino Linotype"/>
                 <w:sz w:val="21"/>
                 <w:szCs w:val="21"/>
               </w:rPr>
@@ -5553,7 +5348,7 @@
             <w:proofErr w:type="spellEnd"/>
             <w:r>
               <w:rPr>
-                <w:rFonts w:ascii="Calibri" w:eastAsia="Calibri" w:hAnsi="Calibri" w:cs="Calibri"/>
+                <w:rFonts w:ascii="Palatino Linotype" w:eastAsia="Palatino Linotype" w:hAnsi="Palatino Linotype" w:cs="Palatino Linotype"/>
                 <w:sz w:val="21"/>
                 <w:szCs w:val="21"/>
               </w:rPr>
@@ -5584,7 +5379,7 @@
             </w:pPr>
             <w:r>
               <w:rPr>
-                <w:rFonts w:ascii="Calibri" w:eastAsia="Calibri" w:hAnsi="Calibri" w:cs="Calibri"/>
+                <w:rFonts w:ascii="Palatino Linotype" w:eastAsia="Palatino Linotype" w:hAnsi="Palatino Linotype" w:cs="Palatino Linotype"/>
                 <w:i/>
                 <w:iCs/>
                 <w:color w:val="595959"/>
@@ -5629,7 +5424,7 @@
             </w:pPr>
             <w:r>
               <w:rPr>
-                <w:rFonts w:ascii="Calibri" w:eastAsia="Calibri" w:hAnsi="Calibri" w:cs="Calibri"/>
+                <w:rFonts w:ascii="Palatino Linotype" w:eastAsia="Palatino Linotype" w:hAnsi="Palatino Linotype" w:cs="Palatino Linotype"/>
                 <w:sz w:val="21"/>
                 <w:szCs w:val="21"/>
               </w:rPr>
@@ -5638,7 +5433,7 @@
             <w:proofErr w:type="spellStart"/>
             <w:r>
               <w:rPr>
-                <w:rFonts w:ascii="Calibri" w:eastAsia="Calibri" w:hAnsi="Calibri" w:cs="Calibri"/>
+                <w:rFonts w:ascii="Palatino Linotype" w:eastAsia="Palatino Linotype" w:hAnsi="Palatino Linotype" w:cs="Palatino Linotype"/>
                 <w:sz w:val="21"/>
                 <w:szCs w:val="21"/>
               </w:rPr>
@@ -5647,7 +5442,7 @@
             <w:proofErr w:type="spellEnd"/>
             <w:r>
               <w:rPr>
-                <w:rFonts w:ascii="Calibri" w:eastAsia="Calibri" w:hAnsi="Calibri" w:cs="Calibri"/>
+                <w:rFonts w:ascii="Palatino Linotype" w:eastAsia="Palatino Linotype" w:hAnsi="Palatino Linotype" w:cs="Palatino Linotype"/>
                 <w:sz w:val="21"/>
                 <w:szCs w:val="21"/>
               </w:rPr>
@@ -5656,7 +5451,7 @@
             <w:proofErr w:type="spellStart"/>
             <w:r>
               <w:rPr>
-                <w:rFonts w:ascii="Calibri" w:eastAsia="Calibri" w:hAnsi="Calibri" w:cs="Calibri"/>
+                <w:rFonts w:ascii="Palatino Linotype" w:eastAsia="Palatino Linotype" w:hAnsi="Palatino Linotype" w:cs="Palatino Linotype"/>
                 <w:sz w:val="21"/>
                 <w:szCs w:val="21"/>
               </w:rPr>
@@ -5665,7 +5460,7 @@
             <w:proofErr w:type="spellEnd"/>
             <w:r>
               <w:rPr>
-                <w:rFonts w:ascii="Calibri" w:eastAsia="Calibri" w:hAnsi="Calibri" w:cs="Calibri"/>
+                <w:rFonts w:ascii="Palatino Linotype" w:eastAsia="Palatino Linotype" w:hAnsi="Palatino Linotype" w:cs="Palatino Linotype"/>
                 <w:sz w:val="21"/>
                 <w:szCs w:val="21"/>
               </w:rPr>
@@ -5674,7 +5469,7 @@
             <w:proofErr w:type="spellStart"/>
             <w:r>
               <w:rPr>
-                <w:rFonts w:ascii="Calibri" w:eastAsia="Calibri" w:hAnsi="Calibri" w:cs="Calibri"/>
+                <w:rFonts w:ascii="Palatino Linotype" w:eastAsia="Palatino Linotype" w:hAnsi="Palatino Linotype" w:cs="Palatino Linotype"/>
                 <w:sz w:val="21"/>
                 <w:szCs w:val="21"/>
               </w:rPr>
@@ -5683,7 +5478,7 @@
             <w:proofErr w:type="spellEnd"/>
             <w:r>
               <w:rPr>
-                <w:rFonts w:ascii="Calibri" w:eastAsia="Calibri" w:hAnsi="Calibri" w:cs="Calibri"/>
+                <w:rFonts w:ascii="Palatino Linotype" w:eastAsia="Palatino Linotype" w:hAnsi="Palatino Linotype" w:cs="Palatino Linotype"/>
                 <w:sz w:val="21"/>
                 <w:szCs w:val="21"/>
               </w:rPr>
@@ -5692,7 +5487,7 @@
             <w:proofErr w:type="spellStart"/>
             <w:r>
               <w:rPr>
-                <w:rFonts w:ascii="Calibri" w:eastAsia="Calibri" w:hAnsi="Calibri" w:cs="Calibri"/>
+                <w:rFonts w:ascii="Palatino Linotype" w:eastAsia="Palatino Linotype" w:hAnsi="Palatino Linotype" w:cs="Palatino Linotype"/>
                 <w:sz w:val="21"/>
                 <w:szCs w:val="21"/>
               </w:rPr>
@@ -5701,7 +5496,7 @@
             <w:proofErr w:type="spellEnd"/>
             <w:r>
               <w:rPr>
-                <w:rFonts w:ascii="Calibri" w:eastAsia="Calibri" w:hAnsi="Calibri" w:cs="Calibri"/>
+                <w:rFonts w:ascii="Palatino Linotype" w:eastAsia="Palatino Linotype" w:hAnsi="Palatino Linotype" w:cs="Palatino Linotype"/>
                 <w:sz w:val="21"/>
                 <w:szCs w:val="21"/>
               </w:rPr>
@@ -5710,7 +5505,7 @@
             <w:proofErr w:type="spellStart"/>
             <w:r>
               <w:rPr>
-                <w:rFonts w:ascii="Calibri" w:eastAsia="Calibri" w:hAnsi="Calibri" w:cs="Calibri"/>
+                <w:rFonts w:ascii="Palatino Linotype" w:eastAsia="Palatino Linotype" w:hAnsi="Palatino Linotype" w:cs="Palatino Linotype"/>
                 <w:sz w:val="21"/>
                 <w:szCs w:val="21"/>
               </w:rPr>
@@ -5719,7 +5514,7 @@
             <w:proofErr w:type="spellEnd"/>
             <w:r>
               <w:rPr>
-                <w:rFonts w:ascii="Calibri" w:eastAsia="Calibri" w:hAnsi="Calibri" w:cs="Calibri"/>
+                <w:rFonts w:ascii="Palatino Linotype" w:eastAsia="Palatino Linotype" w:hAnsi="Palatino Linotype" w:cs="Palatino Linotype"/>
                 <w:sz w:val="21"/>
                 <w:szCs w:val="21"/>
               </w:rPr>
@@ -5728,7 +5523,7 @@
             <w:proofErr w:type="spellStart"/>
             <w:r>
               <w:rPr>
-                <w:rFonts w:ascii="Calibri" w:eastAsia="Calibri" w:hAnsi="Calibri" w:cs="Calibri"/>
+                <w:rFonts w:ascii="Palatino Linotype" w:eastAsia="Palatino Linotype" w:hAnsi="Palatino Linotype" w:cs="Palatino Linotype"/>
                 <w:sz w:val="21"/>
                 <w:szCs w:val="21"/>
               </w:rPr>
@@ -5737,7 +5532,7 @@
             <w:proofErr w:type="spellEnd"/>
             <w:r>
               <w:rPr>
-                <w:rFonts w:ascii="Calibri" w:eastAsia="Calibri" w:hAnsi="Calibri" w:cs="Calibri"/>
+                <w:rFonts w:ascii="Palatino Linotype" w:eastAsia="Palatino Linotype" w:hAnsi="Palatino Linotype" w:cs="Palatino Linotype"/>
                 <w:sz w:val="21"/>
                 <w:szCs w:val="21"/>
               </w:rPr>
@@ -5746,7 +5541,7 @@
             <w:proofErr w:type="spellStart"/>
             <w:r>
               <w:rPr>
-                <w:rFonts w:ascii="Calibri" w:eastAsia="Calibri" w:hAnsi="Calibri" w:cs="Calibri"/>
+                <w:rFonts w:ascii="Palatino Linotype" w:eastAsia="Palatino Linotype" w:hAnsi="Palatino Linotype" w:cs="Palatino Linotype"/>
                 <w:sz w:val="21"/>
                 <w:szCs w:val="21"/>
               </w:rPr>
@@ -5755,7 +5550,7 @@
             <w:proofErr w:type="spellEnd"/>
             <w:r>
               <w:rPr>
-                <w:rFonts w:ascii="Calibri" w:eastAsia="Calibri" w:hAnsi="Calibri" w:cs="Calibri"/>
+                <w:rFonts w:ascii="Palatino Linotype" w:eastAsia="Palatino Linotype" w:hAnsi="Palatino Linotype" w:cs="Palatino Linotype"/>
                 <w:sz w:val="21"/>
                 <w:szCs w:val="21"/>
               </w:rPr>
@@ -5764,7 +5559,7 @@
             <w:proofErr w:type="spellStart"/>
             <w:r>
               <w:rPr>
-                <w:rFonts w:ascii="Calibri" w:eastAsia="Calibri" w:hAnsi="Calibri" w:cs="Calibri"/>
+                <w:rFonts w:ascii="Palatino Linotype" w:eastAsia="Palatino Linotype" w:hAnsi="Palatino Linotype" w:cs="Palatino Linotype"/>
                 <w:sz w:val="21"/>
                 <w:szCs w:val="21"/>
               </w:rPr>
@@ -5773,7 +5568,7 @@
             <w:proofErr w:type="spellEnd"/>
             <w:r>
               <w:rPr>
-                <w:rFonts w:ascii="Calibri" w:eastAsia="Calibri" w:hAnsi="Calibri" w:cs="Calibri"/>
+                <w:rFonts w:ascii="Palatino Linotype" w:eastAsia="Palatino Linotype" w:hAnsi="Palatino Linotype" w:cs="Palatino Linotype"/>
                 <w:sz w:val="21"/>
                 <w:szCs w:val="21"/>
               </w:rPr>
@@ -5782,7 +5577,7 @@
             <w:proofErr w:type="spellStart"/>
             <w:r>
               <w:rPr>
-                <w:rFonts w:ascii="Calibri" w:eastAsia="Calibri" w:hAnsi="Calibri" w:cs="Calibri"/>
+                <w:rFonts w:ascii="Palatino Linotype" w:eastAsia="Palatino Linotype" w:hAnsi="Palatino Linotype" w:cs="Palatino Linotype"/>
                 <w:sz w:val="21"/>
                 <w:szCs w:val="21"/>
               </w:rPr>
@@ -5791,7 +5586,7 @@
             <w:proofErr w:type="spellEnd"/>
             <w:r>
               <w:rPr>
-                <w:rFonts w:ascii="Calibri" w:eastAsia="Calibri" w:hAnsi="Calibri" w:cs="Calibri"/>
+                <w:rFonts w:ascii="Palatino Linotype" w:eastAsia="Palatino Linotype" w:hAnsi="Palatino Linotype" w:cs="Palatino Linotype"/>
                 <w:sz w:val="21"/>
                 <w:szCs w:val="21"/>
               </w:rPr>
@@ -5800,7 +5595,7 @@
             <w:proofErr w:type="spellStart"/>
             <w:r>
               <w:rPr>
-                <w:rFonts w:ascii="Calibri" w:eastAsia="Calibri" w:hAnsi="Calibri" w:cs="Calibri"/>
+                <w:rFonts w:ascii="Palatino Linotype" w:eastAsia="Palatino Linotype" w:hAnsi="Palatino Linotype" w:cs="Palatino Linotype"/>
                 <w:sz w:val="21"/>
                 <w:szCs w:val="21"/>
               </w:rPr>
@@ -5809,7 +5604,7 @@
             <w:proofErr w:type="spellEnd"/>
             <w:r>
               <w:rPr>
-                <w:rFonts w:ascii="Calibri" w:eastAsia="Calibri" w:hAnsi="Calibri" w:cs="Calibri"/>
+                <w:rFonts w:ascii="Palatino Linotype" w:eastAsia="Palatino Linotype" w:hAnsi="Palatino Linotype" w:cs="Palatino Linotype"/>
                 <w:sz w:val="21"/>
                 <w:szCs w:val="21"/>
               </w:rPr>
@@ -5818,7 +5613,7 @@
             <w:proofErr w:type="spellStart"/>
             <w:r>
               <w:rPr>
-                <w:rFonts w:ascii="Calibri" w:eastAsia="Calibri" w:hAnsi="Calibri" w:cs="Calibri"/>
+                <w:rFonts w:ascii="Palatino Linotype" w:eastAsia="Palatino Linotype" w:hAnsi="Palatino Linotype" w:cs="Palatino Linotype"/>
                 <w:sz w:val="21"/>
                 <w:szCs w:val="21"/>
               </w:rPr>
@@ -5827,7 +5622,7 @@
             <w:proofErr w:type="spellEnd"/>
             <w:r>
               <w:rPr>
-                <w:rFonts w:ascii="Calibri" w:eastAsia="Calibri" w:hAnsi="Calibri" w:cs="Calibri"/>
+                <w:rFonts w:ascii="Palatino Linotype" w:eastAsia="Palatino Linotype" w:hAnsi="Palatino Linotype" w:cs="Palatino Linotype"/>
                 <w:sz w:val="21"/>
                 <w:szCs w:val="21"/>
               </w:rPr>
@@ -5836,7 +5631,7 @@
             <w:proofErr w:type="spellStart"/>
             <w:r>
               <w:rPr>
-                <w:rFonts w:ascii="Calibri" w:eastAsia="Calibri" w:hAnsi="Calibri" w:cs="Calibri"/>
+                <w:rFonts w:ascii="Palatino Linotype" w:eastAsia="Palatino Linotype" w:hAnsi="Palatino Linotype" w:cs="Palatino Linotype"/>
                 <w:sz w:val="21"/>
                 <w:szCs w:val="21"/>
               </w:rPr>
@@ -5845,7 +5640,7 @@
             <w:proofErr w:type="spellEnd"/>
             <w:r>
               <w:rPr>
-                <w:rFonts w:ascii="Calibri" w:eastAsia="Calibri" w:hAnsi="Calibri" w:cs="Calibri"/>
+                <w:rFonts w:ascii="Palatino Linotype" w:eastAsia="Palatino Linotype" w:hAnsi="Palatino Linotype" w:cs="Palatino Linotype"/>
                 <w:sz w:val="21"/>
                 <w:szCs w:val="21"/>
               </w:rPr>
@@ -5854,7 +5649,7 @@
             <w:proofErr w:type="spellStart"/>
             <w:r>
               <w:rPr>
-                <w:rFonts w:ascii="Calibri" w:eastAsia="Calibri" w:hAnsi="Calibri" w:cs="Calibri"/>
+                <w:rFonts w:ascii="Palatino Linotype" w:eastAsia="Palatino Linotype" w:hAnsi="Palatino Linotype" w:cs="Palatino Linotype"/>
                 <w:sz w:val="21"/>
                 <w:szCs w:val="21"/>
               </w:rPr>
@@ -5863,7 +5658,7 @@
             <w:proofErr w:type="spellEnd"/>
             <w:r>
               <w:rPr>
-                <w:rFonts w:ascii="Calibri" w:eastAsia="Calibri" w:hAnsi="Calibri" w:cs="Calibri"/>
+                <w:rFonts w:ascii="Palatino Linotype" w:eastAsia="Palatino Linotype" w:hAnsi="Palatino Linotype" w:cs="Palatino Linotype"/>
                 <w:sz w:val="21"/>
                 <w:szCs w:val="21"/>
               </w:rPr>
@@ -5872,7 +5667,7 @@
             <w:proofErr w:type="spellStart"/>
             <w:r>
               <w:rPr>
-                <w:rFonts w:ascii="Calibri" w:eastAsia="Calibri" w:hAnsi="Calibri" w:cs="Calibri"/>
+                <w:rFonts w:ascii="Palatino Linotype" w:eastAsia="Palatino Linotype" w:hAnsi="Palatino Linotype" w:cs="Palatino Linotype"/>
                 <w:sz w:val="21"/>
                 <w:szCs w:val="21"/>
               </w:rPr>
@@ -5881,7 +5676,7 @@
             <w:proofErr w:type="spellEnd"/>
             <w:r>
               <w:rPr>
-                <w:rFonts w:ascii="Calibri" w:eastAsia="Calibri" w:hAnsi="Calibri" w:cs="Calibri"/>
+                <w:rFonts w:ascii="Palatino Linotype" w:eastAsia="Palatino Linotype" w:hAnsi="Palatino Linotype" w:cs="Palatino Linotype"/>
                 <w:sz w:val="21"/>
                 <w:szCs w:val="21"/>
               </w:rPr>
@@ -5890,7 +5685,7 @@
             <w:proofErr w:type="spellStart"/>
             <w:r>
               <w:rPr>
-                <w:rFonts w:ascii="Calibri" w:eastAsia="Calibri" w:hAnsi="Calibri" w:cs="Calibri"/>
+                <w:rFonts w:ascii="Palatino Linotype" w:eastAsia="Palatino Linotype" w:hAnsi="Palatino Linotype" w:cs="Palatino Linotype"/>
                 <w:sz w:val="21"/>
                 <w:szCs w:val="21"/>
               </w:rPr>
@@ -5899,7 +5694,7 @@
             <w:proofErr w:type="spellEnd"/>
             <w:r>
               <w:rPr>
-                <w:rFonts w:ascii="Calibri" w:eastAsia="Calibri" w:hAnsi="Calibri" w:cs="Calibri"/>
+                <w:rFonts w:ascii="Palatino Linotype" w:eastAsia="Palatino Linotype" w:hAnsi="Palatino Linotype" w:cs="Palatino Linotype"/>
                 <w:sz w:val="21"/>
                 <w:szCs w:val="21"/>
               </w:rPr>
@@ -5908,7 +5703,7 @@
             <w:proofErr w:type="spellStart"/>
             <w:r>
               <w:rPr>
-                <w:rFonts w:ascii="Calibri" w:eastAsia="Calibri" w:hAnsi="Calibri" w:cs="Calibri"/>
+                <w:rFonts w:ascii="Palatino Linotype" w:eastAsia="Palatino Linotype" w:hAnsi="Palatino Linotype" w:cs="Palatino Linotype"/>
                 <w:sz w:val="21"/>
                 <w:szCs w:val="21"/>
               </w:rPr>
@@ -5917,7 +5712,7 @@
             <w:proofErr w:type="spellEnd"/>
             <w:r>
               <w:rPr>
-                <w:rFonts w:ascii="Calibri" w:eastAsia="Calibri" w:hAnsi="Calibri" w:cs="Calibri"/>
+                <w:rFonts w:ascii="Palatino Linotype" w:eastAsia="Palatino Linotype" w:hAnsi="Palatino Linotype" w:cs="Palatino Linotype"/>
                 <w:sz w:val="21"/>
                 <w:szCs w:val="21"/>
               </w:rPr>
@@ -5926,7 +5721,7 @@
             <w:proofErr w:type="spellStart"/>
             <w:r>
               <w:rPr>
-                <w:rFonts w:ascii="Calibri" w:eastAsia="Calibri" w:hAnsi="Calibri" w:cs="Calibri"/>
+                <w:rFonts w:ascii="Palatino Linotype" w:eastAsia="Palatino Linotype" w:hAnsi="Palatino Linotype" w:cs="Palatino Linotype"/>
                 <w:sz w:val="21"/>
                 <w:szCs w:val="21"/>
               </w:rPr>
@@ -5935,7 +5730,7 @@
             <w:proofErr w:type="spellEnd"/>
             <w:r>
               <w:rPr>
-                <w:rFonts w:ascii="Calibri" w:eastAsia="Calibri" w:hAnsi="Calibri" w:cs="Calibri"/>
+                <w:rFonts w:ascii="Palatino Linotype" w:eastAsia="Palatino Linotype" w:hAnsi="Palatino Linotype" w:cs="Palatino Linotype"/>
                 <w:sz w:val="21"/>
                 <w:szCs w:val="21"/>
               </w:rPr>
@@ -5944,7 +5739,7 @@
             <w:proofErr w:type="spellStart"/>
             <w:r>
               <w:rPr>
-                <w:rFonts w:ascii="Calibri" w:eastAsia="Calibri" w:hAnsi="Calibri" w:cs="Calibri"/>
+                <w:rFonts w:ascii="Palatino Linotype" w:eastAsia="Palatino Linotype" w:hAnsi="Palatino Linotype" w:cs="Palatino Linotype"/>
                 <w:sz w:val="21"/>
                 <w:szCs w:val="21"/>
               </w:rPr>
@@ -5953,7 +5748,7 @@
             <w:proofErr w:type="spellEnd"/>
             <w:r>
               <w:rPr>
-                <w:rFonts w:ascii="Calibri" w:eastAsia="Calibri" w:hAnsi="Calibri" w:cs="Calibri"/>
+                <w:rFonts w:ascii="Palatino Linotype" w:eastAsia="Palatino Linotype" w:hAnsi="Palatino Linotype" w:cs="Palatino Linotype"/>
                 <w:sz w:val="21"/>
                 <w:szCs w:val="21"/>
               </w:rPr>
@@ -5962,7 +5757,7 @@
             <w:proofErr w:type="spellStart"/>
             <w:r>
               <w:rPr>
-                <w:rFonts w:ascii="Calibri" w:eastAsia="Calibri" w:hAnsi="Calibri" w:cs="Calibri"/>
+                <w:rFonts w:ascii="Palatino Linotype" w:eastAsia="Palatino Linotype" w:hAnsi="Palatino Linotype" w:cs="Palatino Linotype"/>
                 <w:sz w:val="21"/>
                 <w:szCs w:val="21"/>
               </w:rPr>
@@ -5971,7 +5766,7 @@
             <w:proofErr w:type="spellEnd"/>
             <w:r>
               <w:rPr>
-                <w:rFonts w:ascii="Calibri" w:eastAsia="Calibri" w:hAnsi="Calibri" w:cs="Calibri"/>
+                <w:rFonts w:ascii="Palatino Linotype" w:eastAsia="Palatino Linotype" w:hAnsi="Palatino Linotype" w:cs="Palatino Linotype"/>
                 <w:sz w:val="21"/>
                 <w:szCs w:val="21"/>
               </w:rPr>
@@ -5980,7 +5775,7 @@
             <w:proofErr w:type="spellStart"/>
             <w:r>
               <w:rPr>
-                <w:rFonts w:ascii="Calibri" w:eastAsia="Calibri" w:hAnsi="Calibri" w:cs="Calibri"/>
+                <w:rFonts w:ascii="Palatino Linotype" w:eastAsia="Palatino Linotype" w:hAnsi="Palatino Linotype" w:cs="Palatino Linotype"/>
                 <w:sz w:val="21"/>
                 <w:szCs w:val="21"/>
               </w:rPr>
@@ -5989,7 +5784,7 @@
             <w:proofErr w:type="spellEnd"/>
             <w:r>
               <w:rPr>
-                <w:rFonts w:ascii="Calibri" w:eastAsia="Calibri" w:hAnsi="Calibri" w:cs="Calibri"/>
+                <w:rFonts w:ascii="Palatino Linotype" w:eastAsia="Palatino Linotype" w:hAnsi="Palatino Linotype" w:cs="Palatino Linotype"/>
                 <w:sz w:val="21"/>
                 <w:szCs w:val="21"/>
               </w:rPr>
@@ -5998,7 +5793,7 @@
             <w:proofErr w:type="spellStart"/>
             <w:r>
               <w:rPr>
-                <w:rFonts w:ascii="Calibri" w:eastAsia="Calibri" w:hAnsi="Calibri" w:cs="Calibri"/>
+                <w:rFonts w:ascii="Palatino Linotype" w:eastAsia="Palatino Linotype" w:hAnsi="Palatino Linotype" w:cs="Palatino Linotype"/>
                 <w:sz w:val="21"/>
                 <w:szCs w:val="21"/>
               </w:rPr>
@@ -6007,7 +5802,7 @@
             <w:proofErr w:type="spellEnd"/>
             <w:r>
               <w:rPr>
-                <w:rFonts w:ascii="Calibri" w:eastAsia="Calibri" w:hAnsi="Calibri" w:cs="Calibri"/>
+                <w:rFonts w:ascii="Palatino Linotype" w:eastAsia="Palatino Linotype" w:hAnsi="Palatino Linotype" w:cs="Palatino Linotype"/>
                 <w:sz w:val="21"/>
                 <w:szCs w:val="21"/>
               </w:rPr>
@@ -6038,7 +5833,7 @@
             </w:pPr>
             <w:r>
               <w:rPr>
-                <w:rFonts w:ascii="Calibri" w:eastAsia="Calibri" w:hAnsi="Calibri" w:cs="Calibri"/>
+                <w:rFonts w:ascii="Palatino Linotype" w:eastAsia="Palatino Linotype" w:hAnsi="Palatino Linotype" w:cs="Palatino Linotype"/>
                 <w:i/>
                 <w:iCs/>
                 <w:color w:val="595959"/>
@@ -6083,7 +5878,7 @@
             </w:pPr>
             <w:r>
               <w:rPr>
-                <w:rFonts w:ascii="Calibri" w:eastAsia="Calibri" w:hAnsi="Calibri" w:cs="Calibri"/>
+                <w:rFonts w:ascii="Palatino Linotype" w:eastAsia="Palatino Linotype" w:hAnsi="Palatino Linotype" w:cs="Palatino Linotype"/>
                 <w:sz w:val="21"/>
                 <w:szCs w:val="21"/>
               </w:rPr>
@@ -6092,7 +5887,7 @@
             <w:proofErr w:type="spellStart"/>
             <w:r>
               <w:rPr>
-                <w:rFonts w:ascii="Calibri" w:eastAsia="Calibri" w:hAnsi="Calibri" w:cs="Calibri"/>
+                <w:rFonts w:ascii="Palatino Linotype" w:eastAsia="Palatino Linotype" w:hAnsi="Palatino Linotype" w:cs="Palatino Linotype"/>
                 <w:sz w:val="21"/>
                 <w:szCs w:val="21"/>
               </w:rPr>
@@ -6101,7 +5896,7 @@
             <w:proofErr w:type="spellEnd"/>
             <w:r>
               <w:rPr>
-                <w:rFonts w:ascii="Calibri" w:eastAsia="Calibri" w:hAnsi="Calibri" w:cs="Calibri"/>
+                <w:rFonts w:ascii="Palatino Linotype" w:eastAsia="Palatino Linotype" w:hAnsi="Palatino Linotype" w:cs="Palatino Linotype"/>
                 <w:sz w:val="21"/>
                 <w:szCs w:val="21"/>
               </w:rPr>
@@ -6110,7 +5905,7 @@
             <w:proofErr w:type="spellStart"/>
             <w:r>
               <w:rPr>
-                <w:rFonts w:ascii="Calibri" w:eastAsia="Calibri" w:hAnsi="Calibri" w:cs="Calibri"/>
+                <w:rFonts w:ascii="Palatino Linotype" w:eastAsia="Palatino Linotype" w:hAnsi="Palatino Linotype" w:cs="Palatino Linotype"/>
                 <w:sz w:val="21"/>
                 <w:szCs w:val="21"/>
               </w:rPr>
@@ -6119,7 +5914,7 @@
             <w:proofErr w:type="spellEnd"/>
             <w:r>
               <w:rPr>
-                <w:rFonts w:ascii="Calibri" w:eastAsia="Calibri" w:hAnsi="Calibri" w:cs="Calibri"/>
+                <w:rFonts w:ascii="Palatino Linotype" w:eastAsia="Palatino Linotype" w:hAnsi="Palatino Linotype" w:cs="Palatino Linotype"/>
                 <w:sz w:val="21"/>
                 <w:szCs w:val="21"/>
               </w:rPr>
@@ -6128,7 +5923,7 @@
             <w:proofErr w:type="spellStart"/>
             <w:r>
               <w:rPr>
-                <w:rFonts w:ascii="Calibri" w:eastAsia="Calibri" w:hAnsi="Calibri" w:cs="Calibri"/>
+                <w:rFonts w:ascii="Palatino Linotype" w:eastAsia="Palatino Linotype" w:hAnsi="Palatino Linotype" w:cs="Palatino Linotype"/>
                 <w:sz w:val="21"/>
                 <w:szCs w:val="21"/>
               </w:rPr>
@@ -6137,7 +5932,7 @@
             <w:proofErr w:type="spellEnd"/>
             <w:r>
               <w:rPr>
-                <w:rFonts w:ascii="Calibri" w:eastAsia="Calibri" w:hAnsi="Calibri" w:cs="Calibri"/>
+                <w:rFonts w:ascii="Palatino Linotype" w:eastAsia="Palatino Linotype" w:hAnsi="Palatino Linotype" w:cs="Palatino Linotype"/>
                 <w:sz w:val="21"/>
                 <w:szCs w:val="21"/>
               </w:rPr>
@@ -6146,7 +5941,7 @@
             <w:proofErr w:type="spellStart"/>
             <w:r>
               <w:rPr>
-                <w:rFonts w:ascii="Calibri" w:eastAsia="Calibri" w:hAnsi="Calibri" w:cs="Calibri"/>
+                <w:rFonts w:ascii="Palatino Linotype" w:eastAsia="Palatino Linotype" w:hAnsi="Palatino Linotype" w:cs="Palatino Linotype"/>
                 <w:sz w:val="21"/>
                 <w:szCs w:val="21"/>
               </w:rPr>
@@ -6155,7 +5950,7 @@
             <w:proofErr w:type="spellEnd"/>
             <w:r>
               <w:rPr>
-                <w:rFonts w:ascii="Calibri" w:eastAsia="Calibri" w:hAnsi="Calibri" w:cs="Calibri"/>
+                <w:rFonts w:ascii="Palatino Linotype" w:eastAsia="Palatino Linotype" w:hAnsi="Palatino Linotype" w:cs="Palatino Linotype"/>
                 <w:sz w:val="21"/>
                 <w:szCs w:val="21"/>
               </w:rPr>
@@ -6164,7 +5959,7 @@
             <w:proofErr w:type="spellStart"/>
             <w:r>
               <w:rPr>
-                <w:rFonts w:ascii="Calibri" w:eastAsia="Calibri" w:hAnsi="Calibri" w:cs="Calibri"/>
+                <w:rFonts w:ascii="Palatino Linotype" w:eastAsia="Palatino Linotype" w:hAnsi="Palatino Linotype" w:cs="Palatino Linotype"/>
                 <w:sz w:val="21"/>
                 <w:szCs w:val="21"/>
               </w:rPr>
@@ -6173,7 +5968,7 @@
             <w:proofErr w:type="spellEnd"/>
             <w:r>
               <w:rPr>
-                <w:rFonts w:ascii="Calibri" w:eastAsia="Calibri" w:hAnsi="Calibri" w:cs="Calibri"/>
+                <w:rFonts w:ascii="Palatino Linotype" w:eastAsia="Palatino Linotype" w:hAnsi="Palatino Linotype" w:cs="Palatino Linotype"/>
                 <w:sz w:val="21"/>
                 <w:szCs w:val="21"/>
               </w:rPr>
@@ -6182,7 +5977,7 @@
             <w:proofErr w:type="spellStart"/>
             <w:r>
               <w:rPr>
-                <w:rFonts w:ascii="Calibri" w:eastAsia="Calibri" w:hAnsi="Calibri" w:cs="Calibri"/>
+                <w:rFonts w:ascii="Palatino Linotype" w:eastAsia="Palatino Linotype" w:hAnsi="Palatino Linotype" w:cs="Palatino Linotype"/>
                 <w:sz w:val="21"/>
                 <w:szCs w:val="21"/>
               </w:rPr>
@@ -6191,7 +5986,7 @@
             <w:proofErr w:type="spellEnd"/>
             <w:r>
               <w:rPr>
-                <w:rFonts w:ascii="Calibri" w:eastAsia="Calibri" w:hAnsi="Calibri" w:cs="Calibri"/>
+                <w:rFonts w:ascii="Palatino Linotype" w:eastAsia="Palatino Linotype" w:hAnsi="Palatino Linotype" w:cs="Palatino Linotype"/>
                 <w:sz w:val="21"/>
                 <w:szCs w:val="21"/>
               </w:rPr>
@@ -6200,7 +5995,7 @@
             <w:proofErr w:type="spellStart"/>
             <w:r>
               <w:rPr>
-                <w:rFonts w:ascii="Calibri" w:eastAsia="Calibri" w:hAnsi="Calibri" w:cs="Calibri"/>
+                <w:rFonts w:ascii="Palatino Linotype" w:eastAsia="Palatino Linotype" w:hAnsi="Palatino Linotype" w:cs="Palatino Linotype"/>
                 <w:sz w:val="21"/>
                 <w:szCs w:val="21"/>
               </w:rPr>
@@ -6209,7 +6004,7 @@
             <w:proofErr w:type="spellEnd"/>
             <w:r>
               <w:rPr>
-                <w:rFonts w:ascii="Calibri" w:eastAsia="Calibri" w:hAnsi="Calibri" w:cs="Calibri"/>
+                <w:rFonts w:ascii="Palatino Linotype" w:eastAsia="Palatino Linotype" w:hAnsi="Palatino Linotype" w:cs="Palatino Linotype"/>
                 <w:sz w:val="21"/>
                 <w:szCs w:val="21"/>
               </w:rPr>
@@ -6218,7 +6013,7 @@
             <w:proofErr w:type="spellStart"/>
             <w:r>
               <w:rPr>
-                <w:rFonts w:ascii="Calibri" w:eastAsia="Calibri" w:hAnsi="Calibri" w:cs="Calibri"/>
+                <w:rFonts w:ascii="Palatino Linotype" w:eastAsia="Palatino Linotype" w:hAnsi="Palatino Linotype" w:cs="Palatino Linotype"/>
                 <w:sz w:val="21"/>
                 <w:szCs w:val="21"/>
               </w:rPr>
@@ -6227,7 +6022,7 @@
             <w:proofErr w:type="spellEnd"/>
             <w:r>
               <w:rPr>
-                <w:rFonts w:ascii="Calibri" w:eastAsia="Calibri" w:hAnsi="Calibri" w:cs="Calibri"/>
+                <w:rFonts w:ascii="Palatino Linotype" w:eastAsia="Palatino Linotype" w:hAnsi="Palatino Linotype" w:cs="Palatino Linotype"/>
                 <w:sz w:val="21"/>
                 <w:szCs w:val="21"/>
               </w:rPr>
@@ -6236,7 +6031,7 @@
             <w:proofErr w:type="spellStart"/>
             <w:r>
               <w:rPr>
-                <w:rFonts w:ascii="Calibri" w:eastAsia="Calibri" w:hAnsi="Calibri" w:cs="Calibri"/>
+                <w:rFonts w:ascii="Palatino Linotype" w:eastAsia="Palatino Linotype" w:hAnsi="Palatino Linotype" w:cs="Palatino Linotype"/>
                 <w:sz w:val="21"/>
                 <w:szCs w:val="21"/>
               </w:rPr>
@@ -6245,7 +6040,7 @@
             <w:proofErr w:type="spellEnd"/>
             <w:r>
               <w:rPr>
-                <w:rFonts w:ascii="Calibri" w:eastAsia="Calibri" w:hAnsi="Calibri" w:cs="Calibri"/>
+                <w:rFonts w:ascii="Palatino Linotype" w:eastAsia="Palatino Linotype" w:hAnsi="Palatino Linotype" w:cs="Palatino Linotype"/>
                 <w:sz w:val="21"/>
                 <w:szCs w:val="21"/>
               </w:rPr>
@@ -6254,7 +6049,7 @@
             <w:proofErr w:type="spellStart"/>
             <w:r>
               <w:rPr>
-                <w:rFonts w:ascii="Calibri" w:eastAsia="Calibri" w:hAnsi="Calibri" w:cs="Calibri"/>
+                <w:rFonts w:ascii="Palatino Linotype" w:eastAsia="Palatino Linotype" w:hAnsi="Palatino Linotype" w:cs="Palatino Linotype"/>
                 <w:sz w:val="21"/>
                 <w:szCs w:val="21"/>
               </w:rPr>
@@ -6263,7 +6058,7 @@
             <w:proofErr w:type="spellEnd"/>
             <w:r>
               <w:rPr>
-                <w:rFonts w:ascii="Calibri" w:eastAsia="Calibri" w:hAnsi="Calibri" w:cs="Calibri"/>
+                <w:rFonts w:ascii="Palatino Linotype" w:eastAsia="Palatino Linotype" w:hAnsi="Palatino Linotype" w:cs="Palatino Linotype"/>
                 <w:sz w:val="21"/>
                 <w:szCs w:val="21"/>
               </w:rPr>
@@ -6272,7 +6067,7 @@
             <w:proofErr w:type="spellStart"/>
             <w:r>
               <w:rPr>
-                <w:rFonts w:ascii="Calibri" w:eastAsia="Calibri" w:hAnsi="Calibri" w:cs="Calibri"/>
+                <w:rFonts w:ascii="Palatino Linotype" w:eastAsia="Palatino Linotype" w:hAnsi="Palatino Linotype" w:cs="Palatino Linotype"/>
                 <w:sz w:val="21"/>
                 <w:szCs w:val="21"/>
               </w:rPr>
@@ -6281,7 +6076,7 @@
             <w:proofErr w:type="spellEnd"/>
             <w:r>
               <w:rPr>
-                <w:rFonts w:ascii="Calibri" w:eastAsia="Calibri" w:hAnsi="Calibri" w:cs="Calibri"/>
+                <w:rFonts w:ascii="Palatino Linotype" w:eastAsia="Palatino Linotype" w:hAnsi="Palatino Linotype" w:cs="Palatino Linotype"/>
                 <w:sz w:val="21"/>
                 <w:szCs w:val="21"/>
               </w:rPr>
@@ -6290,7 +6085,7 @@
             <w:proofErr w:type="spellStart"/>
             <w:r>
               <w:rPr>
-                <w:rFonts w:ascii="Calibri" w:eastAsia="Calibri" w:hAnsi="Calibri" w:cs="Calibri"/>
+                <w:rFonts w:ascii="Palatino Linotype" w:eastAsia="Palatino Linotype" w:hAnsi="Palatino Linotype" w:cs="Palatino Linotype"/>
                 <w:sz w:val="21"/>
                 <w:szCs w:val="21"/>
               </w:rPr>
@@ -6299,7 +6094,7 @@
             <w:proofErr w:type="spellEnd"/>
             <w:r>
               <w:rPr>
-                <w:rFonts w:ascii="Calibri" w:eastAsia="Calibri" w:hAnsi="Calibri" w:cs="Calibri"/>
+                <w:rFonts w:ascii="Palatino Linotype" w:eastAsia="Palatino Linotype" w:hAnsi="Palatino Linotype" w:cs="Palatino Linotype"/>
                 <w:sz w:val="21"/>
                 <w:szCs w:val="21"/>
               </w:rPr>
@@ -6308,7 +6103,7 @@
             <w:proofErr w:type="spellStart"/>
             <w:r>
               <w:rPr>
-                <w:rFonts w:ascii="Calibri" w:eastAsia="Calibri" w:hAnsi="Calibri" w:cs="Calibri"/>
+                <w:rFonts w:ascii="Palatino Linotype" w:eastAsia="Palatino Linotype" w:hAnsi="Palatino Linotype" w:cs="Palatino Linotype"/>
                 <w:sz w:val="21"/>
                 <w:szCs w:val="21"/>
               </w:rPr>
@@ -6317,7 +6112,7 @@
             <w:proofErr w:type="spellEnd"/>
             <w:r>
               <w:rPr>
-                <w:rFonts w:ascii="Calibri" w:eastAsia="Calibri" w:hAnsi="Calibri" w:cs="Calibri"/>
+                <w:rFonts w:ascii="Palatino Linotype" w:eastAsia="Palatino Linotype" w:hAnsi="Palatino Linotype" w:cs="Palatino Linotype"/>
                 <w:sz w:val="21"/>
                 <w:szCs w:val="21"/>
               </w:rPr>
@@ -6326,7 +6121,7 @@
             <w:proofErr w:type="spellStart"/>
             <w:r>
               <w:rPr>
-                <w:rFonts w:ascii="Calibri" w:eastAsia="Calibri" w:hAnsi="Calibri" w:cs="Calibri"/>
+                <w:rFonts w:ascii="Palatino Linotype" w:eastAsia="Palatino Linotype" w:hAnsi="Palatino Linotype" w:cs="Palatino Linotype"/>
                 <w:sz w:val="21"/>
                 <w:szCs w:val="21"/>
               </w:rPr>
@@ -6335,7 +6130,7 @@
             <w:proofErr w:type="spellEnd"/>
             <w:r>
               <w:rPr>
-                <w:rFonts w:ascii="Calibri" w:eastAsia="Calibri" w:hAnsi="Calibri" w:cs="Calibri"/>
+                <w:rFonts w:ascii="Palatino Linotype" w:eastAsia="Palatino Linotype" w:hAnsi="Palatino Linotype" w:cs="Palatino Linotype"/>
                 <w:sz w:val="21"/>
                 <w:szCs w:val="21"/>
               </w:rPr>
@@ -6344,7 +6139,7 @@
             <w:proofErr w:type="spellStart"/>
             <w:r>
               <w:rPr>
-                <w:rFonts w:ascii="Calibri" w:eastAsia="Calibri" w:hAnsi="Calibri" w:cs="Calibri"/>
+                <w:rFonts w:ascii="Palatino Linotype" w:eastAsia="Palatino Linotype" w:hAnsi="Palatino Linotype" w:cs="Palatino Linotype"/>
                 <w:sz w:val="21"/>
                 <w:szCs w:val="21"/>
               </w:rPr>
@@ -6353,7 +6148,7 @@
             <w:proofErr w:type="spellEnd"/>
             <w:r>
               <w:rPr>
-                <w:rFonts w:ascii="Calibri" w:eastAsia="Calibri" w:hAnsi="Calibri" w:cs="Calibri"/>
+                <w:rFonts w:ascii="Palatino Linotype" w:eastAsia="Palatino Linotype" w:hAnsi="Palatino Linotype" w:cs="Palatino Linotype"/>
                 <w:sz w:val="21"/>
                 <w:szCs w:val="21"/>
               </w:rPr>
@@ -6362,7 +6157,7 @@
             <w:proofErr w:type="spellStart"/>
             <w:r>
               <w:rPr>
-                <w:rFonts w:ascii="Calibri" w:eastAsia="Calibri" w:hAnsi="Calibri" w:cs="Calibri"/>
+                <w:rFonts w:ascii="Palatino Linotype" w:eastAsia="Palatino Linotype" w:hAnsi="Palatino Linotype" w:cs="Palatino Linotype"/>
                 <w:sz w:val="21"/>
                 <w:szCs w:val="21"/>
               </w:rPr>
@@ -6371,7 +6166,7 @@
             <w:proofErr w:type="spellEnd"/>
             <w:r>
               <w:rPr>
-                <w:rFonts w:ascii="Calibri" w:eastAsia="Calibri" w:hAnsi="Calibri" w:cs="Calibri"/>
+                <w:rFonts w:ascii="Palatino Linotype" w:eastAsia="Palatino Linotype" w:hAnsi="Palatino Linotype" w:cs="Palatino Linotype"/>
                 <w:sz w:val="21"/>
                 <w:szCs w:val="21"/>
               </w:rPr>
@@ -6380,7 +6175,7 @@
             <w:proofErr w:type="spellStart"/>
             <w:r>
               <w:rPr>
-                <w:rFonts w:ascii="Calibri" w:eastAsia="Calibri" w:hAnsi="Calibri" w:cs="Calibri"/>
+                <w:rFonts w:ascii="Palatino Linotype" w:eastAsia="Palatino Linotype" w:hAnsi="Palatino Linotype" w:cs="Palatino Linotype"/>
                 <w:sz w:val="21"/>
                 <w:szCs w:val="21"/>
               </w:rPr>
@@ -6389,7 +6184,7 @@
             <w:proofErr w:type="spellEnd"/>
             <w:r>
               <w:rPr>
-                <w:rFonts w:ascii="Calibri" w:eastAsia="Calibri" w:hAnsi="Calibri" w:cs="Calibri"/>
+                <w:rFonts w:ascii="Palatino Linotype" w:eastAsia="Palatino Linotype" w:hAnsi="Palatino Linotype" w:cs="Palatino Linotype"/>
                 <w:sz w:val="21"/>
                 <w:szCs w:val="21"/>
               </w:rPr>
@@ -6398,7 +6193,7 @@
             <w:proofErr w:type="spellStart"/>
             <w:r>
               <w:rPr>
-                <w:rFonts w:ascii="Calibri" w:eastAsia="Calibri" w:hAnsi="Calibri" w:cs="Calibri"/>
+                <w:rFonts w:ascii="Palatino Linotype" w:eastAsia="Palatino Linotype" w:hAnsi="Palatino Linotype" w:cs="Palatino Linotype"/>
                 <w:sz w:val="21"/>
                 <w:szCs w:val="21"/>
               </w:rPr>
@@ -6407,7 +6202,7 @@
             <w:proofErr w:type="spellEnd"/>
             <w:r>
               <w:rPr>
-                <w:rFonts w:ascii="Calibri" w:eastAsia="Calibri" w:hAnsi="Calibri" w:cs="Calibri"/>
+                <w:rFonts w:ascii="Palatino Linotype" w:eastAsia="Palatino Linotype" w:hAnsi="Palatino Linotype" w:cs="Palatino Linotype"/>
                 <w:sz w:val="21"/>
                 <w:szCs w:val="21"/>
               </w:rPr>
@@ -6416,7 +6211,7 @@
             <w:proofErr w:type="spellStart"/>
             <w:r>
               <w:rPr>
-                <w:rFonts w:ascii="Calibri" w:eastAsia="Calibri" w:hAnsi="Calibri" w:cs="Calibri"/>
+                <w:rFonts w:ascii="Palatino Linotype" w:eastAsia="Palatino Linotype" w:hAnsi="Palatino Linotype" w:cs="Palatino Linotype"/>
                 <w:sz w:val="21"/>
                 <w:szCs w:val="21"/>
               </w:rPr>
@@ -6425,7 +6220,7 @@
             <w:proofErr w:type="spellEnd"/>
             <w:r>
               <w:rPr>
-                <w:rFonts w:ascii="Calibri" w:eastAsia="Calibri" w:hAnsi="Calibri" w:cs="Calibri"/>
+                <w:rFonts w:ascii="Palatino Linotype" w:eastAsia="Palatino Linotype" w:hAnsi="Palatino Linotype" w:cs="Palatino Linotype"/>
                 <w:sz w:val="21"/>
                 <w:szCs w:val="21"/>
               </w:rPr>
@@ -6456,7 +6251,7 @@
             </w:pPr>
             <w:r>
               <w:rPr>
-                <w:rFonts w:ascii="Calibri" w:eastAsia="Calibri" w:hAnsi="Calibri" w:cs="Calibri"/>
+                <w:rFonts w:ascii="Palatino Linotype" w:eastAsia="Palatino Linotype" w:hAnsi="Palatino Linotype" w:cs="Palatino Linotype"/>
                 <w:i/>
                 <w:iCs/>
                 <w:color w:val="595959"/>
@@ -6501,7 +6296,7 @@
             </w:pPr>
             <w:r>
               <w:rPr>
-                <w:rFonts w:ascii="Calibri" w:eastAsia="Calibri" w:hAnsi="Calibri" w:cs="Calibri"/>
+                <w:rFonts w:ascii="Palatino Linotype" w:eastAsia="Palatino Linotype" w:hAnsi="Palatino Linotype" w:cs="Palatino Linotype"/>
                 <w:sz w:val="21"/>
                 <w:szCs w:val="21"/>
               </w:rPr>
@@ -6510,7 +6305,7 @@
             <w:proofErr w:type="spellStart"/>
             <w:r>
               <w:rPr>
-                <w:rFonts w:ascii="Calibri" w:eastAsia="Calibri" w:hAnsi="Calibri" w:cs="Calibri"/>
+                <w:rFonts w:ascii="Palatino Linotype" w:eastAsia="Palatino Linotype" w:hAnsi="Palatino Linotype" w:cs="Palatino Linotype"/>
                 <w:sz w:val="21"/>
                 <w:szCs w:val="21"/>
               </w:rPr>
@@ -6519,7 +6314,7 @@
             <w:proofErr w:type="spellEnd"/>
             <w:r>
               <w:rPr>
-                <w:rFonts w:ascii="Calibri" w:eastAsia="Calibri" w:hAnsi="Calibri" w:cs="Calibri"/>
+                <w:rFonts w:ascii="Palatino Linotype" w:eastAsia="Palatino Linotype" w:hAnsi="Palatino Linotype" w:cs="Palatino Linotype"/>
                 <w:sz w:val="21"/>
                 <w:szCs w:val="21"/>
               </w:rPr>
@@ -6528,7 +6323,7 @@
             <w:proofErr w:type="spellStart"/>
             <w:r>
               <w:rPr>
-                <w:rFonts w:ascii="Calibri" w:eastAsia="Calibri" w:hAnsi="Calibri" w:cs="Calibri"/>
+                <w:rFonts w:ascii="Palatino Linotype" w:eastAsia="Palatino Linotype" w:hAnsi="Palatino Linotype" w:cs="Palatino Linotype"/>
                 <w:sz w:val="21"/>
                 <w:szCs w:val="21"/>
               </w:rPr>
@@ -6537,7 +6332,7 @@
             <w:proofErr w:type="spellEnd"/>
             <w:r>
               <w:rPr>
-                <w:rFonts w:ascii="Calibri" w:eastAsia="Calibri" w:hAnsi="Calibri" w:cs="Calibri"/>
+                <w:rFonts w:ascii="Palatino Linotype" w:eastAsia="Palatino Linotype" w:hAnsi="Palatino Linotype" w:cs="Palatino Linotype"/>
                 <w:sz w:val="21"/>
                 <w:szCs w:val="21"/>
               </w:rPr>
@@ -6546,7 +6341,7 @@
             <w:proofErr w:type="spellStart"/>
             <w:r>
               <w:rPr>
-                <w:rFonts w:ascii="Calibri" w:eastAsia="Calibri" w:hAnsi="Calibri" w:cs="Calibri"/>
+                <w:rFonts w:ascii="Palatino Linotype" w:eastAsia="Palatino Linotype" w:hAnsi="Palatino Linotype" w:cs="Palatino Linotype"/>
                 <w:sz w:val="21"/>
                 <w:szCs w:val="21"/>
               </w:rPr>
@@ -6555,7 +6350,7 @@
             <w:proofErr w:type="spellEnd"/>
             <w:r>
               <w:rPr>
-                <w:rFonts w:ascii="Calibri" w:eastAsia="Calibri" w:hAnsi="Calibri" w:cs="Calibri"/>
+                <w:rFonts w:ascii="Palatino Linotype" w:eastAsia="Palatino Linotype" w:hAnsi="Palatino Linotype" w:cs="Palatino Linotype"/>
                 <w:sz w:val="21"/>
                 <w:szCs w:val="21"/>
               </w:rPr>
@@ -6564,7 +6359,7 @@
             <w:proofErr w:type="spellStart"/>
             <w:r>
               <w:rPr>
-                <w:rFonts w:ascii="Calibri" w:eastAsia="Calibri" w:hAnsi="Calibri" w:cs="Calibri"/>
+                <w:rFonts w:ascii="Palatino Linotype" w:eastAsia="Palatino Linotype" w:hAnsi="Palatino Linotype" w:cs="Palatino Linotype"/>
                 <w:sz w:val="21"/>
                 <w:szCs w:val="21"/>
               </w:rPr>
@@ -6573,7 +6368,7 @@
             <w:proofErr w:type="spellEnd"/>
             <w:r>
               <w:rPr>
-                <w:rFonts w:ascii="Calibri" w:eastAsia="Calibri" w:hAnsi="Calibri" w:cs="Calibri"/>
+                <w:rFonts w:ascii="Palatino Linotype" w:eastAsia="Palatino Linotype" w:hAnsi="Palatino Linotype" w:cs="Palatino Linotype"/>
                 <w:sz w:val="21"/>
                 <w:szCs w:val="21"/>
               </w:rPr>
@@ -6582,7 +6377,7 @@
             <w:proofErr w:type="spellStart"/>
             <w:r>
               <w:rPr>
-                <w:rFonts w:ascii="Calibri" w:eastAsia="Calibri" w:hAnsi="Calibri" w:cs="Calibri"/>
+                <w:rFonts w:ascii="Palatino Linotype" w:eastAsia="Palatino Linotype" w:hAnsi="Palatino Linotype" w:cs="Palatino Linotype"/>
                 <w:sz w:val="21"/>
                 <w:szCs w:val="21"/>
               </w:rPr>
@@ -6591,7 +6386,7 @@
             <w:proofErr w:type="spellEnd"/>
             <w:r>
               <w:rPr>
-                <w:rFonts w:ascii="Calibri" w:eastAsia="Calibri" w:hAnsi="Calibri" w:cs="Calibri"/>
+                <w:rFonts w:ascii="Palatino Linotype" w:eastAsia="Palatino Linotype" w:hAnsi="Palatino Linotype" w:cs="Palatino Linotype"/>
                 <w:sz w:val="21"/>
                 <w:szCs w:val="21"/>
               </w:rPr>
@@ -6600,7 +6395,7 @@
             <w:proofErr w:type="spellStart"/>
             <w:r>
               <w:rPr>
-                <w:rFonts w:ascii="Calibri" w:eastAsia="Calibri" w:hAnsi="Calibri" w:cs="Calibri"/>
+                <w:rFonts w:ascii="Palatino Linotype" w:eastAsia="Palatino Linotype" w:hAnsi="Palatino Linotype" w:cs="Palatino Linotype"/>
                 <w:sz w:val="21"/>
                 <w:szCs w:val="21"/>
               </w:rPr>
@@ -6609,7 +6404,7 @@
             <w:proofErr w:type="spellEnd"/>
             <w:r>
               <w:rPr>
-                <w:rFonts w:ascii="Calibri" w:eastAsia="Calibri" w:hAnsi="Calibri" w:cs="Calibri"/>
+                <w:rFonts w:ascii="Palatino Linotype" w:eastAsia="Palatino Linotype" w:hAnsi="Palatino Linotype" w:cs="Palatino Linotype"/>
                 <w:sz w:val="21"/>
                 <w:szCs w:val="21"/>
               </w:rPr>
@@ -6618,7 +6413,7 @@
             <w:proofErr w:type="spellStart"/>
             <w:r>
               <w:rPr>
-                <w:rFonts w:ascii="Calibri" w:eastAsia="Calibri" w:hAnsi="Calibri" w:cs="Calibri"/>
+                <w:rFonts w:ascii="Palatino Linotype" w:eastAsia="Palatino Linotype" w:hAnsi="Palatino Linotype" w:cs="Palatino Linotype"/>
                 <w:sz w:val="21"/>
                 <w:szCs w:val="21"/>
               </w:rPr>
@@ -6627,7 +6422,7 @@
             <w:proofErr w:type="spellEnd"/>
             <w:r>
               <w:rPr>
-                <w:rFonts w:ascii="Calibri" w:eastAsia="Calibri" w:hAnsi="Calibri" w:cs="Calibri"/>
+                <w:rFonts w:ascii="Palatino Linotype" w:eastAsia="Palatino Linotype" w:hAnsi="Palatino Linotype" w:cs="Palatino Linotype"/>
                 <w:sz w:val="21"/>
                 <w:szCs w:val="21"/>
               </w:rPr>
@@ -6636,7 +6431,7 @@
             <w:proofErr w:type="spellStart"/>
             <w:r>
               <w:rPr>
-                <w:rFonts w:ascii="Calibri" w:eastAsia="Calibri" w:hAnsi="Calibri" w:cs="Calibri"/>
+                <w:rFonts w:ascii="Palatino Linotype" w:eastAsia="Palatino Linotype" w:hAnsi="Palatino Linotype" w:cs="Palatino Linotype"/>
                 <w:sz w:val="21"/>
                 <w:szCs w:val="21"/>
               </w:rPr>
@@ -6645,7 +6440,7 @@
             <w:proofErr w:type="spellEnd"/>
             <w:r>
               <w:rPr>
-                <w:rFonts w:ascii="Calibri" w:eastAsia="Calibri" w:hAnsi="Calibri" w:cs="Calibri"/>
+                <w:rFonts w:ascii="Palatino Linotype" w:eastAsia="Palatino Linotype" w:hAnsi="Palatino Linotype" w:cs="Palatino Linotype"/>
                 <w:sz w:val="21"/>
                 <w:szCs w:val="21"/>
               </w:rPr>
@@ -6654,7 +6449,7 @@
             <w:proofErr w:type="spellStart"/>
             <w:r>
               <w:rPr>
-                <w:rFonts w:ascii="Calibri" w:eastAsia="Calibri" w:hAnsi="Calibri" w:cs="Calibri"/>
+                <w:rFonts w:ascii="Palatino Linotype" w:eastAsia="Palatino Linotype" w:hAnsi="Palatino Linotype" w:cs="Palatino Linotype"/>
                 <w:sz w:val="21"/>
                 <w:szCs w:val="21"/>
               </w:rPr>
@@ -6663,7 +6458,7 @@
             <w:proofErr w:type="spellEnd"/>
             <w:r>
               <w:rPr>
-                <w:rFonts w:ascii="Calibri" w:eastAsia="Calibri" w:hAnsi="Calibri" w:cs="Calibri"/>
+                <w:rFonts w:ascii="Palatino Linotype" w:eastAsia="Palatino Linotype" w:hAnsi="Palatino Linotype" w:cs="Palatino Linotype"/>
                 <w:sz w:val="21"/>
                 <w:szCs w:val="21"/>
               </w:rPr>
@@ -6672,7 +6467,7 @@
             <w:proofErr w:type="spellStart"/>
             <w:r>
               <w:rPr>
-                <w:rFonts w:ascii="Calibri" w:eastAsia="Calibri" w:hAnsi="Calibri" w:cs="Calibri"/>
+                <w:rFonts w:ascii="Palatino Linotype" w:eastAsia="Palatino Linotype" w:hAnsi="Palatino Linotype" w:cs="Palatino Linotype"/>
                 <w:sz w:val="21"/>
                 <w:szCs w:val="21"/>
               </w:rPr>
@@ -6681,7 +6476,7 @@
             <w:proofErr w:type="spellEnd"/>
             <w:r>
               <w:rPr>
-                <w:rFonts w:ascii="Calibri" w:eastAsia="Calibri" w:hAnsi="Calibri" w:cs="Calibri"/>
+                <w:rFonts w:ascii="Palatino Linotype" w:eastAsia="Palatino Linotype" w:hAnsi="Palatino Linotype" w:cs="Palatino Linotype"/>
                 <w:sz w:val="21"/>
                 <w:szCs w:val="21"/>
               </w:rPr>
@@ -6690,7 +6485,7 @@
             <w:proofErr w:type="spellStart"/>
             <w:r>
               <w:rPr>
-                <w:rFonts w:ascii="Calibri" w:eastAsia="Calibri" w:hAnsi="Calibri" w:cs="Calibri"/>
+                <w:rFonts w:ascii="Palatino Linotype" w:eastAsia="Palatino Linotype" w:hAnsi="Palatino Linotype" w:cs="Palatino Linotype"/>
                 <w:sz w:val="21"/>
                 <w:szCs w:val="21"/>
               </w:rPr>
@@ -6699,7 +6494,7 @@
             <w:proofErr w:type="spellEnd"/>
             <w:r>
               <w:rPr>
-                <w:rFonts w:ascii="Calibri" w:eastAsia="Calibri" w:hAnsi="Calibri" w:cs="Calibri"/>
+                <w:rFonts w:ascii="Palatino Linotype" w:eastAsia="Palatino Linotype" w:hAnsi="Palatino Linotype" w:cs="Palatino Linotype"/>
                 <w:sz w:val="21"/>
                 <w:szCs w:val="21"/>
               </w:rPr>
@@ -6708,7 +6503,7 @@
             <w:proofErr w:type="spellStart"/>
             <w:r>
               <w:rPr>
-                <w:rFonts w:ascii="Calibri" w:eastAsia="Calibri" w:hAnsi="Calibri" w:cs="Calibri"/>
+                <w:rFonts w:ascii="Palatino Linotype" w:eastAsia="Palatino Linotype" w:hAnsi="Palatino Linotype" w:cs="Palatino Linotype"/>
                 <w:sz w:val="21"/>
                 <w:szCs w:val="21"/>
               </w:rPr>
@@ -6717,7 +6512,7 @@
             <w:proofErr w:type="spellEnd"/>
             <w:r>
               <w:rPr>
-                <w:rFonts w:ascii="Calibri" w:eastAsia="Calibri" w:hAnsi="Calibri" w:cs="Calibri"/>
+                <w:rFonts w:ascii="Palatino Linotype" w:eastAsia="Palatino Linotype" w:hAnsi="Palatino Linotype" w:cs="Palatino Linotype"/>
                 <w:sz w:val="21"/>
                 <w:szCs w:val="21"/>
               </w:rPr>
@@ -6726,7 +6521,7 @@
             <w:proofErr w:type="spellStart"/>
             <w:r>
               <w:rPr>
-                <w:rFonts w:ascii="Calibri" w:eastAsia="Calibri" w:hAnsi="Calibri" w:cs="Calibri"/>
+                <w:rFonts w:ascii="Palatino Linotype" w:eastAsia="Palatino Linotype" w:hAnsi="Palatino Linotype" w:cs="Palatino Linotype"/>
                 <w:sz w:val="21"/>
                 <w:szCs w:val="21"/>
               </w:rPr>
@@ -6735,7 +6530,7 @@
             <w:proofErr w:type="spellEnd"/>
             <w:r>
               <w:rPr>
-                <w:rFonts w:ascii="Calibri" w:eastAsia="Calibri" w:hAnsi="Calibri" w:cs="Calibri"/>
+                <w:rFonts w:ascii="Palatino Linotype" w:eastAsia="Palatino Linotype" w:hAnsi="Palatino Linotype" w:cs="Palatino Linotype"/>
                 <w:sz w:val="21"/>
                 <w:szCs w:val="21"/>
               </w:rPr>
@@ -6744,7 +6539,7 @@
             <w:proofErr w:type="spellStart"/>
             <w:r>
               <w:rPr>
-                <w:rFonts w:ascii="Calibri" w:eastAsia="Calibri" w:hAnsi="Calibri" w:cs="Calibri"/>
+                <w:rFonts w:ascii="Palatino Linotype" w:eastAsia="Palatino Linotype" w:hAnsi="Palatino Linotype" w:cs="Palatino Linotype"/>
                 <w:sz w:val="21"/>
                 <w:szCs w:val="21"/>
               </w:rPr>
@@ -6753,7 +6548,7 @@
             <w:proofErr w:type="spellEnd"/>
             <w:r>
               <w:rPr>
-                <w:rFonts w:ascii="Calibri" w:eastAsia="Calibri" w:hAnsi="Calibri" w:cs="Calibri"/>
+                <w:rFonts w:ascii="Palatino Linotype" w:eastAsia="Palatino Linotype" w:hAnsi="Palatino Linotype" w:cs="Palatino Linotype"/>
                 <w:sz w:val="21"/>
                 <w:szCs w:val="21"/>
               </w:rPr>
@@ -6762,7 +6557,7 @@
             <w:proofErr w:type="spellStart"/>
             <w:r>
               <w:rPr>
-                <w:rFonts w:ascii="Calibri" w:eastAsia="Calibri" w:hAnsi="Calibri" w:cs="Calibri"/>
+                <w:rFonts w:ascii="Palatino Linotype" w:eastAsia="Palatino Linotype" w:hAnsi="Palatino Linotype" w:cs="Palatino Linotype"/>
                 <w:sz w:val="21"/>
                 <w:szCs w:val="21"/>
               </w:rPr>
@@ -6771,7 +6566,7 @@
             <w:proofErr w:type="spellEnd"/>
             <w:r>
               <w:rPr>
-                <w:rFonts w:ascii="Calibri" w:eastAsia="Calibri" w:hAnsi="Calibri" w:cs="Calibri"/>
+                <w:rFonts w:ascii="Palatino Linotype" w:eastAsia="Palatino Linotype" w:hAnsi="Palatino Linotype" w:cs="Palatino Linotype"/>
                 <w:sz w:val="21"/>
                 <w:szCs w:val="21"/>
               </w:rPr>
@@ -6780,7 +6575,7 @@
             <w:proofErr w:type="spellStart"/>
             <w:r>
               <w:rPr>
-                <w:rFonts w:ascii="Calibri" w:eastAsia="Calibri" w:hAnsi="Calibri" w:cs="Calibri"/>
+                <w:rFonts w:ascii="Palatino Linotype" w:eastAsia="Palatino Linotype" w:hAnsi="Palatino Linotype" w:cs="Palatino Linotype"/>
                 <w:sz w:val="21"/>
                 <w:szCs w:val="21"/>
               </w:rPr>
@@ -6789,7 +6584,7 @@
             <w:proofErr w:type="spellEnd"/>
             <w:r>
               <w:rPr>
-                <w:rFonts w:ascii="Calibri" w:eastAsia="Calibri" w:hAnsi="Calibri" w:cs="Calibri"/>
+                <w:rFonts w:ascii="Palatino Linotype" w:eastAsia="Palatino Linotype" w:hAnsi="Palatino Linotype" w:cs="Palatino Linotype"/>
                 <w:sz w:val="21"/>
                 <w:szCs w:val="21"/>
               </w:rPr>
@@ -6798,7 +6593,7 @@
             <w:proofErr w:type="spellStart"/>
             <w:r>
               <w:rPr>
-                <w:rFonts w:ascii="Calibri" w:eastAsia="Calibri" w:hAnsi="Calibri" w:cs="Calibri"/>
+                <w:rFonts w:ascii="Palatino Linotype" w:eastAsia="Palatino Linotype" w:hAnsi="Palatino Linotype" w:cs="Palatino Linotype"/>
                 <w:sz w:val="21"/>
                 <w:szCs w:val="21"/>
               </w:rPr>
@@ -6807,7 +6602,7 @@
             <w:proofErr w:type="spellEnd"/>
             <w:r>
               <w:rPr>
-                <w:rFonts w:ascii="Calibri" w:eastAsia="Calibri" w:hAnsi="Calibri" w:cs="Calibri"/>
+                <w:rFonts w:ascii="Palatino Linotype" w:eastAsia="Palatino Linotype" w:hAnsi="Palatino Linotype" w:cs="Palatino Linotype"/>
                 <w:sz w:val="21"/>
                 <w:szCs w:val="21"/>
               </w:rPr>
@@ -6816,7 +6611,7 @@
             <w:proofErr w:type="spellStart"/>
             <w:r>
               <w:rPr>
-                <w:rFonts w:ascii="Calibri" w:eastAsia="Calibri" w:hAnsi="Calibri" w:cs="Calibri"/>
+                <w:rFonts w:ascii="Palatino Linotype" w:eastAsia="Palatino Linotype" w:hAnsi="Palatino Linotype" w:cs="Palatino Linotype"/>
                 <w:sz w:val="21"/>
                 <w:szCs w:val="21"/>
               </w:rPr>
@@ -6825,7 +6620,7 @@
             <w:proofErr w:type="spellEnd"/>
             <w:r>
               <w:rPr>
-                <w:rFonts w:ascii="Calibri" w:eastAsia="Calibri" w:hAnsi="Calibri" w:cs="Calibri"/>
+                <w:rFonts w:ascii="Palatino Linotype" w:eastAsia="Palatino Linotype" w:hAnsi="Palatino Linotype" w:cs="Palatino Linotype"/>
                 <w:sz w:val="21"/>
                 <w:szCs w:val="21"/>
               </w:rPr>
@@ -6834,7 +6629,7 @@
             <w:proofErr w:type="spellStart"/>
             <w:r>
               <w:rPr>
-                <w:rFonts w:ascii="Calibri" w:eastAsia="Calibri" w:hAnsi="Calibri" w:cs="Calibri"/>
+                <w:rFonts w:ascii="Palatino Linotype" w:eastAsia="Palatino Linotype" w:hAnsi="Palatino Linotype" w:cs="Palatino Linotype"/>
                 <w:sz w:val="21"/>
                 <w:szCs w:val="21"/>
               </w:rPr>
@@ -6843,7 +6638,7 @@
             <w:proofErr w:type="spellEnd"/>
             <w:r>
               <w:rPr>
-                <w:rFonts w:ascii="Calibri" w:eastAsia="Calibri" w:hAnsi="Calibri" w:cs="Calibri"/>
+                <w:rFonts w:ascii="Palatino Linotype" w:eastAsia="Palatino Linotype" w:hAnsi="Palatino Linotype" w:cs="Palatino Linotype"/>
                 <w:sz w:val="21"/>
                 <w:szCs w:val="21"/>
               </w:rPr>
@@ -6874,7 +6669,7 @@
             </w:pPr>
             <w:r>
               <w:rPr>
-                <w:rFonts w:ascii="Calibri" w:eastAsia="Calibri" w:hAnsi="Calibri" w:cs="Calibri"/>
+                <w:rFonts w:ascii="Palatino Linotype" w:eastAsia="Palatino Linotype" w:hAnsi="Palatino Linotype" w:cs="Palatino Linotype"/>
                 <w:i/>
                 <w:iCs/>
                 <w:color w:val="595959"/>
@@ -6919,7 +6714,7 @@
             </w:pPr>
             <w:r>
               <w:rPr>
-                <w:rFonts w:ascii="Calibri" w:eastAsia="Calibri" w:hAnsi="Calibri" w:cs="Calibri"/>
+                <w:rFonts w:ascii="Palatino Linotype" w:eastAsia="Palatino Linotype" w:hAnsi="Palatino Linotype" w:cs="Palatino Linotype"/>
                 <w:sz w:val="21"/>
                 <w:szCs w:val="21"/>
               </w:rPr>
@@ -6929,7 +6724,7 @@
             <w:proofErr w:type="spellStart"/>
             <w:r>
               <w:rPr>
-                <w:rFonts w:ascii="Calibri" w:eastAsia="Calibri" w:hAnsi="Calibri" w:cs="Calibri"/>
+                <w:rFonts w:ascii="Palatino Linotype" w:eastAsia="Palatino Linotype" w:hAnsi="Palatino Linotype" w:cs="Palatino Linotype"/>
                 <w:sz w:val="21"/>
                 <w:szCs w:val="21"/>
               </w:rPr>
@@ -6938,7 +6733,7 @@
             <w:proofErr w:type="spellEnd"/>
             <w:r>
               <w:rPr>
-                <w:rFonts w:ascii="Calibri" w:eastAsia="Calibri" w:hAnsi="Calibri" w:cs="Calibri"/>
+                <w:rFonts w:ascii="Palatino Linotype" w:eastAsia="Palatino Linotype" w:hAnsi="Palatino Linotype" w:cs="Palatino Linotype"/>
                 <w:sz w:val="21"/>
                 <w:szCs w:val="21"/>
               </w:rPr>
@@ -6947,7 +6742,7 @@
             <w:proofErr w:type="spellStart"/>
             <w:r>
               <w:rPr>
-                <w:rFonts w:ascii="Calibri" w:eastAsia="Calibri" w:hAnsi="Calibri" w:cs="Calibri"/>
+                <w:rFonts w:ascii="Palatino Linotype" w:eastAsia="Palatino Linotype" w:hAnsi="Palatino Linotype" w:cs="Palatino Linotype"/>
                 <w:sz w:val="21"/>
                 <w:szCs w:val="21"/>
               </w:rPr>
@@ -6956,7 +6751,7 @@
             <w:proofErr w:type="spellEnd"/>
             <w:r>
               <w:rPr>
-                <w:rFonts w:ascii="Calibri" w:eastAsia="Calibri" w:hAnsi="Calibri" w:cs="Calibri"/>
+                <w:rFonts w:ascii="Palatino Linotype" w:eastAsia="Palatino Linotype" w:hAnsi="Palatino Linotype" w:cs="Palatino Linotype"/>
                 <w:sz w:val="21"/>
                 <w:szCs w:val="21"/>
               </w:rPr>
@@ -6965,7 +6760,7 @@
             <w:proofErr w:type="spellStart"/>
             <w:r>
               <w:rPr>
-                <w:rFonts w:ascii="Calibri" w:eastAsia="Calibri" w:hAnsi="Calibri" w:cs="Calibri"/>
+                <w:rFonts w:ascii="Palatino Linotype" w:eastAsia="Palatino Linotype" w:hAnsi="Palatino Linotype" w:cs="Palatino Linotype"/>
                 <w:sz w:val="21"/>
                 <w:szCs w:val="21"/>
               </w:rPr>
@@ -6974,7 +6769,7 @@
             <w:proofErr w:type="spellEnd"/>
             <w:r>
               <w:rPr>
-                <w:rFonts w:ascii="Calibri" w:eastAsia="Calibri" w:hAnsi="Calibri" w:cs="Calibri"/>
+                <w:rFonts w:ascii="Palatino Linotype" w:eastAsia="Palatino Linotype" w:hAnsi="Palatino Linotype" w:cs="Palatino Linotype"/>
                 <w:sz w:val="21"/>
                 <w:szCs w:val="21"/>
               </w:rPr>
@@ -6983,7 +6778,7 @@
             <w:proofErr w:type="spellStart"/>
             <w:r>
               <w:rPr>
-                <w:rFonts w:ascii="Calibri" w:eastAsia="Calibri" w:hAnsi="Calibri" w:cs="Calibri"/>
+                <w:rFonts w:ascii="Palatino Linotype" w:eastAsia="Palatino Linotype" w:hAnsi="Palatino Linotype" w:cs="Palatino Linotype"/>
                 <w:sz w:val="21"/>
                 <w:szCs w:val="21"/>
               </w:rPr>
@@ -6992,7 +6787,7 @@
             <w:proofErr w:type="spellEnd"/>
             <w:r>
               <w:rPr>
-                <w:rFonts w:ascii="Calibri" w:eastAsia="Calibri" w:hAnsi="Calibri" w:cs="Calibri"/>
+                <w:rFonts w:ascii="Palatino Linotype" w:eastAsia="Palatino Linotype" w:hAnsi="Palatino Linotype" w:cs="Palatino Linotype"/>
                 <w:sz w:val="21"/>
                 <w:szCs w:val="21"/>
               </w:rPr>
@@ -7001,7 +6796,7 @@
             <w:proofErr w:type="spellStart"/>
             <w:r>
               <w:rPr>
-                <w:rFonts w:ascii="Calibri" w:eastAsia="Calibri" w:hAnsi="Calibri" w:cs="Calibri"/>
+                <w:rFonts w:ascii="Palatino Linotype" w:eastAsia="Palatino Linotype" w:hAnsi="Palatino Linotype" w:cs="Palatino Linotype"/>
                 <w:sz w:val="21"/>
                 <w:szCs w:val="21"/>
               </w:rPr>
@@ -7010,7 +6805,7 @@
             <w:proofErr w:type="spellEnd"/>
             <w:r>
               <w:rPr>
-                <w:rFonts w:ascii="Calibri" w:eastAsia="Calibri" w:hAnsi="Calibri" w:cs="Calibri"/>
+                <w:rFonts w:ascii="Palatino Linotype" w:eastAsia="Palatino Linotype" w:hAnsi="Palatino Linotype" w:cs="Palatino Linotype"/>
                 <w:sz w:val="21"/>
                 <w:szCs w:val="21"/>
               </w:rPr>
@@ -7019,7 +6814,7 @@
             <w:proofErr w:type="spellStart"/>
             <w:r>
               <w:rPr>
-                <w:rFonts w:ascii="Calibri" w:eastAsia="Calibri" w:hAnsi="Calibri" w:cs="Calibri"/>
+                <w:rFonts w:ascii="Palatino Linotype" w:eastAsia="Palatino Linotype" w:hAnsi="Palatino Linotype" w:cs="Palatino Linotype"/>
                 <w:sz w:val="21"/>
                 <w:szCs w:val="21"/>
               </w:rPr>
@@ -7028,7 +6823,7 @@
             <w:proofErr w:type="spellEnd"/>
             <w:r>
               <w:rPr>
-                <w:rFonts w:ascii="Calibri" w:eastAsia="Calibri" w:hAnsi="Calibri" w:cs="Calibri"/>
+                <w:rFonts w:ascii="Palatino Linotype" w:eastAsia="Palatino Linotype" w:hAnsi="Palatino Linotype" w:cs="Palatino Linotype"/>
                 <w:sz w:val="21"/>
                 <w:szCs w:val="21"/>
               </w:rPr>
@@ -7037,7 +6832,7 @@
             <w:proofErr w:type="spellStart"/>
             <w:r>
               <w:rPr>
-                <w:rFonts w:ascii="Calibri" w:eastAsia="Calibri" w:hAnsi="Calibri" w:cs="Calibri"/>
+                <w:rFonts w:ascii="Palatino Linotype" w:eastAsia="Palatino Linotype" w:hAnsi="Palatino Linotype" w:cs="Palatino Linotype"/>
                 <w:sz w:val="21"/>
                 <w:szCs w:val="21"/>
               </w:rPr>
@@ -7046,7 +6841,7 @@
             <w:proofErr w:type="spellEnd"/>
             <w:r>
               <w:rPr>
-                <w:rFonts w:ascii="Calibri" w:eastAsia="Calibri" w:hAnsi="Calibri" w:cs="Calibri"/>
+                <w:rFonts w:ascii="Palatino Linotype" w:eastAsia="Palatino Linotype" w:hAnsi="Palatino Linotype" w:cs="Palatino Linotype"/>
                 <w:sz w:val="21"/>
                 <w:szCs w:val="21"/>
               </w:rPr>
@@ -7055,7 +6850,7 @@
             <w:proofErr w:type="spellStart"/>
             <w:r>
               <w:rPr>
-                <w:rFonts w:ascii="Calibri" w:eastAsia="Calibri" w:hAnsi="Calibri" w:cs="Calibri"/>
+                <w:rFonts w:ascii="Palatino Linotype" w:eastAsia="Palatino Linotype" w:hAnsi="Palatino Linotype" w:cs="Palatino Linotype"/>
                 <w:sz w:val="21"/>
                 <w:szCs w:val="21"/>
               </w:rPr>
@@ -7064,7 +6859,7 @@
             <w:proofErr w:type="spellEnd"/>
             <w:r>
               <w:rPr>
-                <w:rFonts w:ascii="Calibri" w:eastAsia="Calibri" w:hAnsi="Calibri" w:cs="Calibri"/>
+                <w:rFonts w:ascii="Palatino Linotype" w:eastAsia="Palatino Linotype" w:hAnsi="Palatino Linotype" w:cs="Palatino Linotype"/>
                 <w:sz w:val="21"/>
                 <w:szCs w:val="21"/>
               </w:rPr>
@@ -7073,7 +6868,7 @@
             <w:proofErr w:type="spellStart"/>
             <w:r>
               <w:rPr>
-                <w:rFonts w:ascii="Calibri" w:eastAsia="Calibri" w:hAnsi="Calibri" w:cs="Calibri"/>
+                <w:rFonts w:ascii="Palatino Linotype" w:eastAsia="Palatino Linotype" w:hAnsi="Palatino Linotype" w:cs="Palatino Linotype"/>
                 <w:sz w:val="21"/>
                 <w:szCs w:val="21"/>
               </w:rPr>
@@ -7082,7 +6877,7 @@
             <w:proofErr w:type="spellEnd"/>
             <w:r>
               <w:rPr>
-                <w:rFonts w:ascii="Calibri" w:eastAsia="Calibri" w:hAnsi="Calibri" w:cs="Calibri"/>
+                <w:rFonts w:ascii="Palatino Linotype" w:eastAsia="Palatino Linotype" w:hAnsi="Palatino Linotype" w:cs="Palatino Linotype"/>
                 <w:sz w:val="21"/>
                 <w:szCs w:val="21"/>
               </w:rPr>
@@ -7091,7 +6886,7 @@
             <w:proofErr w:type="spellStart"/>
             <w:r>
               <w:rPr>
-                <w:rFonts w:ascii="Calibri" w:eastAsia="Calibri" w:hAnsi="Calibri" w:cs="Calibri"/>
+                <w:rFonts w:ascii="Palatino Linotype" w:eastAsia="Palatino Linotype" w:hAnsi="Palatino Linotype" w:cs="Palatino Linotype"/>
                 <w:sz w:val="21"/>
                 <w:szCs w:val="21"/>
               </w:rPr>
@@ -7100,7 +6895,7 @@
             <w:proofErr w:type="spellEnd"/>
             <w:r>
               <w:rPr>
-                <w:rFonts w:ascii="Calibri" w:eastAsia="Calibri" w:hAnsi="Calibri" w:cs="Calibri"/>
+                <w:rFonts w:ascii="Palatino Linotype" w:eastAsia="Palatino Linotype" w:hAnsi="Palatino Linotype" w:cs="Palatino Linotype"/>
                 <w:sz w:val="21"/>
                 <w:szCs w:val="21"/>
               </w:rPr>
@@ -7109,7 +6904,7 @@
             <w:proofErr w:type="spellStart"/>
             <w:r>
               <w:rPr>
-                <w:rFonts w:ascii="Calibri" w:eastAsia="Calibri" w:hAnsi="Calibri" w:cs="Calibri"/>
+                <w:rFonts w:ascii="Palatino Linotype" w:eastAsia="Palatino Linotype" w:hAnsi="Palatino Linotype" w:cs="Palatino Linotype"/>
                 <w:sz w:val="21"/>
                 <w:szCs w:val="21"/>
               </w:rPr>
@@ -7118,7 +6913,7 @@
             <w:proofErr w:type="spellEnd"/>
             <w:r>
               <w:rPr>
-                <w:rFonts w:ascii="Calibri" w:eastAsia="Calibri" w:hAnsi="Calibri" w:cs="Calibri"/>
+                <w:rFonts w:ascii="Palatino Linotype" w:eastAsia="Palatino Linotype" w:hAnsi="Palatino Linotype" w:cs="Palatino Linotype"/>
                 <w:sz w:val="21"/>
                 <w:szCs w:val="21"/>
               </w:rPr>
@@ -7127,7 +6922,7 @@
             <w:proofErr w:type="spellStart"/>
             <w:r>
               <w:rPr>
-                <w:rFonts w:ascii="Calibri" w:eastAsia="Calibri" w:hAnsi="Calibri" w:cs="Calibri"/>
+                <w:rFonts w:ascii="Palatino Linotype" w:eastAsia="Palatino Linotype" w:hAnsi="Palatino Linotype" w:cs="Palatino Linotype"/>
                 <w:sz w:val="21"/>
                 <w:szCs w:val="21"/>
               </w:rPr>
@@ -7136,7 +6931,7 @@
             <w:proofErr w:type="spellEnd"/>
             <w:r>
               <w:rPr>
-                <w:rFonts w:ascii="Calibri" w:eastAsia="Calibri" w:hAnsi="Calibri" w:cs="Calibri"/>
+                <w:rFonts w:ascii="Palatino Linotype" w:eastAsia="Palatino Linotype" w:hAnsi="Palatino Linotype" w:cs="Palatino Linotype"/>
                 <w:sz w:val="21"/>
                 <w:szCs w:val="21"/>
               </w:rPr>
@@ -7145,7 +6940,7 @@
             <w:proofErr w:type="spellStart"/>
             <w:r>
               <w:rPr>
-                <w:rFonts w:ascii="Calibri" w:eastAsia="Calibri" w:hAnsi="Calibri" w:cs="Calibri"/>
+                <w:rFonts w:ascii="Palatino Linotype" w:eastAsia="Palatino Linotype" w:hAnsi="Palatino Linotype" w:cs="Palatino Linotype"/>
                 <w:sz w:val="21"/>
                 <w:szCs w:val="21"/>
               </w:rPr>
@@ -7154,7 +6949,7 @@
             <w:proofErr w:type="spellEnd"/>
             <w:r>
               <w:rPr>
-                <w:rFonts w:ascii="Calibri" w:eastAsia="Calibri" w:hAnsi="Calibri" w:cs="Calibri"/>
+                <w:rFonts w:ascii="Palatino Linotype" w:eastAsia="Palatino Linotype" w:hAnsi="Palatino Linotype" w:cs="Palatino Linotype"/>
                 <w:sz w:val="21"/>
                 <w:szCs w:val="21"/>
               </w:rPr>
@@ -7163,7 +6958,7 @@
             <w:proofErr w:type="spellStart"/>
             <w:r>
               <w:rPr>
-                <w:rFonts w:ascii="Calibri" w:eastAsia="Calibri" w:hAnsi="Calibri" w:cs="Calibri"/>
+                <w:rFonts w:ascii="Palatino Linotype" w:eastAsia="Palatino Linotype" w:hAnsi="Palatino Linotype" w:cs="Palatino Linotype"/>
                 <w:sz w:val="21"/>
                 <w:szCs w:val="21"/>
               </w:rPr>
@@ -7172,7 +6967,7 @@
             <w:proofErr w:type="spellEnd"/>
             <w:r>
               <w:rPr>
-                <w:rFonts w:ascii="Calibri" w:eastAsia="Calibri" w:hAnsi="Calibri" w:cs="Calibri"/>
+                <w:rFonts w:ascii="Palatino Linotype" w:eastAsia="Palatino Linotype" w:hAnsi="Palatino Linotype" w:cs="Palatino Linotype"/>
                 <w:sz w:val="21"/>
                 <w:szCs w:val="21"/>
               </w:rPr>
@@ -7181,7 +6976,7 @@
             <w:proofErr w:type="spellStart"/>
             <w:r>
               <w:rPr>
-                <w:rFonts w:ascii="Calibri" w:eastAsia="Calibri" w:hAnsi="Calibri" w:cs="Calibri"/>
+                <w:rFonts w:ascii="Palatino Linotype" w:eastAsia="Palatino Linotype" w:hAnsi="Palatino Linotype" w:cs="Palatino Linotype"/>
                 <w:sz w:val="21"/>
                 <w:szCs w:val="21"/>
               </w:rPr>
@@ -7190,7 +6985,7 @@
             <w:proofErr w:type="spellEnd"/>
             <w:r>
               <w:rPr>
-                <w:rFonts w:ascii="Calibri" w:eastAsia="Calibri" w:hAnsi="Calibri" w:cs="Calibri"/>
+                <w:rFonts w:ascii="Palatino Linotype" w:eastAsia="Palatino Linotype" w:hAnsi="Palatino Linotype" w:cs="Palatino Linotype"/>
                 <w:sz w:val="21"/>
                 <w:szCs w:val="21"/>
               </w:rPr>
@@ -7199,7 +6994,7 @@
             <w:proofErr w:type="spellStart"/>
             <w:r>
               <w:rPr>
-                <w:rFonts w:ascii="Calibri" w:eastAsia="Calibri" w:hAnsi="Calibri" w:cs="Calibri"/>
+                <w:rFonts w:ascii="Palatino Linotype" w:eastAsia="Palatino Linotype" w:hAnsi="Palatino Linotype" w:cs="Palatino Linotype"/>
                 <w:sz w:val="21"/>
                 <w:szCs w:val="21"/>
               </w:rPr>
@@ -7208,7 +7003,7 @@
             <w:proofErr w:type="spellEnd"/>
             <w:r>
               <w:rPr>
-                <w:rFonts w:ascii="Calibri" w:eastAsia="Calibri" w:hAnsi="Calibri" w:cs="Calibri"/>
+                <w:rFonts w:ascii="Palatino Linotype" w:eastAsia="Palatino Linotype" w:hAnsi="Palatino Linotype" w:cs="Palatino Linotype"/>
                 <w:sz w:val="21"/>
                 <w:szCs w:val="21"/>
               </w:rPr>
@@ -7217,7 +7012,7 @@
             <w:proofErr w:type="spellStart"/>
             <w:r>
               <w:rPr>
-                <w:rFonts w:ascii="Calibri" w:eastAsia="Calibri" w:hAnsi="Calibri" w:cs="Calibri"/>
+                <w:rFonts w:ascii="Palatino Linotype" w:eastAsia="Palatino Linotype" w:hAnsi="Palatino Linotype" w:cs="Palatino Linotype"/>
                 <w:sz w:val="21"/>
                 <w:szCs w:val="21"/>
               </w:rPr>
@@ -7226,7 +7021,7 @@
             <w:proofErr w:type="spellEnd"/>
             <w:r>
               <w:rPr>
-                <w:rFonts w:ascii="Calibri" w:eastAsia="Calibri" w:hAnsi="Calibri" w:cs="Calibri"/>
+                <w:rFonts w:ascii="Palatino Linotype" w:eastAsia="Palatino Linotype" w:hAnsi="Palatino Linotype" w:cs="Palatino Linotype"/>
                 <w:sz w:val="21"/>
                 <w:szCs w:val="21"/>
               </w:rPr>
@@ -7235,7 +7030,7 @@
             <w:proofErr w:type="spellStart"/>
             <w:r>
               <w:rPr>
-                <w:rFonts w:ascii="Calibri" w:eastAsia="Calibri" w:hAnsi="Calibri" w:cs="Calibri"/>
+                <w:rFonts w:ascii="Palatino Linotype" w:eastAsia="Palatino Linotype" w:hAnsi="Palatino Linotype" w:cs="Palatino Linotype"/>
                 <w:sz w:val="21"/>
                 <w:szCs w:val="21"/>
               </w:rPr>
@@ -7244,7 +7039,7 @@
             <w:proofErr w:type="spellEnd"/>
             <w:r>
               <w:rPr>
-                <w:rFonts w:ascii="Calibri" w:eastAsia="Calibri" w:hAnsi="Calibri" w:cs="Calibri"/>
+                <w:rFonts w:ascii="Palatino Linotype" w:eastAsia="Palatino Linotype" w:hAnsi="Palatino Linotype" w:cs="Palatino Linotype"/>
                 <w:sz w:val="21"/>
                 <w:szCs w:val="21"/>
               </w:rPr>
@@ -7275,7 +7070,7 @@
             </w:pPr>
             <w:r>
               <w:rPr>
-                <w:rFonts w:ascii="Calibri" w:eastAsia="Calibri" w:hAnsi="Calibri" w:cs="Calibri"/>
+                <w:rFonts w:ascii="Palatino Linotype" w:eastAsia="Palatino Linotype" w:hAnsi="Palatino Linotype" w:cs="Palatino Linotype"/>
                 <w:i/>
                 <w:iCs/>
                 <w:color w:val="595959"/>
@@ -7320,7 +7115,7 @@
             </w:pPr>
             <w:r>
               <w:rPr>
-                <w:rFonts w:ascii="Calibri" w:eastAsia="Calibri" w:hAnsi="Calibri" w:cs="Calibri"/>
+                <w:rFonts w:ascii="Palatino Linotype" w:eastAsia="Palatino Linotype" w:hAnsi="Palatino Linotype" w:cs="Palatino Linotype"/>
                 <w:sz w:val="21"/>
                 <w:szCs w:val="21"/>
               </w:rPr>
@@ -7329,7 +7124,7 @@
             <w:proofErr w:type="spellStart"/>
             <w:r>
               <w:rPr>
-                <w:rFonts w:ascii="Calibri" w:eastAsia="Calibri" w:hAnsi="Calibri" w:cs="Calibri"/>
+                <w:rFonts w:ascii="Palatino Linotype" w:eastAsia="Palatino Linotype" w:hAnsi="Palatino Linotype" w:cs="Palatino Linotype"/>
                 <w:sz w:val="21"/>
                 <w:szCs w:val="21"/>
               </w:rPr>
@@ -7338,7 +7133,7 @@
             <w:proofErr w:type="spellEnd"/>
             <w:r>
               <w:rPr>
-                <w:rFonts w:ascii="Calibri" w:eastAsia="Calibri" w:hAnsi="Calibri" w:cs="Calibri"/>
+                <w:rFonts w:ascii="Palatino Linotype" w:eastAsia="Palatino Linotype" w:hAnsi="Palatino Linotype" w:cs="Palatino Linotype"/>
                 <w:sz w:val="21"/>
                 <w:szCs w:val="21"/>
               </w:rPr>
@@ -7347,7 +7142,7 @@
             <w:proofErr w:type="spellStart"/>
             <w:r>
               <w:rPr>
-                <w:rFonts w:ascii="Calibri" w:eastAsia="Calibri" w:hAnsi="Calibri" w:cs="Calibri"/>
+                <w:rFonts w:ascii="Palatino Linotype" w:eastAsia="Palatino Linotype" w:hAnsi="Palatino Linotype" w:cs="Palatino Linotype"/>
                 <w:sz w:val="21"/>
                 <w:szCs w:val="21"/>
               </w:rPr>
@@ -7356,7 +7151,7 @@
             <w:proofErr w:type="spellEnd"/>
             <w:r>
               <w:rPr>
-                <w:rFonts w:ascii="Calibri" w:eastAsia="Calibri" w:hAnsi="Calibri" w:cs="Calibri"/>
+                <w:rFonts w:ascii="Palatino Linotype" w:eastAsia="Palatino Linotype" w:hAnsi="Palatino Linotype" w:cs="Palatino Linotype"/>
                 <w:sz w:val="21"/>
                 <w:szCs w:val="21"/>
               </w:rPr>
@@ -7365,7 +7160,7 @@
             <w:proofErr w:type="spellStart"/>
             <w:r>
               <w:rPr>
-                <w:rFonts w:ascii="Calibri" w:eastAsia="Calibri" w:hAnsi="Calibri" w:cs="Calibri"/>
+                <w:rFonts w:ascii="Palatino Linotype" w:eastAsia="Palatino Linotype" w:hAnsi="Palatino Linotype" w:cs="Palatino Linotype"/>
                 <w:sz w:val="21"/>
                 <w:szCs w:val="21"/>
               </w:rPr>
@@ -7374,7 +7169,7 @@
             <w:proofErr w:type="spellEnd"/>
             <w:r>
               <w:rPr>
-                <w:rFonts w:ascii="Calibri" w:eastAsia="Calibri" w:hAnsi="Calibri" w:cs="Calibri"/>
+                <w:rFonts w:ascii="Palatino Linotype" w:eastAsia="Palatino Linotype" w:hAnsi="Palatino Linotype" w:cs="Palatino Linotype"/>
                 <w:sz w:val="21"/>
                 <w:szCs w:val="21"/>
               </w:rPr>
@@ -7383,7 +7178,7 @@
             <w:proofErr w:type="spellStart"/>
             <w:r>
               <w:rPr>
-                <w:rFonts w:ascii="Calibri" w:eastAsia="Calibri" w:hAnsi="Calibri" w:cs="Calibri"/>
+                <w:rFonts w:ascii="Palatino Linotype" w:eastAsia="Palatino Linotype" w:hAnsi="Palatino Linotype" w:cs="Palatino Linotype"/>
                 <w:sz w:val="21"/>
                 <w:szCs w:val="21"/>
               </w:rPr>
@@ -7392,7 +7187,7 @@
             <w:proofErr w:type="spellEnd"/>
             <w:r>
               <w:rPr>
-                <w:rFonts w:ascii="Calibri" w:eastAsia="Calibri" w:hAnsi="Calibri" w:cs="Calibri"/>
+                <w:rFonts w:ascii="Palatino Linotype" w:eastAsia="Palatino Linotype" w:hAnsi="Palatino Linotype" w:cs="Palatino Linotype"/>
                 <w:sz w:val="21"/>
                 <w:szCs w:val="21"/>
               </w:rPr>
@@ -7401,7 +7196,7 @@
             <w:proofErr w:type="spellStart"/>
             <w:r>
               <w:rPr>
-                <w:rFonts w:ascii="Calibri" w:eastAsia="Calibri" w:hAnsi="Calibri" w:cs="Calibri"/>
+                <w:rFonts w:ascii="Palatino Linotype" w:eastAsia="Palatino Linotype" w:hAnsi="Palatino Linotype" w:cs="Palatino Linotype"/>
                 <w:sz w:val="21"/>
                 <w:szCs w:val="21"/>
               </w:rPr>
@@ -7410,7 +7205,7 @@
             <w:proofErr w:type="spellEnd"/>
             <w:r>
               <w:rPr>
-                <w:rFonts w:ascii="Calibri" w:eastAsia="Calibri" w:hAnsi="Calibri" w:cs="Calibri"/>
+                <w:rFonts w:ascii="Palatino Linotype" w:eastAsia="Palatino Linotype" w:hAnsi="Palatino Linotype" w:cs="Palatino Linotype"/>
                 <w:sz w:val="21"/>
                 <w:szCs w:val="21"/>
               </w:rPr>
@@ -7419,7 +7214,7 @@
             <w:proofErr w:type="spellStart"/>
             <w:r>
               <w:rPr>
-                <w:rFonts w:ascii="Calibri" w:eastAsia="Calibri" w:hAnsi="Calibri" w:cs="Calibri"/>
+                <w:rFonts w:ascii="Palatino Linotype" w:eastAsia="Palatino Linotype" w:hAnsi="Palatino Linotype" w:cs="Palatino Linotype"/>
                 <w:sz w:val="21"/>
                 <w:szCs w:val="21"/>
               </w:rPr>
@@ -7428,7 +7223,7 @@
             <w:proofErr w:type="spellEnd"/>
             <w:r>
               <w:rPr>
-                <w:rFonts w:ascii="Calibri" w:eastAsia="Calibri" w:hAnsi="Calibri" w:cs="Calibri"/>
+                <w:rFonts w:ascii="Palatino Linotype" w:eastAsia="Palatino Linotype" w:hAnsi="Palatino Linotype" w:cs="Palatino Linotype"/>
                 <w:sz w:val="21"/>
                 <w:szCs w:val="21"/>
               </w:rPr>
@@ -7437,7 +7232,7 @@
             <w:proofErr w:type="spellStart"/>
             <w:r>
               <w:rPr>
-                <w:rFonts w:ascii="Calibri" w:eastAsia="Calibri" w:hAnsi="Calibri" w:cs="Calibri"/>
+                <w:rFonts w:ascii="Palatino Linotype" w:eastAsia="Palatino Linotype" w:hAnsi="Palatino Linotype" w:cs="Palatino Linotype"/>
                 <w:sz w:val="21"/>
                 <w:szCs w:val="21"/>
               </w:rPr>
@@ -7446,7 +7241,7 @@
             <w:proofErr w:type="spellEnd"/>
             <w:r>
               <w:rPr>
-                <w:rFonts w:ascii="Calibri" w:eastAsia="Calibri" w:hAnsi="Calibri" w:cs="Calibri"/>
+                <w:rFonts w:ascii="Palatino Linotype" w:eastAsia="Palatino Linotype" w:hAnsi="Palatino Linotype" w:cs="Palatino Linotype"/>
                 <w:sz w:val="21"/>
                 <w:szCs w:val="21"/>
               </w:rPr>
@@ -7455,7 +7250,7 @@
             <w:proofErr w:type="spellStart"/>
             <w:r>
               <w:rPr>
-                <w:rFonts w:ascii="Calibri" w:eastAsia="Calibri" w:hAnsi="Calibri" w:cs="Calibri"/>
+                <w:rFonts w:ascii="Palatino Linotype" w:eastAsia="Palatino Linotype" w:hAnsi="Palatino Linotype" w:cs="Palatino Linotype"/>
                 <w:sz w:val="21"/>
                 <w:szCs w:val="21"/>
               </w:rPr>
@@ -7464,7 +7259,7 @@
             <w:proofErr w:type="spellEnd"/>
             <w:r>
               <w:rPr>
-                <w:rFonts w:ascii="Calibri" w:eastAsia="Calibri" w:hAnsi="Calibri" w:cs="Calibri"/>
+                <w:rFonts w:ascii="Palatino Linotype" w:eastAsia="Palatino Linotype" w:hAnsi="Palatino Linotype" w:cs="Palatino Linotype"/>
                 <w:sz w:val="21"/>
                 <w:szCs w:val="21"/>
               </w:rPr>
@@ -7473,7 +7268,7 @@
             <w:proofErr w:type="spellStart"/>
             <w:r>
               <w:rPr>
-                <w:rFonts w:ascii="Calibri" w:eastAsia="Calibri" w:hAnsi="Calibri" w:cs="Calibri"/>
+                <w:rFonts w:ascii="Palatino Linotype" w:eastAsia="Palatino Linotype" w:hAnsi="Palatino Linotype" w:cs="Palatino Linotype"/>
                 <w:sz w:val="21"/>
                 <w:szCs w:val="21"/>
               </w:rPr>
@@ -7482,7 +7277,7 @@
             <w:proofErr w:type="spellEnd"/>
             <w:r>
               <w:rPr>
-                <w:rFonts w:ascii="Calibri" w:eastAsia="Calibri" w:hAnsi="Calibri" w:cs="Calibri"/>
+                <w:rFonts w:ascii="Palatino Linotype" w:eastAsia="Palatino Linotype" w:hAnsi="Palatino Linotype" w:cs="Palatino Linotype"/>
                 <w:sz w:val="21"/>
                 <w:szCs w:val="21"/>
               </w:rPr>
@@ -7491,7 +7286,7 @@
             <w:proofErr w:type="spellStart"/>
             <w:r>
               <w:rPr>
-                <w:rFonts w:ascii="Calibri" w:eastAsia="Calibri" w:hAnsi="Calibri" w:cs="Calibri"/>
+                <w:rFonts w:ascii="Palatino Linotype" w:eastAsia="Palatino Linotype" w:hAnsi="Palatino Linotype" w:cs="Palatino Linotype"/>
                 <w:sz w:val="21"/>
                 <w:szCs w:val="21"/>
               </w:rPr>
@@ -7500,7 +7295,7 @@
             <w:proofErr w:type="spellEnd"/>
             <w:r>
               <w:rPr>
-                <w:rFonts w:ascii="Calibri" w:eastAsia="Calibri" w:hAnsi="Calibri" w:cs="Calibri"/>
+                <w:rFonts w:ascii="Palatino Linotype" w:eastAsia="Palatino Linotype" w:hAnsi="Palatino Linotype" w:cs="Palatino Linotype"/>
                 <w:sz w:val="21"/>
                 <w:szCs w:val="21"/>
               </w:rPr>
@@ -7509,7 +7304,7 @@
             <w:proofErr w:type="spellStart"/>
             <w:r>
               <w:rPr>
-                <w:rFonts w:ascii="Calibri" w:eastAsia="Calibri" w:hAnsi="Calibri" w:cs="Calibri"/>
+                <w:rFonts w:ascii="Palatino Linotype" w:eastAsia="Palatino Linotype" w:hAnsi="Palatino Linotype" w:cs="Palatino Linotype"/>
                 <w:sz w:val="21"/>
                 <w:szCs w:val="21"/>
               </w:rPr>
@@ -7518,7 +7313,7 @@
             <w:proofErr w:type="spellEnd"/>
             <w:r>
               <w:rPr>
-                <w:rFonts w:ascii="Calibri" w:eastAsia="Calibri" w:hAnsi="Calibri" w:cs="Calibri"/>
+                <w:rFonts w:ascii="Palatino Linotype" w:eastAsia="Palatino Linotype" w:hAnsi="Palatino Linotype" w:cs="Palatino Linotype"/>
                 <w:sz w:val="21"/>
                 <w:szCs w:val="21"/>
               </w:rPr>
@@ -7527,7 +7322,7 @@
             <w:proofErr w:type="spellStart"/>
             <w:r>
               <w:rPr>
-                <w:rFonts w:ascii="Calibri" w:eastAsia="Calibri" w:hAnsi="Calibri" w:cs="Calibri"/>
+                <w:rFonts w:ascii="Palatino Linotype" w:eastAsia="Palatino Linotype" w:hAnsi="Palatino Linotype" w:cs="Palatino Linotype"/>
                 <w:sz w:val="21"/>
                 <w:szCs w:val="21"/>
               </w:rPr>
@@ -7536,7 +7331,7 @@
             <w:proofErr w:type="spellEnd"/>
             <w:r>
               <w:rPr>
-                <w:rFonts w:ascii="Calibri" w:eastAsia="Calibri" w:hAnsi="Calibri" w:cs="Calibri"/>
+                <w:rFonts w:ascii="Palatino Linotype" w:eastAsia="Palatino Linotype" w:hAnsi="Palatino Linotype" w:cs="Palatino Linotype"/>
                 <w:sz w:val="21"/>
                 <w:szCs w:val="21"/>
               </w:rPr>
@@ -7545,7 +7340,7 @@
             <w:proofErr w:type="spellStart"/>
             <w:r>
               <w:rPr>
-                <w:rFonts w:ascii="Calibri" w:eastAsia="Calibri" w:hAnsi="Calibri" w:cs="Calibri"/>
+                <w:rFonts w:ascii="Palatino Linotype" w:eastAsia="Palatino Linotype" w:hAnsi="Palatino Linotype" w:cs="Palatino Linotype"/>
                 <w:sz w:val="21"/>
                 <w:szCs w:val="21"/>
               </w:rPr>
@@ -7554,7 +7349,7 @@
             <w:proofErr w:type="spellEnd"/>
             <w:r>
               <w:rPr>
-                <w:rFonts w:ascii="Calibri" w:eastAsia="Calibri" w:hAnsi="Calibri" w:cs="Calibri"/>
+                <w:rFonts w:ascii="Palatino Linotype" w:eastAsia="Palatino Linotype" w:hAnsi="Palatino Linotype" w:cs="Palatino Linotype"/>
                 <w:sz w:val="21"/>
                 <w:szCs w:val="21"/>
               </w:rPr>
@@ -7563,7 +7358,7 @@
             <w:proofErr w:type="spellStart"/>
             <w:r>
               <w:rPr>
-                <w:rFonts w:ascii="Calibri" w:eastAsia="Calibri" w:hAnsi="Calibri" w:cs="Calibri"/>
+                <w:rFonts w:ascii="Palatino Linotype" w:eastAsia="Palatino Linotype" w:hAnsi="Palatino Linotype" w:cs="Palatino Linotype"/>
                 <w:sz w:val="21"/>
                 <w:szCs w:val="21"/>
               </w:rPr>
@@ -7572,7 +7367,7 @@
             <w:proofErr w:type="spellEnd"/>
             <w:r>
               <w:rPr>
-                <w:rFonts w:ascii="Calibri" w:eastAsia="Calibri" w:hAnsi="Calibri" w:cs="Calibri"/>
+                <w:rFonts w:ascii="Palatino Linotype" w:eastAsia="Palatino Linotype" w:hAnsi="Palatino Linotype" w:cs="Palatino Linotype"/>
                 <w:sz w:val="21"/>
                 <w:szCs w:val="21"/>
               </w:rPr>
@@ -7581,7 +7376,7 @@
             <w:proofErr w:type="spellStart"/>
             <w:r>
               <w:rPr>
-                <w:rFonts w:ascii="Calibri" w:eastAsia="Calibri" w:hAnsi="Calibri" w:cs="Calibri"/>
+                <w:rFonts w:ascii="Palatino Linotype" w:eastAsia="Palatino Linotype" w:hAnsi="Palatino Linotype" w:cs="Palatino Linotype"/>
                 <w:sz w:val="21"/>
                 <w:szCs w:val="21"/>
               </w:rPr>
@@ -7590,7 +7385,7 @@
             <w:proofErr w:type="spellEnd"/>
             <w:r>
               <w:rPr>
-                <w:rFonts w:ascii="Calibri" w:eastAsia="Calibri" w:hAnsi="Calibri" w:cs="Calibri"/>
+                <w:rFonts w:ascii="Palatino Linotype" w:eastAsia="Palatino Linotype" w:hAnsi="Palatino Linotype" w:cs="Palatino Linotype"/>
                 <w:sz w:val="21"/>
                 <w:szCs w:val="21"/>
               </w:rPr>
@@ -7599,7 +7394,7 @@
             <w:proofErr w:type="spellStart"/>
             <w:r>
               <w:rPr>
-                <w:rFonts w:ascii="Calibri" w:eastAsia="Calibri" w:hAnsi="Calibri" w:cs="Calibri"/>
+                <w:rFonts w:ascii="Palatino Linotype" w:eastAsia="Palatino Linotype" w:hAnsi="Palatino Linotype" w:cs="Palatino Linotype"/>
                 <w:sz w:val="21"/>
                 <w:szCs w:val="21"/>
               </w:rPr>
@@ -7608,7 +7403,7 @@
             <w:proofErr w:type="spellEnd"/>
             <w:r>
               <w:rPr>
-                <w:rFonts w:ascii="Calibri" w:eastAsia="Calibri" w:hAnsi="Calibri" w:cs="Calibri"/>
+                <w:rFonts w:ascii="Palatino Linotype" w:eastAsia="Palatino Linotype" w:hAnsi="Palatino Linotype" w:cs="Palatino Linotype"/>
                 <w:sz w:val="21"/>
                 <w:szCs w:val="21"/>
               </w:rPr>
@@ -7617,7 +7412,7 @@
             <w:proofErr w:type="spellStart"/>
             <w:r>
               <w:rPr>
-                <w:rFonts w:ascii="Calibri" w:eastAsia="Calibri" w:hAnsi="Calibri" w:cs="Calibri"/>
+                <w:rFonts w:ascii="Palatino Linotype" w:eastAsia="Palatino Linotype" w:hAnsi="Palatino Linotype" w:cs="Palatino Linotype"/>
                 <w:sz w:val="21"/>
                 <w:szCs w:val="21"/>
               </w:rPr>
@@ -7626,7 +7421,7 @@
             <w:proofErr w:type="spellEnd"/>
             <w:r>
               <w:rPr>
-                <w:rFonts w:ascii="Calibri" w:eastAsia="Calibri" w:hAnsi="Calibri" w:cs="Calibri"/>
+                <w:rFonts w:ascii="Palatino Linotype" w:eastAsia="Palatino Linotype" w:hAnsi="Palatino Linotype" w:cs="Palatino Linotype"/>
                 <w:sz w:val="21"/>
                 <w:szCs w:val="21"/>
               </w:rPr>
@@ -7635,7 +7430,7 @@
             <w:proofErr w:type="spellStart"/>
             <w:r>
               <w:rPr>
-                <w:rFonts w:ascii="Calibri" w:eastAsia="Calibri" w:hAnsi="Calibri" w:cs="Calibri"/>
+                <w:rFonts w:ascii="Palatino Linotype" w:eastAsia="Palatino Linotype" w:hAnsi="Palatino Linotype" w:cs="Palatino Linotype"/>
                 <w:sz w:val="21"/>
                 <w:szCs w:val="21"/>
               </w:rPr>
@@ -7644,7 +7439,7 @@
             <w:proofErr w:type="spellEnd"/>
             <w:r>
               <w:rPr>
-                <w:rFonts w:ascii="Calibri" w:eastAsia="Calibri" w:hAnsi="Calibri" w:cs="Calibri"/>
+                <w:rFonts w:ascii="Palatino Linotype" w:eastAsia="Palatino Linotype" w:hAnsi="Palatino Linotype" w:cs="Palatino Linotype"/>
                 <w:sz w:val="21"/>
                 <w:szCs w:val="21"/>
               </w:rPr>
@@ -7653,7 +7448,7 @@
             <w:proofErr w:type="spellStart"/>
             <w:r>
               <w:rPr>
-                <w:rFonts w:ascii="Calibri" w:eastAsia="Calibri" w:hAnsi="Calibri" w:cs="Calibri"/>
+                <w:rFonts w:ascii="Palatino Linotype" w:eastAsia="Palatino Linotype" w:hAnsi="Palatino Linotype" w:cs="Palatino Linotype"/>
                 <w:sz w:val="21"/>
                 <w:szCs w:val="21"/>
               </w:rPr>
@@ -7662,7 +7457,7 @@
             <w:proofErr w:type="spellEnd"/>
             <w:r>
               <w:rPr>
-                <w:rFonts w:ascii="Calibri" w:eastAsia="Calibri" w:hAnsi="Calibri" w:cs="Calibri"/>
+                <w:rFonts w:ascii="Palatino Linotype" w:eastAsia="Palatino Linotype" w:hAnsi="Palatino Linotype" w:cs="Palatino Linotype"/>
                 <w:sz w:val="21"/>
                 <w:szCs w:val="21"/>
               </w:rPr>
@@ -7693,7 +7488,7 @@
             </w:pPr>
             <w:r>
               <w:rPr>
-                <w:rFonts w:ascii="Calibri" w:eastAsia="Calibri" w:hAnsi="Calibri" w:cs="Calibri"/>
+                <w:rFonts w:ascii="Palatino Linotype" w:eastAsia="Palatino Linotype" w:hAnsi="Palatino Linotype" w:cs="Palatino Linotype"/>
                 <w:i/>
                 <w:iCs/>
                 <w:color w:val="595959"/>
@@ -7766,7 +7561,7 @@
             <w:proofErr w:type="spellStart"/>
             <w:r>
               <w:rPr>
-                <w:rFonts w:ascii="Calibri" w:eastAsia="Calibri" w:hAnsi="Calibri" w:cs="Calibri"/>
+                <w:rFonts w:ascii="Palatino Linotype" w:eastAsia="Palatino Linotype" w:hAnsi="Palatino Linotype" w:cs="Palatino Linotype"/>
                 <w:sz w:val="21"/>
                 <w:szCs w:val="21"/>
               </w:rPr>
@@ -7775,7 +7570,7 @@
             <w:proofErr w:type="spellEnd"/>
             <w:r>
               <w:rPr>
-                <w:rFonts w:ascii="Calibri" w:eastAsia="Calibri" w:hAnsi="Calibri" w:cs="Calibri"/>
+                <w:rFonts w:ascii="Palatino Linotype" w:eastAsia="Palatino Linotype" w:hAnsi="Palatino Linotype" w:cs="Palatino Linotype"/>
                 <w:sz w:val="21"/>
                 <w:szCs w:val="21"/>
               </w:rPr>
@@ -7784,7 +7579,7 @@
             <w:proofErr w:type="spellStart"/>
             <w:r>
               <w:rPr>
-                <w:rFonts w:ascii="Calibri" w:eastAsia="Calibri" w:hAnsi="Calibri" w:cs="Calibri"/>
+                <w:rFonts w:ascii="Palatino Linotype" w:eastAsia="Palatino Linotype" w:hAnsi="Palatino Linotype" w:cs="Palatino Linotype"/>
                 <w:sz w:val="21"/>
                 <w:szCs w:val="21"/>
               </w:rPr>
@@ -7793,7 +7588,7 @@
             <w:proofErr w:type="spellEnd"/>
             <w:r>
               <w:rPr>
-                <w:rFonts w:ascii="Calibri" w:eastAsia="Calibri" w:hAnsi="Calibri" w:cs="Calibri"/>
+                <w:rFonts w:ascii="Palatino Linotype" w:eastAsia="Palatino Linotype" w:hAnsi="Palatino Linotype" w:cs="Palatino Linotype"/>
                 <w:sz w:val="21"/>
                 <w:szCs w:val="21"/>
               </w:rPr>
@@ -7802,7 +7597,7 @@
             <w:proofErr w:type="spellStart"/>
             <w:r>
               <w:rPr>
-                <w:rFonts w:ascii="Calibri" w:eastAsia="Calibri" w:hAnsi="Calibri" w:cs="Calibri"/>
+                <w:rFonts w:ascii="Palatino Linotype" w:eastAsia="Palatino Linotype" w:hAnsi="Palatino Linotype" w:cs="Palatino Linotype"/>
                 <w:sz w:val="21"/>
                 <w:szCs w:val="21"/>
               </w:rPr>
@@ -7811,7 +7606,7 @@
             <w:proofErr w:type="spellEnd"/>
             <w:r>
               <w:rPr>
-                <w:rFonts w:ascii="Calibri" w:eastAsia="Calibri" w:hAnsi="Calibri" w:cs="Calibri"/>
+                <w:rFonts w:ascii="Palatino Linotype" w:eastAsia="Palatino Linotype" w:hAnsi="Palatino Linotype" w:cs="Palatino Linotype"/>
                 <w:sz w:val="21"/>
                 <w:szCs w:val="21"/>
               </w:rPr>
@@ -7820,7 +7615,7 @@
             <w:proofErr w:type="spellStart"/>
             <w:r>
               <w:rPr>
-                <w:rFonts w:ascii="Calibri" w:eastAsia="Calibri" w:hAnsi="Calibri" w:cs="Calibri"/>
+                <w:rFonts w:ascii="Palatino Linotype" w:eastAsia="Palatino Linotype" w:hAnsi="Palatino Linotype" w:cs="Palatino Linotype"/>
                 <w:sz w:val="21"/>
                 <w:szCs w:val="21"/>
               </w:rPr>
@@ -7829,7 +7624,7 @@
             <w:proofErr w:type="spellEnd"/>
             <w:r>
               <w:rPr>
-                <w:rFonts w:ascii="Calibri" w:eastAsia="Calibri" w:hAnsi="Calibri" w:cs="Calibri"/>
+                <w:rFonts w:ascii="Palatino Linotype" w:eastAsia="Palatino Linotype" w:hAnsi="Palatino Linotype" w:cs="Palatino Linotype"/>
                 <w:sz w:val="21"/>
                 <w:szCs w:val="21"/>
               </w:rPr>
@@ -7838,7 +7633,7 @@
             <w:proofErr w:type="spellStart"/>
             <w:r>
               <w:rPr>
-                <w:rFonts w:ascii="Calibri" w:eastAsia="Calibri" w:hAnsi="Calibri" w:cs="Calibri"/>
+                <w:rFonts w:ascii="Palatino Linotype" w:eastAsia="Palatino Linotype" w:hAnsi="Palatino Linotype" w:cs="Palatino Linotype"/>
                 <w:sz w:val="21"/>
                 <w:szCs w:val="21"/>
               </w:rPr>
@@ -7847,7 +7642,7 @@
             <w:proofErr w:type="spellEnd"/>
             <w:r>
               <w:rPr>
-                <w:rFonts w:ascii="Calibri" w:eastAsia="Calibri" w:hAnsi="Calibri" w:cs="Calibri"/>
+                <w:rFonts w:ascii="Palatino Linotype" w:eastAsia="Palatino Linotype" w:hAnsi="Palatino Linotype" w:cs="Palatino Linotype"/>
                 <w:sz w:val="21"/>
                 <w:szCs w:val="21"/>
               </w:rPr>
@@ -7856,7 +7651,7 @@
             <w:proofErr w:type="spellStart"/>
             <w:r>
               <w:rPr>
-                <w:rFonts w:ascii="Calibri" w:eastAsia="Calibri" w:hAnsi="Calibri" w:cs="Calibri"/>
+                <w:rFonts w:ascii="Palatino Linotype" w:eastAsia="Palatino Linotype" w:hAnsi="Palatino Linotype" w:cs="Palatino Linotype"/>
                 <w:sz w:val="21"/>
                 <w:szCs w:val="21"/>
               </w:rPr>
@@ -7865,7 +7660,7 @@
             <w:proofErr w:type="spellEnd"/>
             <w:r>
               <w:rPr>
-                <w:rFonts w:ascii="Calibri" w:eastAsia="Calibri" w:hAnsi="Calibri" w:cs="Calibri"/>
+                <w:rFonts w:ascii="Palatino Linotype" w:eastAsia="Palatino Linotype" w:hAnsi="Palatino Linotype" w:cs="Palatino Linotype"/>
                 <w:sz w:val="21"/>
                 <w:szCs w:val="21"/>
               </w:rPr>
@@ -7874,7 +7669,7 @@
             <w:proofErr w:type="spellStart"/>
             <w:r>
               <w:rPr>
-                <w:rFonts w:ascii="Calibri" w:eastAsia="Calibri" w:hAnsi="Calibri" w:cs="Calibri"/>
+                <w:rFonts w:ascii="Palatino Linotype" w:eastAsia="Palatino Linotype" w:hAnsi="Palatino Linotype" w:cs="Palatino Linotype"/>
                 <w:sz w:val="21"/>
                 <w:szCs w:val="21"/>
               </w:rPr>
@@ -7883,7 +7678,7 @@
             <w:proofErr w:type="spellEnd"/>
             <w:r>
               <w:rPr>
-                <w:rFonts w:ascii="Calibri" w:eastAsia="Calibri" w:hAnsi="Calibri" w:cs="Calibri"/>
+                <w:rFonts w:ascii="Palatino Linotype" w:eastAsia="Palatino Linotype" w:hAnsi="Palatino Linotype" w:cs="Palatino Linotype"/>
                 <w:sz w:val="21"/>
                 <w:szCs w:val="21"/>
               </w:rPr>
@@ -7892,7 +7687,7 @@
             <w:proofErr w:type="spellStart"/>
             <w:r>
               <w:rPr>
-                <w:rFonts w:ascii="Calibri" w:eastAsia="Calibri" w:hAnsi="Calibri" w:cs="Calibri"/>
+                <w:rFonts w:ascii="Palatino Linotype" w:eastAsia="Palatino Linotype" w:hAnsi="Palatino Linotype" w:cs="Palatino Linotype"/>
                 <w:sz w:val="21"/>
                 <w:szCs w:val="21"/>
               </w:rPr>
@@ -7901,7 +7696,7 @@
             <w:proofErr w:type="spellEnd"/>
             <w:r>
               <w:rPr>
-                <w:rFonts w:ascii="Calibri" w:eastAsia="Calibri" w:hAnsi="Calibri" w:cs="Calibri"/>
+                <w:rFonts w:ascii="Palatino Linotype" w:eastAsia="Palatino Linotype" w:hAnsi="Palatino Linotype" w:cs="Palatino Linotype"/>
                 <w:sz w:val="21"/>
                 <w:szCs w:val="21"/>
               </w:rPr>
@@ -7910,7 +7705,7 @@
             <w:proofErr w:type="spellStart"/>
             <w:r>
               <w:rPr>
-                <w:rFonts w:ascii="Calibri" w:eastAsia="Calibri" w:hAnsi="Calibri" w:cs="Calibri"/>
+                <w:rFonts w:ascii="Palatino Linotype" w:eastAsia="Palatino Linotype" w:hAnsi="Palatino Linotype" w:cs="Palatino Linotype"/>
                 <w:sz w:val="21"/>
                 <w:szCs w:val="21"/>
               </w:rPr>
@@ -7919,7 +7714,7 @@
             <w:proofErr w:type="spellEnd"/>
             <w:r>
               <w:rPr>
-                <w:rFonts w:ascii="Calibri" w:eastAsia="Calibri" w:hAnsi="Calibri" w:cs="Calibri"/>
+                <w:rFonts w:ascii="Palatino Linotype" w:eastAsia="Palatino Linotype" w:hAnsi="Palatino Linotype" w:cs="Palatino Linotype"/>
                 <w:sz w:val="21"/>
                 <w:szCs w:val="21"/>
               </w:rPr>
@@ -7928,7 +7723,7 @@
             <w:proofErr w:type="spellStart"/>
             <w:r>
               <w:rPr>
-                <w:rFonts w:ascii="Calibri" w:eastAsia="Calibri" w:hAnsi="Calibri" w:cs="Calibri"/>
+                <w:rFonts w:ascii="Palatino Linotype" w:eastAsia="Palatino Linotype" w:hAnsi="Palatino Linotype" w:cs="Palatino Linotype"/>
                 <w:sz w:val="21"/>
                 <w:szCs w:val="21"/>
               </w:rPr>
@@ -7937,7 +7732,7 @@
             <w:proofErr w:type="spellEnd"/>
             <w:r>
               <w:rPr>
-                <w:rFonts w:ascii="Calibri" w:eastAsia="Calibri" w:hAnsi="Calibri" w:cs="Calibri"/>
+                <w:rFonts w:ascii="Palatino Linotype" w:eastAsia="Palatino Linotype" w:hAnsi="Palatino Linotype" w:cs="Palatino Linotype"/>
                 <w:sz w:val="21"/>
                 <w:szCs w:val="21"/>
               </w:rPr>
@@ -7968,7 +7763,7 @@
             </w:pPr>
             <w:r>
               <w:rPr>
-                <w:rFonts w:ascii="Calibri" w:eastAsia="Calibri" w:hAnsi="Calibri" w:cs="Calibri"/>
+                <w:rFonts w:ascii="Palatino Linotype" w:eastAsia="Palatino Linotype" w:hAnsi="Palatino Linotype" w:cs="Palatino Linotype"/>
                 <w:i/>
                 <w:iCs/>
                 <w:color w:val="595959"/>
@@ -7979,7 +7774,7 @@
             </w:r>
             <w:r>
               <w:rPr>
-                <w:rFonts w:ascii="Calibri" w:eastAsia="Calibri" w:hAnsi="Calibri" w:cs="Calibri"/>
+                <w:rFonts w:ascii="Palatino Linotype" w:eastAsia="Palatino Linotype" w:hAnsi="Palatino Linotype" w:cs="Palatino Linotype"/>
                 <w:i/>
                 <w:iCs/>
                 <w:color w:val="595959"/>
@@ -7990,7 +7785,7 @@
             </w:r>
             <w:r>
               <w:rPr>
-                <w:rFonts w:ascii="Calibri" w:eastAsia="Calibri" w:hAnsi="Calibri" w:cs="Calibri"/>
+                <w:rFonts w:ascii="Palatino Linotype" w:eastAsia="Palatino Linotype" w:hAnsi="Palatino Linotype" w:cs="Palatino Linotype"/>
                 <w:i/>
                 <w:iCs/>
                 <w:color w:val="595959"/>
@@ -8009,7 +7804,7 @@
       </w:pPr>
       <w:r>
         <w:rPr>
-          <w:rFonts w:ascii="Calibri" w:eastAsia="Calibri" w:hAnsi="Calibri" w:cs="Calibri"/>
+          <w:rFonts w:ascii="Palatino Linotype" w:eastAsia="Palatino Linotype" w:hAnsi="Palatino Linotype" w:cs="Palatino Linotype"/>
           <w:sz w:val="21"/>
           <w:szCs w:val="21"/>
         </w:rPr>
@@ -8061,7 +7856,7 @@
             <w:proofErr w:type="spellStart"/>
             <w:r>
               <w:rPr>
-                <w:rFonts w:ascii="Calibri" w:eastAsia="Calibri" w:hAnsi="Calibri" w:cs="Calibri"/>
+                <w:rFonts w:ascii="Palatino Linotype" w:eastAsia="Palatino Linotype" w:hAnsi="Palatino Linotype" w:cs="Palatino Linotype"/>
                 <w:b/>
                 <w:bCs/>
                 <w:sz w:val="21"/>
@@ -8072,7 +7867,7 @@
             <w:proofErr w:type="spellEnd"/>
             <w:r>
               <w:rPr>
-                <w:rFonts w:ascii="Calibri" w:eastAsia="Calibri" w:hAnsi="Calibri" w:cs="Calibri"/>
+                <w:rFonts w:ascii="Palatino Linotype" w:eastAsia="Palatino Linotype" w:hAnsi="Palatino Linotype" w:cs="Palatino Linotype"/>
                 <w:b/>
                 <w:bCs/>
                 <w:sz w:val="21"/>
@@ -8083,7 +7878,7 @@
             <w:proofErr w:type="spellStart"/>
             <w:r>
               <w:rPr>
-                <w:rFonts w:ascii="Calibri" w:eastAsia="Calibri" w:hAnsi="Calibri" w:cs="Calibri"/>
+                <w:rFonts w:ascii="Palatino Linotype" w:eastAsia="Palatino Linotype" w:hAnsi="Palatino Linotype" w:cs="Palatino Linotype"/>
                 <w:b/>
                 <w:bCs/>
                 <w:sz w:val="21"/>
@@ -8094,7 +7889,7 @@
             <w:proofErr w:type="spellEnd"/>
             <w:r>
               <w:rPr>
-                <w:rFonts w:ascii="Calibri" w:eastAsia="Calibri" w:hAnsi="Calibri" w:cs="Calibri"/>
+                <w:rFonts w:ascii="Palatino Linotype" w:eastAsia="Palatino Linotype" w:hAnsi="Palatino Linotype" w:cs="Palatino Linotype"/>
                 <w:b/>
                 <w:bCs/>
                 <w:sz w:val="21"/>
@@ -8109,7 +7904,7 @@
             </w:pPr>
             <w:r>
               <w:rPr>
-                <w:rFonts w:ascii="Calibri" w:eastAsia="Calibri" w:hAnsi="Calibri" w:cs="Calibri"/>
+                <w:rFonts w:ascii="Palatino Linotype" w:eastAsia="Palatino Linotype" w:hAnsi="Palatino Linotype" w:cs="Palatino Linotype"/>
                 <w:i/>
                 <w:iCs/>
                 <w:color w:val="595959"/>
@@ -8166,7 +7961,7 @@
                   <w:proofErr w:type="spellStart"/>
                   <w:r>
                     <w:rPr>
-                      <w:rFonts w:ascii="Calibri" w:eastAsia="Calibri" w:hAnsi="Calibri" w:cs="Calibri"/>
+                      <w:rFonts w:ascii="Palatino Linotype" w:eastAsia="Palatino Linotype" w:hAnsi="Palatino Linotype" w:cs="Palatino Linotype"/>
                       <w:color w:val="808080"/>
                       <w:sz w:val="18"/>
                       <w:szCs w:val="18"/>
@@ -8181,7 +7976,7 @@
                   </w:pPr>
                   <w:r>
                     <w:rPr>
-                      <w:rFonts w:ascii="Calibri" w:eastAsia="Calibri" w:hAnsi="Calibri" w:cs="Calibri"/>
+                      <w:rFonts w:ascii="Palatino Linotype" w:eastAsia="Palatino Linotype" w:hAnsi="Palatino Linotype" w:cs="Palatino Linotype"/>
                       <w:color w:val="808080"/>
                       <w:sz w:val="18"/>
                       <w:szCs w:val="18"/>
@@ -8195,7 +7990,7 @@
                   </w:pPr>
                   <w:r>
                     <w:rPr>
-                      <w:rFonts w:ascii="Calibri" w:eastAsia="Calibri" w:hAnsi="Calibri" w:cs="Calibri"/>
+                      <w:rFonts w:ascii="Palatino Linotype" w:eastAsia="Palatino Linotype" w:hAnsi="Palatino Linotype" w:cs="Palatino Linotype"/>
                       <w:i/>
                       <w:iCs/>
                       <w:color w:val="808080"/>
@@ -8207,7 +8002,7 @@
                   <w:proofErr w:type="spellStart"/>
                   <w:r>
                     <w:rPr>
-                      <w:rFonts w:ascii="Calibri" w:eastAsia="Calibri" w:hAnsi="Calibri" w:cs="Calibri"/>
+                      <w:rFonts w:ascii="Palatino Linotype" w:eastAsia="Palatino Linotype" w:hAnsi="Palatino Linotype" w:cs="Palatino Linotype"/>
                       <w:i/>
                       <w:iCs/>
                       <w:color w:val="808080"/>
@@ -8219,7 +8014,7 @@
                   <w:proofErr w:type="spellEnd"/>
                   <w:r>
                     <w:rPr>
-                      <w:rFonts w:ascii="Calibri" w:eastAsia="Calibri" w:hAnsi="Calibri" w:cs="Calibri"/>
+                      <w:rFonts w:ascii="Palatino Linotype" w:eastAsia="Palatino Linotype" w:hAnsi="Palatino Linotype" w:cs="Palatino Linotype"/>
                       <w:i/>
                       <w:iCs/>
                       <w:color w:val="808080"/>
@@ -8243,7 +8038,7 @@
             </w:pPr>
             <w:r>
               <w:rPr>
-                <w:rFonts w:ascii="Calibri" w:eastAsia="Calibri" w:hAnsi="Calibri" w:cs="Calibri"/>
+                <w:rFonts w:ascii="Palatino Linotype" w:eastAsia="Palatino Linotype" w:hAnsi="Palatino Linotype" w:cs="Palatino Linotype"/>
                 <w:sz w:val="21"/>
                 <w:szCs w:val="21"/>
               </w:rPr>
@@ -8256,7 +8051,7 @@
             </w:pPr>
             <w:r>
               <w:rPr>
-                <w:rFonts w:ascii="Calibri" w:eastAsia="Calibri" w:hAnsi="Calibri" w:cs="Calibri"/>
+                <w:rFonts w:ascii="Palatino Linotype" w:eastAsia="Palatino Linotype" w:hAnsi="Palatino Linotype" w:cs="Palatino Linotype"/>
                 <w:sz w:val="21"/>
                 <w:szCs w:val="21"/>
               </w:rPr>
@@ -8265,7 +8060,7 @@
             <w:proofErr w:type="gramStart"/>
             <w:r>
               <w:rPr>
-                <w:rFonts w:ascii="Calibri" w:eastAsia="Calibri" w:hAnsi="Calibri" w:cs="Calibri"/>
+                <w:rFonts w:ascii="Palatino Linotype" w:eastAsia="Palatino Linotype" w:hAnsi="Palatino Linotype" w:cs="Palatino Linotype"/>
                 <w:sz w:val="21"/>
                 <w:szCs w:val="21"/>
               </w:rPr>
@@ -8274,7 +8069,7 @@
             <w:proofErr w:type="gramEnd"/>
             <w:r>
               <w:rPr>
-                <w:rFonts w:ascii="Calibri" w:eastAsia="Calibri" w:hAnsi="Calibri" w:cs="Calibri"/>
+                <w:rFonts w:ascii="Palatino Linotype" w:eastAsia="Palatino Linotype" w:hAnsi="Palatino Linotype" w:cs="Palatino Linotype"/>
                 <w:sz w:val="21"/>
                 <w:szCs w:val="21"/>
               </w:rPr>
@@ -8283,7 +8078,7 @@
             <w:proofErr w:type="spellStart"/>
             <w:r>
               <w:rPr>
-                <w:rFonts w:ascii="Calibri" w:eastAsia="Calibri" w:hAnsi="Calibri" w:cs="Calibri"/>
+                <w:rFonts w:ascii="Palatino Linotype" w:eastAsia="Palatino Linotype" w:hAnsi="Palatino Linotype" w:cs="Palatino Linotype"/>
                 <w:sz w:val="21"/>
                 <w:szCs w:val="21"/>
               </w:rPr>
@@ -8292,7 +8087,7 @@
             <w:proofErr w:type="spellEnd"/>
             <w:r>
               <w:rPr>
-                <w:rFonts w:ascii="Calibri" w:eastAsia="Calibri" w:hAnsi="Calibri" w:cs="Calibri"/>
+                <w:rFonts w:ascii="Palatino Linotype" w:eastAsia="Palatino Linotype" w:hAnsi="Palatino Linotype" w:cs="Palatino Linotype"/>
                 <w:sz w:val="21"/>
                 <w:szCs w:val="21"/>
               </w:rPr>
@@ -8306,7 +8101,7 @@
             <w:proofErr w:type="spellStart"/>
             <w:r>
               <w:rPr>
-                <w:rFonts w:ascii="Calibri" w:eastAsia="Calibri" w:hAnsi="Calibri" w:cs="Calibri"/>
+                <w:rFonts w:ascii="Palatino Linotype" w:eastAsia="Palatino Linotype" w:hAnsi="Palatino Linotype" w:cs="Palatino Linotype"/>
                 <w:sz w:val="21"/>
                 <w:szCs w:val="21"/>
               </w:rPr>
@@ -8315,7 +8110,7 @@
             <w:proofErr w:type="spellEnd"/>
             <w:r>
               <w:rPr>
-                <w:rFonts w:ascii="Calibri" w:eastAsia="Calibri" w:hAnsi="Calibri" w:cs="Calibri"/>
+                <w:rFonts w:ascii="Palatino Linotype" w:eastAsia="Palatino Linotype" w:hAnsi="Palatino Linotype" w:cs="Palatino Linotype"/>
                 <w:sz w:val="21"/>
                 <w:szCs w:val="21"/>
               </w:rPr>
@@ -8324,7 +8119,7 @@
             <w:proofErr w:type="gramStart"/>
             <w:r>
               <w:rPr>
-                <w:rFonts w:ascii="Calibri" w:eastAsia="Calibri" w:hAnsi="Calibri" w:cs="Calibri"/>
+                <w:rFonts w:ascii="Palatino Linotype" w:eastAsia="Palatino Linotype" w:hAnsi="Palatino Linotype" w:cs="Palatino Linotype"/>
                 <w:sz w:val="21"/>
                 <w:szCs w:val="21"/>
               </w:rPr>
@@ -8333,7 +8128,7 @@
             <w:proofErr w:type="gramEnd"/>
             <w:r>
               <w:rPr>
-                <w:rFonts w:ascii="Calibri" w:eastAsia="Calibri" w:hAnsi="Calibri" w:cs="Calibri"/>
+                <w:rFonts w:ascii="Palatino Linotype" w:eastAsia="Palatino Linotype" w:hAnsi="Palatino Linotype" w:cs="Palatino Linotype"/>
                 <w:sz w:val="21"/>
                 <w:szCs w:val="21"/>
               </w:rPr>
@@ -8344,7 +8139,7 @@
             <w:proofErr w:type="spellStart"/>
             <w:r>
               <w:rPr>
-                <w:rFonts w:ascii="Calibri" w:eastAsia="Calibri" w:hAnsi="Calibri" w:cs="Calibri"/>
+                <w:rFonts w:ascii="Palatino Linotype" w:eastAsia="Palatino Linotype" w:hAnsi="Palatino Linotype" w:cs="Palatino Linotype"/>
                 <w:sz w:val="21"/>
                 <w:szCs w:val="21"/>
               </w:rPr>
@@ -8353,7 +8148,7 @@
             <w:proofErr w:type="spellEnd"/>
             <w:r>
               <w:rPr>
-                <w:rFonts w:ascii="Calibri" w:eastAsia="Calibri" w:hAnsi="Calibri" w:cs="Calibri"/>
+                <w:rFonts w:ascii="Palatino Linotype" w:eastAsia="Palatino Linotype" w:hAnsi="Palatino Linotype" w:cs="Palatino Linotype"/>
                 <w:sz w:val="21"/>
                 <w:szCs w:val="21"/>
               </w:rPr>
@@ -8362,7 +8157,7 @@
             <w:proofErr w:type="gramStart"/>
             <w:r>
               <w:rPr>
-                <w:rFonts w:ascii="Calibri" w:eastAsia="Calibri" w:hAnsi="Calibri" w:cs="Calibri"/>
+                <w:rFonts w:ascii="Palatino Linotype" w:eastAsia="Palatino Linotype" w:hAnsi="Palatino Linotype" w:cs="Palatino Linotype"/>
                 <w:sz w:val="21"/>
                 <w:szCs w:val="21"/>
               </w:rPr>
@@ -8371,7 +8166,7 @@
             <w:proofErr w:type="gramEnd"/>
             <w:r>
               <w:rPr>
-                <w:rFonts w:ascii="Calibri" w:eastAsia="Calibri" w:hAnsi="Calibri" w:cs="Calibri"/>
+                <w:rFonts w:ascii="Palatino Linotype" w:eastAsia="Palatino Linotype" w:hAnsi="Palatino Linotype" w:cs="Palatino Linotype"/>
                 <w:sz w:val="21"/>
                 <w:szCs w:val="21"/>
               </w:rPr>
@@ -8393,7 +8188,7 @@
             <w:proofErr w:type="spellStart"/>
             <w:r>
               <w:rPr>
-                <w:rFonts w:ascii="Calibri" w:eastAsia="Calibri" w:hAnsi="Calibri" w:cs="Calibri"/>
+                <w:rFonts w:ascii="Palatino Linotype" w:eastAsia="Palatino Linotype" w:hAnsi="Palatino Linotype" w:cs="Palatino Linotype"/>
                 <w:b/>
                 <w:bCs/>
                 <w:sz w:val="21"/>
@@ -8404,7 +8199,7 @@
             <w:proofErr w:type="spellEnd"/>
             <w:r>
               <w:rPr>
-                <w:rFonts w:ascii="Calibri" w:eastAsia="Calibri" w:hAnsi="Calibri" w:cs="Calibri"/>
+                <w:rFonts w:ascii="Palatino Linotype" w:eastAsia="Palatino Linotype" w:hAnsi="Palatino Linotype" w:cs="Palatino Linotype"/>
                 <w:b/>
                 <w:bCs/>
                 <w:sz w:val="21"/>
@@ -8415,7 +8210,7 @@
             <w:proofErr w:type="spellStart"/>
             <w:r>
               <w:rPr>
-                <w:rFonts w:ascii="Calibri" w:eastAsia="Calibri" w:hAnsi="Calibri" w:cs="Calibri"/>
+                <w:rFonts w:ascii="Palatino Linotype" w:eastAsia="Palatino Linotype" w:hAnsi="Palatino Linotype" w:cs="Palatino Linotype"/>
                 <w:b/>
                 <w:bCs/>
                 <w:sz w:val="21"/>
@@ -8426,7 +8221,7 @@
             <w:proofErr w:type="spellEnd"/>
             <w:r>
               <w:rPr>
-                <w:rFonts w:ascii="Calibri" w:eastAsia="Calibri" w:hAnsi="Calibri" w:cs="Calibri"/>
+                <w:rFonts w:ascii="Palatino Linotype" w:eastAsia="Palatino Linotype" w:hAnsi="Palatino Linotype" w:cs="Palatino Linotype"/>
                 <w:b/>
                 <w:bCs/>
                 <w:sz w:val="21"/>
@@ -8437,7 +8232,7 @@
             <w:proofErr w:type="spellStart"/>
             <w:r>
               <w:rPr>
-                <w:rFonts w:ascii="Calibri" w:eastAsia="Calibri" w:hAnsi="Calibri" w:cs="Calibri"/>
+                <w:rFonts w:ascii="Palatino Linotype" w:eastAsia="Palatino Linotype" w:hAnsi="Palatino Linotype" w:cs="Palatino Linotype"/>
                 <w:b/>
                 <w:bCs/>
                 <w:sz w:val="21"/>
@@ -8448,7 +8243,7 @@
             <w:proofErr w:type="spellEnd"/>
             <w:r>
               <w:rPr>
-                <w:rFonts w:ascii="Calibri" w:eastAsia="Calibri" w:hAnsi="Calibri" w:cs="Calibri"/>
+                <w:rFonts w:ascii="Palatino Linotype" w:eastAsia="Palatino Linotype" w:hAnsi="Palatino Linotype" w:cs="Palatino Linotype"/>
                 <w:b/>
                 <w:bCs/>
                 <w:sz w:val="21"/>
@@ -8463,7 +8258,7 @@
             </w:pPr>
             <w:r>
               <w:rPr>
-                <w:rFonts w:ascii="Calibri" w:eastAsia="Calibri" w:hAnsi="Calibri" w:cs="Calibri"/>
+                <w:rFonts w:ascii="Palatino Linotype" w:eastAsia="Palatino Linotype" w:hAnsi="Palatino Linotype" w:cs="Palatino Linotype"/>
                 <w:i/>
                 <w:iCs/>
                 <w:color w:val="595959"/>
@@ -8480,7 +8275,7 @@
             <w:pPr>
               <w:spacing w:after="40"/>
               <w:rPr>
-                <w:rFonts w:ascii="Calibri" w:eastAsia="Calibri" w:hAnsi="Calibri" w:cs="Calibri"/>
+                <w:rFonts w:ascii="Palatino Linotype" w:eastAsia="Palatino Linotype" w:hAnsi="Palatino Linotype" w:cs="Palatino Linotype"/>
                 <w:sz w:val="21"/>
                 <w:szCs w:val="21"/>
               </w:rPr>
@@ -8492,7 +8287,7 @@
             </w:pPr>
             <w:r>
               <w:rPr>
-                <w:rFonts w:ascii="Calibri" w:eastAsia="Calibri" w:hAnsi="Calibri" w:cs="Calibri"/>
+                <w:rFonts w:ascii="Palatino Linotype" w:eastAsia="Palatino Linotype" w:hAnsi="Palatino Linotype" w:cs="Palatino Linotype"/>
                 <w:sz w:val="21"/>
                 <w:szCs w:val="21"/>
               </w:rPr>
@@ -8505,7 +8300,7 @@
             </w:pPr>
             <w:r>
               <w:rPr>
-                <w:rFonts w:ascii="Calibri" w:eastAsia="Calibri" w:hAnsi="Calibri" w:cs="Calibri"/>
+                <w:rFonts w:ascii="Palatino Linotype" w:eastAsia="Palatino Linotype" w:hAnsi="Palatino Linotype" w:cs="Palatino Linotype"/>
                 <w:sz w:val="21"/>
                 <w:szCs w:val="21"/>
               </w:rPr>
@@ -8514,7 +8309,7 @@
             <w:proofErr w:type="gramStart"/>
             <w:r>
               <w:rPr>
-                <w:rFonts w:ascii="Calibri" w:eastAsia="Calibri" w:hAnsi="Calibri" w:cs="Calibri"/>
+                <w:rFonts w:ascii="Palatino Linotype" w:eastAsia="Palatino Linotype" w:hAnsi="Palatino Linotype" w:cs="Palatino Linotype"/>
                 <w:sz w:val="21"/>
                 <w:szCs w:val="21"/>
               </w:rPr>
@@ -8523,7 +8318,7 @@
             <w:proofErr w:type="gramEnd"/>
             <w:r>
               <w:rPr>
-                <w:rFonts w:ascii="Calibri" w:eastAsia="Calibri" w:hAnsi="Calibri" w:cs="Calibri"/>
+                <w:rFonts w:ascii="Palatino Linotype" w:eastAsia="Palatino Linotype" w:hAnsi="Palatino Linotype" w:cs="Palatino Linotype"/>
                 <w:sz w:val="21"/>
                 <w:szCs w:val="21"/>
               </w:rPr>
@@ -8537,7 +8332,7 @@
             <w:proofErr w:type="spellStart"/>
             <w:r>
               <w:rPr>
-                <w:rFonts w:ascii="Calibri" w:eastAsia="Calibri" w:hAnsi="Calibri" w:cs="Calibri"/>
+                <w:rFonts w:ascii="Palatino Linotype" w:eastAsia="Palatino Linotype" w:hAnsi="Palatino Linotype" w:cs="Palatino Linotype"/>
                 <w:sz w:val="21"/>
                 <w:szCs w:val="21"/>
               </w:rPr>
@@ -8546,7 +8341,7 @@
             <w:proofErr w:type="spellEnd"/>
             <w:r>
               <w:rPr>
-                <w:rFonts w:ascii="Calibri" w:eastAsia="Calibri" w:hAnsi="Calibri" w:cs="Calibri"/>
+                <w:rFonts w:ascii="Palatino Linotype" w:eastAsia="Palatino Linotype" w:hAnsi="Palatino Linotype" w:cs="Palatino Linotype"/>
                 <w:sz w:val="21"/>
                 <w:szCs w:val="21"/>
               </w:rPr>
@@ -8555,7 +8350,7 @@
             <w:proofErr w:type="gramStart"/>
             <w:r>
               <w:rPr>
-                <w:rFonts w:ascii="Calibri" w:eastAsia="Calibri" w:hAnsi="Calibri" w:cs="Calibri"/>
+                <w:rFonts w:ascii="Palatino Linotype" w:eastAsia="Palatino Linotype" w:hAnsi="Palatino Linotype" w:cs="Palatino Linotype"/>
                 <w:sz w:val="21"/>
                 <w:szCs w:val="21"/>
               </w:rPr>
@@ -8563,7 +8358,7 @@
             </w:r>
             <w:r>
               <w:rPr>
-                <w:rFonts w:ascii="Calibri" w:eastAsia="Calibri" w:hAnsi="Calibri" w:cs="Calibri"/>
+                <w:rFonts w:ascii="Palatino Linotype" w:eastAsia="Palatino Linotype" w:hAnsi="Palatino Linotype" w:cs="Palatino Linotype"/>
                 <w:sz w:val="21"/>
                 <w:szCs w:val="21"/>
               </w:rPr>
@@ -8572,7 +8367,7 @@
             <w:proofErr w:type="gramEnd"/>
             <w:r>
               <w:rPr>
-                <w:rFonts w:ascii="Calibri" w:eastAsia="Calibri" w:hAnsi="Calibri" w:cs="Calibri"/>
+                <w:rFonts w:ascii="Palatino Linotype" w:eastAsia="Palatino Linotype" w:hAnsi="Palatino Linotype" w:cs="Palatino Linotype"/>
                 <w:sz w:val="21"/>
                 <w:szCs w:val="21"/>
               </w:rPr>
@@ -8583,7 +8378,7 @@
             <w:proofErr w:type="spellStart"/>
             <w:r>
               <w:rPr>
-                <w:rFonts w:ascii="Calibri" w:eastAsia="Calibri" w:hAnsi="Calibri" w:cs="Calibri"/>
+                <w:rFonts w:ascii="Palatino Linotype" w:eastAsia="Palatino Linotype" w:hAnsi="Palatino Linotype" w:cs="Palatino Linotype"/>
                 <w:sz w:val="21"/>
                 <w:szCs w:val="21"/>
               </w:rPr>
@@ -8592,7 +8387,7 @@
             <w:proofErr w:type="spellEnd"/>
             <w:r>
               <w:rPr>
-                <w:rFonts w:ascii="Calibri" w:eastAsia="Calibri" w:hAnsi="Calibri" w:cs="Calibri"/>
+                <w:rFonts w:ascii="Palatino Linotype" w:eastAsia="Palatino Linotype" w:hAnsi="Palatino Linotype" w:cs="Palatino Linotype"/>
                 <w:sz w:val="21"/>
                 <w:szCs w:val="21"/>
               </w:rPr>
@@ -8601,7 +8396,7 @@
             <w:proofErr w:type="gramStart"/>
             <w:r>
               <w:rPr>
-                <w:rFonts w:ascii="Calibri" w:eastAsia="Calibri" w:hAnsi="Calibri" w:cs="Calibri"/>
+                <w:rFonts w:ascii="Palatino Linotype" w:eastAsia="Palatino Linotype" w:hAnsi="Palatino Linotype" w:cs="Palatino Linotype"/>
                 <w:sz w:val="21"/>
                 <w:szCs w:val="21"/>
               </w:rPr>
@@ -8610,7 +8405,7 @@
             <w:proofErr w:type="gramEnd"/>
             <w:r>
               <w:rPr>
-                <w:rFonts w:ascii="Calibri" w:eastAsia="Calibri" w:hAnsi="Calibri" w:cs="Calibri"/>
+                <w:rFonts w:ascii="Palatino Linotype" w:eastAsia="Palatino Linotype" w:hAnsi="Palatino Linotype" w:cs="Palatino Linotype"/>
                 <w:sz w:val="21"/>
                 <w:szCs w:val="21"/>
               </w:rPr>
@@ -11475,7 +11270,7 @@
       <w:ind w:right="142"/>
     </w:pPr>
     <w:rPr>
-      <w:rFonts w:ascii="Georgia" w:eastAsia="Arial" w:hAnsi="Georgia"/>
+      <w:rFonts w:ascii="Georgia" w:eastAsia="Palatino Linotype" w:hAnsi="Georgia"/>
       <w:sz w:val="19"/>
       <w:szCs w:val="19"/>
       <w:lang w:val="en-NZ"/>
@@ -11498,7 +11293,7 @@
         <w:jc w:val="left"/>
       </w:pPr>
       <w:rPr>
-        <w:rFonts w:ascii="Arial" w:hAnsi="Arial"/>
+        <w:rFonts w:ascii="Palatino Linotype" w:hAnsi="Palatino Linotype"/>
         <w:b/>
         <w:sz w:val="18"/>
       </w:rPr>
@@ -11520,7 +11315,7 @@
       <w:ind w:right="142"/>
     </w:pPr>
     <w:rPr>
-      <w:rFonts w:ascii="Georgia" w:eastAsia="Arial" w:hAnsi="Georgia"/>
+      <w:rFonts w:ascii="Georgia" w:eastAsia="Palatino Linotype" w:hAnsi="Georgia"/>
       <w:sz w:val="19"/>
       <w:szCs w:val="19"/>
       <w:lang w:val="en-NZ"/>
@@ -11543,7 +11338,7 @@
         <w:jc w:val="left"/>
       </w:pPr>
       <w:rPr>
-        <w:rFonts w:ascii="Arial" w:hAnsi="Arial"/>
+        <w:rFonts w:ascii="Palatino Linotype" w:hAnsi="Palatino Linotype"/>
         <w:b/>
         <w:sz w:val="18"/>
       </w:rPr>
@@ -11565,7 +11360,7 @@
       <w:ind w:right="142"/>
     </w:pPr>
     <w:rPr>
-      <w:rFonts w:ascii="Georgia" w:eastAsia="Arial" w:hAnsi="Georgia"/>
+      <w:rFonts w:ascii="Georgia" w:eastAsia="Palatino Linotype" w:hAnsi="Georgia"/>
       <w:sz w:val="19"/>
       <w:szCs w:val="19"/>
       <w:lang w:val="en-NZ"/>
@@ -11588,7 +11383,7 @@
         <w:jc w:val="left"/>
       </w:pPr>
       <w:rPr>
-        <w:rFonts w:ascii="Arial" w:hAnsi="Arial"/>
+        <w:rFonts w:ascii="Palatino Linotype" w:hAnsi="Palatino Linotype"/>
         <w:b/>
         <w:sz w:val="18"/>
       </w:rPr>
@@ -11610,7 +11405,7 @@
       <w:spacing w:before="100" w:beforeAutospacing="1" w:after="100" w:afterAutospacing="1" w:line="240" w:lineRule="auto"/>
     </w:pPr>
     <w:rPr>
-      <w:rFonts w:ascii="Times New Roman" w:eastAsia="Times New Roman" w:hAnsi="Times New Roman" w:cs="Times New Roman"/>
+      <w:rFonts w:ascii="Palatino Linotype" w:eastAsia="Palatino Linotype" w:hAnsi="Palatino Linotype" w:cs="Palatino Linotype"/>
       <w:sz w:val="24"/>
       <w:szCs w:val="24"/>
       <w:lang w:eastAsia="en-AU"/>
